--- a/Ravichandran_MultiOmics_LungCancer_npjPO_2026.docx
+++ b/Ravichandran_MultiOmics_LungCancer_npjPO_2026.docx
@@ -4,80 +4,55 @@
   <w:body>
     <w:p>
       <w:pPr>
-        <w:spacing w:after="360"/>
         <w:jc w:val="center"/>
       </w:pPr>
       <w:r>
         <w:rPr>
+          <w:rFonts w:ascii="Arial" w:hAnsi="Arial"/>
           <w:b/>
           <w:sz w:val="32"/>
         </w:rPr>
-        <w:t>Multi-Omics and AI in Lung Cancer:</w:t>
-        <w:br/>
-        <w:t>Gaps in Integration, Stratification, and Translation</w:t>
+        <w:t>Multi-Omics and AI in Lung Cancer: Gaps in Integration, Stratification, and Translation</w:t>
       </w:r>
     </w:p>
+    <w:p/>
     <w:p>
       <w:pPr>
-        <w:spacing w:after="120"/>
         <w:jc w:val="center"/>
       </w:pPr>
       <w:r>
         <w:rPr>
-          <w:b/>
-          <w:sz w:val="24"/>
+          <w:rFonts w:ascii="Arial" w:hAnsi="Arial"/>
+          <w:b w:val="0"/>
+          <w:i w:val="0"/>
         </w:rPr>
-        <w:t>Vignesh Ravichandran</w:t>
-      </w:r>
-      <w:r>
-        <w:rPr>
-          <w:sz w:val="24"/>
-          <w:vertAlign w:val="superscript"/>
-        </w:rPr>
-        <w:t>1</w:t>
-      </w:r>
-      <w:r>
-        <w:rPr>
-          <w:sz w:val="24"/>
-        </w:rPr>
-        <w:t>, Suchismita Ray</w:t>
-      </w:r>
-      <w:r>
-        <w:rPr>
-          <w:sz w:val="24"/>
-          <w:vertAlign w:val="superscript"/>
-        </w:rPr>
-        <w:t>1</w:t>
+        <w:t>Vignesh Ravichandran¹, Suchismita Ray¹</w:t>
       </w:r>
     </w:p>
+    <w:p/>
     <w:p>
       <w:pPr>
-        <w:spacing w:after="120"/>
         <w:jc w:val="center"/>
       </w:pPr>
       <w:r>
         <w:rPr>
-          <w:sz w:val="20"/>
-          <w:vertAlign w:val="superscript"/>
+          <w:rFonts w:ascii="Arial" w:hAnsi="Arial"/>
+          <w:b w:val="0"/>
+          <w:i/>
         </w:rPr>
-        <w:t>1</w:t>
-      </w:r>
-      <w:r>
-        <w:rPr>
-          <w:i/>
-          <w:sz w:val="20"/>
-        </w:rPr>
-        <w:t>Digital Health Institute, Rutgers University, New Brunswick, NJ, USA</w:t>
+        <w:t>¹ Digital Health Institute, Rutgers University, New Brunswick, NJ, USA</w:t>
       </w:r>
     </w:p>
+    <w:p/>
     <w:p>
       <w:pPr>
-        <w:spacing w:after="480"/>
         <w:jc w:val="center"/>
       </w:pPr>
       <w:r>
         <w:rPr>
-          <w:sz w:val="20"/>
+          <w:rFonts w:ascii="Arial" w:hAnsi="Arial"/>
+          <w:b w:val="0"/>
+          <w:i w:val="0"/>
         </w:rPr>
         <w:t>Correspondence: vignesh.ravichandran@rutgers.edu</w:t>
       </w:r>
@@ -96,12 +71,14 @@
       </w:r>
     </w:p>
     <w:p>
-      <w:pPr>
-        <w:spacing w:line="480" w:lineRule="auto"/>
-        <w:ind w:firstLine="567"/>
-      </w:pPr>
+      <w:pPr/>
       <w:r>
-        <w:t>Lung cancer remains the leading cause of cancer death, yet multi-omics integration and AI/ML approaches have not achieved clinical translation. We review 66,879 papers across 12 themes and census 25 integration studies, identifying critical gaps: survival-based feature selection that collapses biological heterogeneity, absent sex- and never-smoker-stratified analyses, TCGA data monoculture, and missing modalities. We propose a hierarchical framework bridging molecular taxonomy with clinical utility.</w:t>
+        <w:rPr>
+          <w:rFonts w:ascii="Arial" w:hAnsi="Arial"/>
+          <w:b w:val="0"/>
+          <w:i w:val="0"/>
+        </w:rPr>
+        <w:t>Lung cancer remains the leading cause of cancer death worldwide. While multi-omics integration and artificial intelligence promise to transform molecular classification and treatment selection, critical gaps persist. We systematically reviewed 66,879 papers across 12 thematic domains and conducted a focused census of 25 multi-omics integration studies in lung cancer. We identify a fundamental methodological divide: 72% of studies use the MOVICS framework, 88% depend on TCGA data, and the majority employ survival-based feature selection that collapses biological heterogeneity into binary risk categories. Sex-stratified and never-smoker-focused multi-omics analyses are virtually absent. No study integrates clinical features as competing inputs alongside molecular data. Zero studies are prospective, and zero have produced companion diagnostics. We propose a hierarchical framework that preserves biological taxonomy while enabling clinical risk stratification, and outline priorities for closing these translational gaps.</w:t>
       </w:r>
     </w:p>
     <w:p>
@@ -118,30 +95,23 @@
       </w:r>
     </w:p>
     <w:p>
-      <w:pPr>
-        <w:spacing w:line="480" w:lineRule="auto"/>
-        <w:ind w:firstLine="567"/>
-      </w:pPr>
+      <w:pPr/>
       <w:r>
-        <w:t>Lung cancer accounts for approximately 1.8 million deaths annually worldwide. Non-small cell lung cancer (NSCLC) comprises ~85% of cases, with lung adenocarcinoma (LUAD) and squamous cell carcinoma (LUSC) as predominant subtypes. Despite advances in targeted therapies and immune checkpoint blockade, 5-year survival remains below 25%, reflecting the inadequacy of current molecular classifications to capture the biological complexity driving treatment response and clinical outcomes.</w:t>
-      </w:r>
-    </w:p>
-    <w:p>
-      <w:pPr>
-        <w:spacing w:line="480" w:lineRule="auto"/>
-        <w:ind w:firstLine="567"/>
-      </w:pPr>
-      <w:r>
-        <w:t>The Cancer Genome Atlas (TCGA) established foundational molecular landscapes for LUAD [1] and LUSC [2], revealing them as distinct diseases. The Clinical Proteomic Tumor Analysis Consortium (CPTAC) demonstrated that protein-level alterations frequently diverge from genomic predictions, identifying druggable targets invisible to DNA sequencing [3-5]. Small cell lung cancer (SCLC) has been reclassified into four transcription factor-defined subtypes with distinct vulnerabilities [6,7]. These advances have expanded actionable targets but revealed the inadequacy of single-omics approaches.</w:t>
-      </w:r>
-    </w:p>
-    <w:p>
-      <w:pPr>
-        <w:spacing w:line="480" w:lineRule="auto"/>
-        <w:ind w:firstLine="567"/>
-      </w:pPr>
-      <w:r>
-        <w:t>Multi-omics integration -- simultaneous analysis of genomic, transcriptomic, epigenomic, and proteomic data -- promises to overcome these limitations [8,9]. Concurrently, AI/ML has been applied across the lung cancer continuum, from histopathology-based molecular prediction [10] to multi-modal survival modeling [11]. Yet translation into clinical practice has been hampered by reproducibility concerns, algorithmic bias, and absent prospective validation. Here, we review the multi-omics and AI/ML landscape in lung cancer, drawing on a systematic search of 66,879 papers across 12 themes and a focused census of 25 integration studies, to identify critical methodological gaps and propose solutions.</w:t>
+        <w:rPr>
+          <w:rFonts w:ascii="Arial" w:hAnsi="Arial"/>
+          <w:b w:val="0"/>
+          <w:i w:val="0"/>
+        </w:rPr>
+        <w:t>Lung cancer is the most commonly diagnosed malignancy and the leading cause of cancer mortality worldwide, accounting for approximately 1.8 million deaths annually. Non-small cell lung cancer (NSCLC) constitutes roughly 85% of diagnoses, with lung adenocarcinoma (LUAD) representing approximately 40% and lung squamous cell carcinoma (LUSC) approximately 30% of cases. Despite transformative advances in targeted therapy—including osimertinib for EGFR-mutant disease, sotorasib and adagrasib for KRAS G12C, and crizotinib and alectinib for ALK-rearranged tumors—and the broad deployment of immune checkpoint inhibitors such as pembrolizumab and atezolizumab, five-year survival remains a sobering 16–25% across stages.</w:t>
+        <w:br/>
+        <w:br/>
+        <w:t>The genomic era has fundamentally reframed our understanding of lung cancer biology. The Cancer Genome Atlas (TCGA) established LUAD and LUSC as molecularly distinct diseases with divergent driver landscapes and therapeutic vulnerabilities [1,2]. The Clinical Proteomic Tumor Analysis Consortium (CPTAC) extended these insights to the proteomic and phosphoproteomic layers, revealing that protein-level biology frequently diverges from genomic predictions and exposing druggable kinase activation events invisible to DNA sequencing alone [3–5]. In parallel, small cell lung cancer (SCLC) has been reclassified from a monolithic entity into four transcription-factor-defined subtypes—ASCL1, NEUROD1, POU2F3, and YAP1—each with distinct therapeutic sensitivities [6,7].</w:t>
+        <w:br/>
+        <w:br/>
+        <w:t>Multi-omics integration methods—including iCluster [8], Similarity Network Fusion (SNF) [9], and consensus frameworks such as MOVICS [18]—promise to capture cross-layer regulatory relationships that no single platform can resolve. Concurrently, artificial intelligence and machine learning approaches have demonstrated remarkable capacity: deep learning models now classify histological subtypes and predict driver mutations directly from hematoxylin and eosin (H&amp;E)-stained slides [10], multimodal architectures fuse histopathology with genomic data to improve prognostic prediction [11], and foundation models pre-trained on millions of pathology images are emerging as general-purpose encoders for diverse downstream tasks [12,13].</w:t>
+        <w:br/>
+        <w:br/>
+        <w:t>Yet translation has stalled. Reproducibility failures, population bias, and the absence of prospective validation have prevented multi-omics and AI discoveries from reaching clinical practice. In this review, we systematically analyzed 66,879 papers across 12 thematic domains and conducted a focused census of 25 multi-omics integration studies in lung cancer. We identify a critical methodological divide in feature selection philosophy, document pervasive gaps in population representation, and propose a hierarchical framework for integration that preserves biological taxonomy while enabling clinical stratification (Table 1; Fig. 1).</w:t>
       </w:r>
     </w:p>
     <w:p>
@@ -153,21 +123,26 @@
       </w:r>
     </w:p>
     <w:p>
-      <w:pPr>
-        <w:spacing w:line="480" w:lineRule="auto"/>
-        <w:ind w:firstLine="567"/>
-      </w:pPr>
+      <w:pPr/>
       <w:r>
-        <w:t>TCGA integrated mRNA, miRNA, methylation, and protein data from 230 LUAD tumors, establishing EGFR, KRAS, and ALK as principal drivers and defining three transcriptional subtypes [1]. The LUSC characterization revealed TP53 mutations in &gt;90% of cases, FGFR1/SOX2 amplifications, and four molecular subtypes [2]. Co-mutation patterns -- particularly KRAS/STK11 and KRAS/KEAP1 -- define biologically distinct subgroups with differential immunotherapy sensitivity [12]. CPTAC proteogenomic studies identified therapeutic vulnerabilities through phosphoproteomic profiling that genomics alone would have missed [3-5]. East Asian populations demonstrated unique EGFR-pathway rewiring in never-smoker LUAD [5].</w:t>
-      </w:r>
-    </w:p>
-    <w:p>
-      <w:pPr>
-        <w:spacing w:line="480" w:lineRule="auto"/>
-        <w:ind w:firstLine="567"/>
-      </w:pPr>
-      <w:r>
-        <w:t>SCLC has been reclassified by dominant transcription factors: ASCL1, NEUROD1, POU2F3, and YAP1 [6], validated by immunohistochemistry [7] and recent proteogenomic characterization [13]. Histologic transformation, particularly NSCLC-to-SCLC conversion under TKI pressure, has emerged as a mechanism of acquired resistance [14]. Rare subtypes remain molecularly understudied [15]. Critically, most large-scale studies were conducted in European-ancestry cohorts, and sex-stratified characterization has rarely been performed.</w:t>
+        <w:rPr>
+          <w:rFonts w:ascii="Arial" w:hAnsi="Arial"/>
+          <w:b w:val="0"/>
+          <w:i w:val="0"/>
+        </w:rPr>
+        <w:t>The molecular landscape of lung cancer is defined by histology-specific driver events, co-mutation patterns that modify treatment response, and proteomic divergence from genomic predictions. In LUAD, TCGA profiling identified recurrent drivers in EGFR, KRAS, ALK, ROS1, and BRAF, alongside three transcriptional subtypes—terminal respiratory unit (TRU), proximal-inflammatory (PI), and proximal-proliferative (PP)—that correlate with clinical behavior and immune contexture [1]. LUSC, by contrast, is dominated by near-universal TP53 mutation (&gt;90%), amplifications in FGFR1 and SOX2, and four expression-based subtypes with distinct metabolic and immune features [2]. The absence of targetable oncogenic drivers in LUSC remains a central therapeutic challenge.</w:t>
+        <w:br/>
+        <w:br/>
+        <w:t>Co-mutation context profoundly shapes biology and treatment response. Skoulidis and Heymach demonstrated that KRAS-mutant LUAD segregates into biologically and clinically distinct subgroups defined by co-occurring alterations: KRAS/STK11 (immune-inert, immunotherapy-resistant), KRAS/KEAP1 (metabolically dysregulated, chemotherapy-resistant), and KRAS/TP53 (inflamed, immunotherapy-responsive) [14]. These co-mutation patterns are invisible to single-gene testing and illustrate why multi-dimensional molecular characterization is essential.</w:t>
+        <w:br/>
+        <w:br/>
+        <w:t>CPTAC proteogenomic studies have revealed a consistent theme: protein abundance and phosphorylation frequently diverge from mRNA predictions. Gillette et al. identified druggable kinase activations in LUAD that were undetectable at the transcript level [3]. Xu et al. confirmed proteomic-specific subtypes in an independent Chinese cohort [4]. Chen et al. characterized never-smoker LUAD in East Asian patients, uncovering unique EGFR-pathway rewiring and estrogen receptor signaling that suggests sex- and exposure-specific therapeutic vulnerabilities [5].</w:t>
+        <w:br/>
+        <w:br/>
+        <w:t>SCLC has undergone a parallel molecular reclassification. Rudin et al. proposed four subtypes defined by dominant transcription factor expression—ASCL1 (SCLC-A), NEUROD1 (SCLC-N), POU2F3 (SCLC-P), and YAP1 (SCLC-Y)—each with distinct therapeutic sensitivities [6,7]. Recent proteogenomic characterization by Liu et al. has further refined these subtypes and identified subtype-specific druggable targets, including metabolic vulnerabilities in SCLC-A and immune checkpoint dependencies in SCLC-Y [15]. Histologic transformation—particularly NSCLC-to-SCLC conversion under TKI pressure—adds temporal complexity that static multi-omics snapshots cannot capture [16].</w:t>
+        <w:br/>
+        <w:br/>
+        <w:t>A pervasive limitation across these landmark studies is population bias. The majority derive from European-ancestry cohorts, sex-stratified analyses are rare, and never-smoker populations remain underrepresented despite comprising 10–25% of global lung cancer diagnoses (Fig. 1).</w:t>
       </w:r>
     </w:p>
     <w:p>
@@ -175,7 +150,7 @@
         <w:pStyle w:val="Heading1"/>
       </w:pPr>
       <w:r>
-        <w:t>Multi-omics integration and the feature selection problem</w:t>
+        <w:t>Multi-omics integration methods and the feature selection problem</w:t>
       </w:r>
     </w:p>
     <w:p>
@@ -187,12 +162,17 @@
       </w:r>
     </w:p>
     <w:p>
-      <w:pPr>
-        <w:spacing w:line="480" w:lineRule="auto"/>
-        <w:ind w:firstLine="567"/>
-      </w:pPr>
+      <w:pPr/>
       <w:r>
-        <w:t>Integration methods have evolved from iCluster joint latent variable modeling [8] through Similarity Network Fusion (SNF) [9], MOFA+ Bayesian factor analysis [16], to MOVICS consensus clustering across ten algorithms [17]. Benchmarking reveals no single method dominates [18,19]. Deep learning approaches including variational autoencoders and graph neural networks show promise but require larger datasets [20,21]. Methods for spatial or temporal multi-omics integration remain nascent [22].</w:t>
+        <w:rPr>
+          <w:rFonts w:ascii="Arial" w:hAnsi="Arial"/>
+          <w:b w:val="0"/>
+          <w:i w:val="0"/>
+        </w:rPr>
+        <w:t>A growing ecosystem of computational methods enables the joint analysis of multiple molecular data types. iCluster models shared latent variables across platforms using penalized matrix decomposition, providing statistically rigorous subtype discovery but suffering from Gaussian assumptions and computational cost that limits scalability [8]. Similarity Network Fusion (SNF) constructs patient-similarity networks for each data type and iteratively fuses them, preserving local structure but requiring careful selection of the number of clusters K [9]. MOFA+ employs Bayesian group factor analysis to decompose variation across data modalities into interpretable latent factors, excelling at variance attribution but not directly producing discrete subtypes [17]. MOVICS provides a consensus framework that runs up to 10 clustering algorithms simultaneously and identifies robust subtypes via consensus, offering flexibility at the cost of computational intensity [18].</w:t>
+        <w:br/>
+        <w:br/>
+        <w:t>Systematic benchmarking has revealed that no single method consistently outperforms others across datasets and cancer types [19,20]. Performance depends heavily on the fusion strategy (early, intermediate, or late), the number and type of omics layers, and critically, on the feature selection approach applied before integration [20]. Deep learning approaches—including variational autoencoders, graph neural networks, and transformer architectures—offer the theoretical advantage of capturing non-linear cross-modal relationships, but their data hunger poses a practical barrier in oncology where cohort sizes rarely exceed several hundred [21,22]. Spatial and temporal integration methods remain nascent, with few frameworks designed to handle the unique data structures of spatial transcriptomics or longitudinal sampling [23] (Table 2).</w:t>
       </w:r>
     </w:p>
     <w:p>
@@ -204,21 +184,26 @@
       </w:r>
     </w:p>
     <w:p>
-      <w:pPr>
-        <w:spacing w:line="480" w:lineRule="auto"/>
-        <w:ind w:firstLine="567"/>
-      </w:pPr>
+      <w:pPr/>
       <w:r>
-        <w:t>Our systematic census of 25 multi-omics lung cancer studies reveals that feature selection strategy -- not integration algorithm -- is the most consequential methodological choice. Of 18 MOVICS-based studies (72%), 13 employ supervised Cox regression filtering, retaining ~2,000-3,500 survival-associated features and invariably yielding 2 subtypes (high-risk vs. low-risk). Only 3 studies use unsupervised variance-based selection with ~10,000 features, yielding 4-5 biologically distinct subtypes with unique molecular hallmarks and therapeutic vulnerabilities [23].</w:t>
-      </w:r>
-    </w:p>
-    <w:p>
-      <w:pPr>
-        <w:spacing w:line="480" w:lineRule="auto"/>
-        <w:ind w:firstLine="567"/>
-      </w:pPr>
-      <w:r>
-        <w:t>This divide has profound consequences. Prognosis-first approaches collapse biologically distinct subtypes sharing similar survival into single categories, losing mechanistic information needed for precision therapy. Immune-excluded and metabolically dysfunctional tumors may both have poor prognosis but require fundamentally different treatments. Zou et al. demonstrated that variance-based clustering reveals 4 LUAD subtypes with distinct drug sensitivities invisible under binary classification [23]. Furthermore, clinical features (age, stage, smoking status, sex) are almost never integrated as input features, and no study tests whether molecular features add incremental value over clinical predictors alone. Feature selection is predominantly univariate, ignoring multivariate approaches such as elastic net, WGCNA modules, or stability selection [24]. Additionally, 88% of studies rely on TCGA, zero use DIABLO despite its success in breast cancer, and zero include metabolomics or spatial omics [24].</w:t>
+        <w:rPr>
+          <w:rFonts w:ascii="Arial" w:hAnsi="Arial"/>
+          <w:b w:val="0"/>
+          <w:i w:val="0"/>
+        </w:rPr>
+        <w:t>Our census of 25 multi-omics integration studies in lung cancer reveals a fundamental methodological divide that has not been previously described. Of 25 studies, 18 (72%) employ the MOVICS framework, and 22 (88%) rely exclusively on TCGA data. More consequentially, two philosophically distinct approaches to feature selection produce dramatically different biological conclusions.</w:t>
+        <w:br/>
+        <w:br/>
+        <w:t>The first approach, adopted by 13 of 18 MOVICS studies, uses Cox proportional hazards regression to select features significantly associated with overall survival (typically p &lt; 0.05 or p &lt; 0.01). This supervised, prognosis-first strategy typically retains 2,000–3,500 features and converges on two subtypes—invariably labeled ‘high-risk’ and ‘low-risk.’ The second approach, used by 3 of 18 MOVICS studies, selects features based on variance metrics such as median absolute deviation (MAD) or standard deviation (SD). This unsupervised, biology-first strategy retains approximately 10,000 features and discovers 4–5 subtypes with distinct molecular hallmarks.</w:t>
+        <w:br/>
+        <w:br/>
+        <w:t>The hidden problem with the prognosis-first approach is that it merges biologically distinct subtypes that happen to share similar survival outcomes into a single risk category. For instance, immune-excluded tumors (which might benefit from anti-angiogenic agents) and metabolically dysfunctional tumors (which might respond to metabolic inhibitors) both confer poor prognosis and are therefore collapsed into the same ‘high-risk’ group. This conflation sacrifices the biological resolution needed for precision therapy selection.</w:t>
+        <w:br/>
+        <w:br/>
+        <w:t>Zou et al. demonstrated the value of the biology-first approach: their variance-based multi-omics clustering of LUAD revealed four subtypes with distinct sensitivities to cisplatin, paclitaxel, docetaxel, and immunotherapy—therapeutic distinctions that would be invisible in a binary risk framework [24]. The two NMF-based studies using institutional cohorts (Zhang et al., n=122; Zhong et al., n=101) similarly recovered biologically coherent subtypes by avoiding survival-driven feature selection.</w:t>
+        <w:br/>
+        <w:br/>
+        <w:t>Several additional methodological gaps emerge from our census. Clinical features—including age, stage, smoking history, sex, and ECOG performance status—are almost never incorporated as input features alongside molecular data. No study tests the incremental predictive value of molecular features over clinical variables alone. Feature selection is overwhelmingly univariate, testing one gene at a time; multivariate methods such as elastic net regularization, weighted gene co-expression network analysis (WGCNA), and stability selection are not used. DIABLO, a supervised multi-omics method that has shown success in breast cancer biomarker discovery, has zero applications in lung cancer. Notably, zero studies incorporate metabolomics or spatial omics data, representing substantial gaps in the omics landscape being interrogated (Table 1; Fig. 2).</w:t>
       </w:r>
     </w:p>
     <w:p>
@@ -226,25 +211,30 @@
         <w:pStyle w:val="Heading1"/>
       </w:pPr>
       <w:r>
-        <w:t>AI/ML in lung cancer</w:t>
+        <w:t>AI and machine learning in lung cancer</w:t>
       </w:r>
     </w:p>
     <w:p>
-      <w:pPr>
-        <w:spacing w:line="480" w:lineRule="auto"/>
-        <w:ind w:firstLine="567"/>
-      </w:pPr>
+      <w:pPr/>
       <w:r>
-        <w:t>Deep learning can classify NSCLC subtypes from H&amp;E-stained whole slide images with pathologist-level accuracy and predict genomic alterations directly from tissue morphology [10]. Multi-modal frameworks integrating histology with genomics outperform single-modality approaches [11]. Foundation models pre-trained on massive pathology datasets have emerged as transformative since 2023, enabling fine-tuning for diverse tasks with minimal labeled data [25,26]. Radiomics-based immunotherapy prediction models show promise but face reproducibility challenges across scanners and institutions [27].</w:t>
-      </w:r>
-    </w:p>
-    <w:p>
-      <w:pPr>
-        <w:spacing w:line="480" w:lineRule="auto"/>
-        <w:ind w:firstLine="567"/>
-      </w:pPr>
-      <w:r>
-        <w:t>External validation studies consistently demonstrate performance degradation, and algorithmic bias from demographic underrepresentation is a systemic concern [28]. Few models have been validated on multi-ethnic cohorts, sex-stratified evaluation is virtually absent, and AI tools for never-smoker NSCLC do not exist. The convergence of AI with multi-omics data represents the next frontier, yet this integration remains methodologically unstandardized.</w:t>
+        <w:rPr>
+          <w:rFonts w:ascii="Arial" w:hAnsi="Arial"/>
+          <w:b w:val="0"/>
+          <w:i w:val="0"/>
+        </w:rPr>
+        <w:t>Artificial intelligence has introduced capabilities that complement and extend multi-omics integration. In computational pathology, Coudray et al. demonstrated that convolutional neural networks trained on H&amp;E-stained whole-slide images can classify LUAD versus LUSC with high accuracy and, more remarkably, predict the mutational status of STK11, EGFR, and TP53 directly from histomorphology [10]. This finding implies that tissue architecture encodes molecular information accessible to deep learning but invisible to human pathologists.</w:t>
+        <w:br/>
+        <w:br/>
+        <w:t>Multimodal architectures represent a natural convergence of AI and multi-omics. Chen et al. developed a pan-cancer framework that fuses histopathology features with genomic data, demonstrating that multimodal integration consistently outperforms single-modality models for survival prediction [11]. This approach addresses a limitation of most multi-omics studies, which ignore morphological information entirely.</w:t>
+        <w:br/>
+        <w:br/>
+        <w:t>The emergence of pathology foundation models since 2023 represents a paradigm shift. Wang et al. pre-trained a foundation model on over 100 million pathology image tiles, achieving state-of-the-art performance across cancer diagnosis and prognosis tasks without task-specific training [12]. Yang et al. extended this concept to a generalizable model for both diagnosis and survival prediction across cancer types [13]. These models may eventually serve as general-purpose feature extractors that can be combined with molecular data in multimodal pipelines.</w:t>
+        <w:br/>
+        <w:br/>
+        <w:t>Radiomics—the extraction of quantitative features from clinical imaging—offers a non-invasive complement to tissue-based omics. Rakaee et al. developed a deep learning model trained on CT scans that predicts immunotherapy response in advanced NSCLC [25]. However, radiomic features are notoriously sensitive to scanner parameters, reconstruction algorithms, and acquisition protocols, raising reproducibility concerns.</w:t>
+        <w:br/>
+        <w:br/>
+        <w:t>A consistent finding across AI applications in oncology is performance degradation upon external validation [26]. Models trained on single-institution or single-cohort data frequently fail to generalize, reflecting overfitting to institution-specific confounders. Algorithmic bias compounds this problem: demographic underrepresentation in training data means that model performance is rarely evaluated across sex, ancestry, or smoking-status subgroups. No AI tool has been developed or validated specifically for never-smoker NSCLC (Fig. 1).</w:t>
       </w:r>
     </w:p>
     <w:p>
@@ -252,25 +242,70 @@
         <w:pStyle w:val="Heading1"/>
       </w:pPr>
       <w:r>
-        <w:t>Sex, smoking, and ancestry stratification</w:t>
+        <w:t>Underrepresented populations in lung cancer research</w:t>
       </w:r>
     </w:p>
     <w:p>
       <w:pPr>
-        <w:spacing w:line="480" w:lineRule="auto"/>
-        <w:ind w:firstLine="567"/>
+        <w:pStyle w:val="Heading2"/>
       </w:pPr>
       <w:r>
-        <w:t>Women show higher EGFR mutation rates in LUAD, particularly among never-smokers, and estrogen receptor signaling modulates lung cancer biology [29,30]. Meta-analyses suggest differential immunotherapy benefit by sex, though findings are inconsistent [31,32]. Sex-stratified drug response data are absent from major pharmacogenomic databases. Never-smoker lung cancer comprises three molecular subtypes -- piano (UBA1-driven), mezzo (EGFR-dominant), and forte (KRAS-dominant) -- with distinct evolutionary trajectories [33]. The tumor microenvironment tends to be immunologically "cold" [34], complicating immunotherapy selection.</w:t>
+        <w:t>Sex and gender differences</w:t>
+      </w:r>
+    </w:p>
+    <w:p>
+      <w:pPr/>
+      <w:r>
+        <w:rPr>
+          <w:rFonts w:ascii="Arial" w:hAnsi="Arial"/>
+          <w:b w:val="0"/>
+          <w:i w:val="0"/>
+        </w:rPr>
+        <w:t>Lung cancer in women differs from lung cancer in men in incidence patterns, molecular drivers, and treatment response. Women develop lung cancer at younger ages, with lighter smoking histories, and harbor higher rates of EGFR mutations [27,28]. Estrogen receptor signaling has been implicated as a biologically plausible contributor to these differences, with preclinical evidence suggesting that estrogen promotes lung cancer cell proliferation through both genomic and non-genomic mechanisms [27]. Conforti et al. conducted a meta-analysis of randomized trials and reported greater immune checkpoint inhibitor benefit in men than women, although this finding remains debated and may reflect confounding by molecular subtypes and smoking status [29].</w:t>
+        <w:br/>
+        <w:br/>
+        <w:t>Park et al. provided direct molecular evidence for sex-specific biology: their proteogenomic analysis of never-smoker LUAD identified estrogen signaling as an actionable target enriched in female patients, with potential therapeutic implications for anti-estrogen combination strategies [30]. Despite these findings, pharmacogenomic databases lack sex-stratified drug response data, and the functional consequences of Y chromosome loss—a common event in male cancers—remain poorly characterized in lung cancer.</w:t>
       </w:r>
     </w:p>
     <w:p>
       <w:pPr>
-        <w:spacing w:line="480" w:lineRule="auto"/>
-        <w:ind w:firstLine="567"/>
+        <w:pStyle w:val="Heading2"/>
       </w:pPr>
       <w:r>
-        <w:t>PM2.5 promotes EGFR-driven LUAD through inflammatory IL-1-beta signaling that expands pre-existing mutant clones rather than causing new mutations -- a paradigm shift from mutagenic to promotional carcinogenesis [14]. Radon carries dose-dependent risk with distinct molecular signatures [35,36]. The exposome-to-subtype intersection remains virtually unmapped: we know environmental exposures cause lung cancer but not which molecular subtypes they produce.</w:t>
+        <w:t>Never-smoker lung cancer</w:t>
+      </w:r>
+    </w:p>
+    <w:p>
+      <w:pPr/>
+      <w:r>
+        <w:rPr>
+          <w:rFonts w:ascii="Arial" w:hAnsi="Arial"/>
+          <w:b w:val="0"/>
+          <w:i w:val="0"/>
+        </w:rPr>
+        <w:t>Lung cancer in never-smokers represents a molecularly and clinically distinct entity that is systematically underserved by current multi-omics research. Zhang et al. performed whole-genome sequencing of never-smoker lung cancers and identified three genomic subtypes—piano (low mutation burden, indolent), mezzo-forte (EGFR-driven, intermediate), and forte (rapid progression, whole-genome doubling)—that correlate with clinical trajectory [31]. Sun et al. provided an early conceptual framework arguing that never-smoker lung cancer should be studied as a distinct disease [32].</w:t>
+        <w:br/>
+        <w:br/>
+        <w:t>The mutational landscape of never-smoker lung cancer is characterized by the absence of the smoking-associated signature SBS4 and enrichment of clock-like signatures (SBS1, SBS5) and APOBEC-mediated mutagenesis [33]. The tumor microenvironment tends toward immune-cold phenotypes, with lower TMB and reduced neoantigen load, potentially explaining the variable response to immune checkpoint inhibitors observed in this population [34]. Never-smoker lung cancer accounts for 10–25% of global diagnoses with rising incidence, yet no clinical trial has been designed around never-smoker molecular subtypes, and no multi-omics integration study has focused specifically on this population.</w:t>
+      </w:r>
+    </w:p>
+    <w:p>
+      <w:pPr>
+        <w:pStyle w:val="Heading2"/>
+      </w:pPr>
+      <w:r>
+        <w:t>Environmental exposures</w:t>
+      </w:r>
+    </w:p>
+    <w:p>
+      <w:pPr/>
+      <w:r>
+        <w:rPr>
+          <w:rFonts w:ascii="Arial" w:hAnsi="Arial"/>
+          <w:b w:val="0"/>
+          <w:i w:val="0"/>
+        </w:rPr>
+        <w:t>Environmental carcinogens contribute to lung cancer through mechanisms distinct from tobacco smoke. Martinez-Ruiz et al. demonstrated that particulate matter (PM2.5) promotes the clonal expansion of pre-existing EGFR-mutant cells through IL-1β-mediated inflammation rather than direct mutagenesis—a paradigm-shifting finding that explains the paradox of carcinogenesis without increased mutational burden [16]. Residential radon exposure shows dose-dependent associations with lung cancer risk and produces distinct molecular signatures, including characteristic TP53 mutation spectra [35,36]. Indoor air pollution from cooking fuels disproportionately affects women in Asian countries and represents a major but molecularly undercharacterized exposure [37]. The mapping of environmental exposome to molecular subtypes remains essentially absent from the literature, representing a critical gap for populations where non-tobacco exposures dominate.</w:t>
       </w:r>
     </w:p>
     <w:p>
@@ -278,16 +313,24 @@
         <w:pStyle w:val="Heading1"/>
       </w:pPr>
       <w:r>
-        <w:t>Epigenetic alterations</w:t>
+        <w:t>Epigenetics and the reproducibility concern</w:t>
       </w:r>
     </w:p>
     <w:p>
-      <w:pPr>
-        <w:spacing w:line="480" w:lineRule="auto"/>
-        <w:ind w:firstLine="567"/>
-      </w:pPr>
+      <w:pPr/>
       <w:r>
-        <w:t>DNA methylation changes are early carcinogenic events, with hypermethylation of CDKN2A, RASSF1A, and MGMT reproducible across studies [37]. Chromatin remodeling plays mechanistic roles: KMT2D deficiency creates glycolytic vulnerabilities [38], SWI/SNF complexes promote TKI resistance [39], and NSD3 methylation drives squamous cell lung cancer [40]. cfDNA methylation enables SCLC subtype identification [41] and brain metastasis prediction [42]. Notably, 76 retracted papers in our epigenetics collection -- concentrated in miRNA/lncRNA prognostic studies -- signal reproducibility concerns requiring pre-registered validation.</w:t>
+        <w:rPr>
+          <w:rFonts w:ascii="Arial" w:hAnsi="Arial"/>
+          <w:b w:val="0"/>
+          <w:i w:val="0"/>
+        </w:rPr>
+        <w:t>Epigenetic alterations are among the earliest events in lung carcinogenesis and offer both biological insight and clinical biomarker potential. DNA methylation profiling has identified consistent hypermethylation of tumor suppressors including CDKN2A, RASSF1A, and MGMT across lung cancer subtypes [38]. Chromatin remodeling mutations are increasingly recognized as therapeutic vulnerabilities: KMT2D deficiency creates super-enhancer dependencies that confer glycolytic vulnerability [39], SWI/SNF complex alterations promote TKI resistance in EGFR-mutant lung cancer [40], and NSD3 amplification drives a histone methylation program specific to LUSC [41].</w:t>
+        <w:br/>
+        <w:br/>
+        <w:t>Cell-free DNA (cfDNA) methylation has emerged as a promising non-invasive biomarker platform. Heeke et al. demonstrated that circulating-free DNA methylation signatures can identify clinically relevant SCLC subtypes from blood samples [42]. Zuccato et al. developed methylation-based models that predict brain metastasis development, a finding with significant implications for surveillance strategies [43].</w:t>
+        <w:br/>
+        <w:br/>
+        <w:t>However, the epigenetics domain carries a significant reproducibility warning. Our systematic review identified 76 retracted papers in the epigenetics theme—the highest retraction count of any thematic domain analyzed. Retractions are concentrated in studies reporting prognostic signatures based on miRNA and lncRNA expression panels, suggesting a pattern of overfitting to discovery cohorts without adequate validation. This retraction signal underscores the need for pre-registered validation protocols and independent replication before epigenetic biomarker panels are advanced toward clinical use.</w:t>
       </w:r>
     </w:p>
     <w:p>
@@ -295,16 +338,24 @@
         <w:pStyle w:val="Heading1"/>
       </w:pPr>
       <w:r>
-        <w:t>Immune biomarkers and immunotherapy</w:t>
+        <w:t>Immune biomarkers and the tumor microenvironment</w:t>
       </w:r>
     </w:p>
     <w:p>
-      <w:pPr>
-        <w:spacing w:line="480" w:lineRule="auto"/>
-        <w:ind w:firstLine="567"/>
-      </w:pPr>
+      <w:pPr/>
       <w:r>
-        <w:t>TMB associates with PD-1 blockade sensitivity [43] but molecular context modifies utility: STK11/KEAP1 co-mutations confer resistance despite high TMB [12]. Pan-cancer immune landscape analyses defined immune subtypes [44], computational immunogenicity scores [45], and conserved TME archetypes predicting immunotherapy response [46]. The gut microbiome modulates immunotherapy efficacy [47,48]. Despite this rich literature, composite biomarker panels remain unstandardized and spatial immune biomarkers lack prospective validation.</w:t>
+        <w:rPr>
+          <w:rFonts w:ascii="Arial" w:hAnsi="Arial"/>
+          <w:b w:val="0"/>
+          <w:i w:val="0"/>
+        </w:rPr>
+        <w:t>The success of immune checkpoint inhibitors has catalyzed extensive efforts to identify predictive biomarkers beyond PD-L1 expression. Tumor mutational burden (TMB) was among the first genomic biomarkers associated with immunotherapy response, with Rizvi et al. demonstrating that high TMB correlates with improved outcomes on PD-1 blockade in NSCLC [44]. However, the predictive value of TMB is confounded by co-occurring alterations: STK11 and KEAP1 mutations override the association between high TMB and immunotherapy benefit, creating a population of patients with high TMB but primary resistance [14].</w:t>
+        <w:br/>
+        <w:br/>
+        <w:t>Pan-cancer immune classification frameworks provide additional granularity. Thorsson et al. defined six immune subtypes across 33 cancer types, with lung cancers distributing across multiple categories [45]. Charoentong et al. developed the Immunophenoscore, an aggregated metric of immune determinants that predicts checkpoint inhibitor response [46]. Bagaev et al. identified four conserved tumor microenvironment archetypes—immune-enriched fibrotic, immune-enriched non-fibrotic, immune-desert fibrotic, and immune-desert non-fibrotic—that predict immunotherapy response across cancer types [47].</w:t>
+        <w:br/>
+        <w:br/>
+        <w:t>The microbiome has emerged as an unexpected modulator of immunotherapy efficacy. Stein-Thoeringer et al. demonstrated that a non-antibiotic-disrupted gut microbiome is associated with improved clinical responses to checkpoint inhibitors [48]. Ferrari et al. provided a mechanistic link, showing that specific bacterial species sensitize cancer cells to immune killing through upregulation of HLA class I expression [49]. Despite this expanding landscape of immune biomarkers, composite panels remain unstandardized, and spatial biomarkers that capture the geography of immune infiltration have not been validated prospectively.</w:t>
       </w:r>
     </w:p>
     <w:p>
@@ -312,16 +363,24 @@
         <w:pStyle w:val="Heading1"/>
       </w:pPr>
       <w:r>
-        <w:t>Translational bottlenecks and drug repurposing</w:t>
+        <w:t>Translational gaps and drug repurposing</w:t>
       </w:r>
     </w:p>
     <w:p>
-      <w:pPr>
-        <w:spacing w:line="480" w:lineRule="auto"/>
-        <w:ind w:firstLine="567"/>
-      </w:pPr>
+      <w:pPr/>
       <w:r>
-        <w:t>Biomarker testing rates remain suboptimal with disparities by race, socioeconomic status, and geography [49,50]. Molecular tumor boards improve treatment selection [51,52] but their impact versus standard care lacks rigorous comparison. Cost-effectiveness analyses for multi-omics precision oncology are absent. Drug repurposing through Connectivity Map approaches [53] and pharmacogenomic databases [54,55] identifies candidates, and synthetic lethality -- particularly PARP inhibition in LKB1-mutant tumors [56] -- shows dual therapeutic and immunomodulatory potential. However, translation rates from computation to clinic remain low.</w:t>
+        <w:rPr>
+          <w:rFonts w:ascii="Arial" w:hAnsi="Arial"/>
+          <w:b w:val="0"/>
+          <w:i w:val="0"/>
+        </w:rPr>
+        <w:t>The translation of multi-omics discoveries into clinical benefit faces structural barriers that extend beyond methodology. Disparities in access to molecular testing compound biological complexity: Bach et al. documented persistent racial differences in the treatment of early-stage lung cancer [50], and Dutta et al. demonstrated that inequities in precision oncology diagnostics perpetuate disparate outcomes for underrepresented populations [51].</w:t>
+        <w:br/>
+        <w:br/>
+        <w:t>Molecular tumor boards (MTBs) represent the current mechanism for translating genomic findings into treatment decisions. Tsimberidou et al. outlined the evolving role of MTBs in precision oncology, emphasizing the need for structured frameworks that can incorporate multi-omics data beyond single-gene actionability [52]. Kato et al. demonstrated that N-of-one molecular tumor board recommendations improve outcomes compared to unmatched therapy in a real-world setting [53].</w:t>
+        <w:br/>
+        <w:br/>
+        <w:t>Drug repurposing offers an accelerated path from molecular insight to therapeutic intervention. The Connectivity Map (CMap) enables identification of compounds that reverse disease-associated gene expression signatures [54]. The Drug-Gene Interaction Database (DGIdb) provides curated mappings between druggable genes and existing therapeutics [55]. Nair et al. systematically mapped the landscape of drug combination responses in NSCLC, identifying synergistic pairs that warrant clinical testing [56]. Synthetic lethality strategies are particularly promising: Long et al. demonstrated that PARP inhibition induces synthetic lethality in LKB1-mutant lung cancer while simultaneously activating adaptive immunity, suggesting a dual mechanism of action [57]. The clinical success of KRAS G12C inhibitors—sotorasib and adagrasib—demonstrates that molecularly targeted therapy can emerge from previously undruggable targets when structural biology and medicinal chemistry converge.</w:t>
       </w:r>
     </w:p>
     <w:p>
@@ -333,12 +392,20 @@
       </w:r>
     </w:p>
     <w:p>
-      <w:pPr>
-        <w:spacing w:line="480" w:lineRule="auto"/>
-        <w:ind w:firstLine="567"/>
-      </w:pPr>
+      <w:pPr/>
       <w:r>
-        <w:t>Single-cell RNA sequencing has revealed TME complexity invisible to bulk profiling [57,58], and spatial omics preserve tissue architecture while providing molecular detail [59,60]. Liquid biopsy technologies are approaching clinical utility: ctDNA tracks metastatic dissemination [61] and enables longitudinal risk prediction [62]. A large-scale microbiome analysis of 940 never-smoker lung cancers found no clinically relevant associations, challenging earlier positive reports [63]. Critical gaps include absent spatial omics in never-smoker NSCLC, nascent multi-modal single-cell integration, and cost barriers to clinical adoption.</w:t>
+        <w:rPr>
+          <w:rFonts w:ascii="Arial" w:hAnsi="Arial"/>
+          <w:b w:val="0"/>
+          <w:i w:val="0"/>
+        </w:rPr>
+        <w:t>Single-cell and spatial technologies are reshaping our understanding of tumor heterogeneity at unprecedented resolution. Lambrechts et al. applied single-cell RNA sequencing to NSCLC and revealed that the tumor microenvironment molds stromal cell phenotypes in ways invisible to bulk profiling—fibroblasts, endothelial cells, and immune cells adopt tumor-specific transcriptional programs that vary across patients [58]. Maynard et al. tracked therapy-induced evolution in individual patients through serial single-cell profiling, demonstrating that treatment pressure selects for transcriptionally distinct resistant clones with specific vulnerabilities [59].</w:t>
+        <w:br/>
+        <w:br/>
+        <w:t>Spatial genomics adds the critical dimension of tissue architecture. Tagore et al. combined single-cell and spatial transcriptomics to characterize NSCLC brain metastases, revealing that metastatic niches harbor immunosuppressive cellular neighborhoods distinct from the primary tumor [60]. These spatial relationships—which cell types neighbor which, and how signaling gradients organize the microenvironment—cannot be captured by dissociation-based methods.</w:t>
+        <w:br/>
+        <w:br/>
+        <w:t>Liquid biopsy is extending molecular profiling beyond tissue. Abbosh et al. used circulating tumor DNA (ctDNA) in the TRACERx study to track early metastatic dissemination in NSCLC, demonstrating that subclonal architecture in the primary tumor predicts the timing and sites of relapse [61]. Minimal residual disease (MRD) monitoring via ctDNA is increasingly being adopted in clinical trials as a surrogate endpoint. Conversely, not all emerging biomarker hypotheses have survived scrutiny: McElderry et al. analyzed the microbiome of 940 lung cancers in never-smokers and found no clinically relevant associations, providing an important null result that tempers enthusiasm for microbiome-based diagnostics in this population [62].</w:t>
       </w:r>
     </w:p>
     <w:p>
@@ -350,30 +417,26 @@
       </w:r>
     </w:p>
     <w:p>
-      <w:pPr>
-        <w:spacing w:line="480" w:lineRule="auto"/>
-        <w:ind w:firstLine="567"/>
-      </w:pPr>
+      <w:pPr/>
       <w:r>
-        <w:t>This review identifies interconnected challenges requiring concerted action. The feature selection philosophy divide is the most fundamental: we propose a hierarchical framework where biological clustering is performed first using unsupervised variance-based selection to reveal the natural molecular taxonomy, followed by within-subtype risk stratification integrating both molecular and clinical features. This approach preserves mechanistic insights for targeted therapy while providing clinical risk information (Fig. 1).</w:t>
-      </w:r>
-    </w:p>
-    <w:p>
-      <w:pPr>
-        <w:spacing w:line="480" w:lineRule="auto"/>
-        <w:ind w:firstLine="567"/>
-      </w:pPr>
-      <w:r>
-        <w:t>Feature selection methodology requires improvement through multivariate approaches (elastic net, WGCNA modules, stability selection) and functional selection tools such as MethylMix for identifying driver methylation events. Clinical variables should serve as input features, enabling formal testing of incremental multi-omics value over standard clinical predictors.</w:t>
-      </w:r>
-    </w:p>
-    <w:p>
-      <w:pPr>
-        <w:spacing w:line="480" w:lineRule="auto"/>
-        <w:ind w:firstLine="567"/>
-      </w:pPr>
-      <w:r>
-        <w:t>The field urgently needs dedicated multi-ethnic, multi-omics studies of never-smoker NSCLC, sex-stratified analyses as standard practice, and exposome-to-subtype mapping. AI/ML models should be developed with demographic fairness as a primary consideration. Prospective clinical validation represents the critical bottleneck: zero multi-omics studies are prospective, zero have produced companion diagnostics, and zero have informed trial enrollment.</w:t>
+        <w:rPr>
+          <w:rFonts w:ascii="Arial" w:hAnsi="Arial"/>
+          <w:b w:val="0"/>
+          <w:i w:val="0"/>
+        </w:rPr>
+        <w:t>The central finding of this review is that multi-omics integration in lung cancer is constrained not by a lack of data or methods, but by a feature selection philosophy that prioritizes prognosis over biology. We propose a hierarchical framework that addresses this limitation through a three-stage pipeline (Fig. 3).</w:t>
+        <w:br/>
+        <w:br/>
+        <w:t>Stage 1 applies unsupervised biological clustering using variance-based features (MAD or SD) to discover natural molecular subtypes without imposing a survival prior. This approach preserves biological heterogeneity and allows the identification of subtypes defined by distinct mechanisms rather than by shared outcomes. Stage 2 performs within-subtype clinical risk stratification using multivariate methods—elastic net regularization, WGCNA, or stability selection—that integrate both molecular and clinical features as competing predictors. This design tests whether molecular data adds predictive value beyond established clinical variables, a question that no current multi-omics study addresses. Stage 3 maps each subtype-risk combination to specific therapeutic strategies, including targeted therapy, immunotherapy, and drug repurposing candidates identified through CMap or synthetic lethality screens.</w:t>
+        <w:br/>
+        <w:br/>
+        <w:t>Several methodological improvements are immediately actionable. Feature selection should shift from univariate Cox filtering to multivariate approaches: elastic net simultaneously selects and regularizes features across omics layers, WGCNA identifies co-expressed gene modules that correspond to biological pathways rather than individual genes, and stability selection provides frequency-based confidence in selected features. MethylMix can distinguish driver methylation events from passenger noise, a critical capability given that most CpG sites are biologically inert. DIABLO, which has demonstrated strong performance in breast cancer multi-omics biomarker discovery, should be systematically evaluated in lung cancer.</w:t>
+        <w:br/>
+        <w:br/>
+        <w:t>Population representation requires structural change. Multi-ethnic cohorts that include adequate representation of East Asian, African, and Latin American populations must become standard rather than exceptional. Sex-stratified analysis should be a default reporting requirement, not an afterthought. Dedicated never-smoker cohorts with paired multi-omics profiling are needed to characterize the biology of a disease that affects a growing population worldwide.</w:t>
+        <w:br/>
+        <w:br/>
+        <w:t>Most critically, the field must move beyond retrospective TCGA re-analysis. Zero multi-omics integration studies in lung cancer are prospective. Zero have produced companion diagnostics approved for clinical use. The path forward requires prospective multi-omics trials that embed integration analysis within clinical decision-making, cost-effectiveness evidence that justifies multi-platform testing, and regulatory engagement to define companion diagnostic pathways for multi-omics classifiers (Fig. 3).</w:t>
       </w:r>
     </w:p>
     <w:p>
@@ -385,63 +448,17 @@
       </w:r>
     </w:p>
     <w:p>
-      <w:pPr>
-        <w:spacing w:line="480" w:lineRule="auto"/>
-        <w:ind w:firstLine="567"/>
-      </w:pPr>
+      <w:pPr/>
       <w:r>
-        <w:t>Multi-omics integration and AI/ML have revealed layers of lung cancer complexity invisible to single-platform analyses. Yet translation has been limited by methodological monoculture (72% MOVICS, 88% TCGA), feature selection choices that sacrifice biological insight for prognostic convenience, and systematic exclusion of never-smokers, women, and non-European populations. Bridging these gaps through hierarchical integration, multivariate feature selection, population-specific cohorts, and prospective validation is essential to realize precision oncology for all lung cancer patients.</w:t>
-      </w:r>
-    </w:p>
-    <w:p>
-      <w:pPr>
-        <w:pStyle w:val="Heading1"/>
-      </w:pPr>
-      <w:r>
-        <w:t>Acknowledgments</w:t>
-      </w:r>
-    </w:p>
-    <w:p>
-      <w:pPr>
-        <w:spacing w:line="480" w:lineRule="auto"/>
-        <w:ind w:firstLine="567"/>
-      </w:pPr>
-      <w:r>
-        <w:t>The authors acknowledge computational resources provided by the Digital Health Institute, Rutgers University.</w:t>
-      </w:r>
-    </w:p>
-    <w:p>
-      <w:pPr>
-        <w:pStyle w:val="Heading1"/>
-      </w:pPr>
-      <w:r>
-        <w:t>Author contributions</w:t>
-      </w:r>
-    </w:p>
-    <w:p>
-      <w:pPr>
-        <w:spacing w:line="480" w:lineRule="auto"/>
-        <w:ind w:firstLine="567"/>
-      </w:pPr>
-      <w:r>
-        <w:t>V.R. conceived the study, conducted the systematic literature search, performed the census of multi-omics integration studies, and wrote the manuscript. S.R. supervised the project and revised the manuscript. All authors approved the final version.</w:t>
-      </w:r>
-    </w:p>
-    <w:p>
-      <w:pPr>
-        <w:pStyle w:val="Heading1"/>
-      </w:pPr>
-      <w:r>
-        <w:t>Competing interests</w:t>
-      </w:r>
-    </w:p>
-    <w:p>
-      <w:pPr>
-        <w:spacing w:line="480" w:lineRule="auto"/>
-        <w:ind w:firstLine="567"/>
-      </w:pPr>
-      <w:r>
-        <w:t>The authors declare no competing interests.</w:t>
+        <w:rPr>
+          <w:rFonts w:ascii="Arial" w:hAnsi="Arial"/>
+          <w:b w:val="0"/>
+          <w:i w:val="0"/>
+        </w:rPr>
+        <w:t>Multi-omics integration and artificial intelligence have revealed layers of biological complexity in lung cancer that are invisible to any single molecular platform. Yet our census of 25 integration studies exposes systematic limitations: 72% rely on the MOVICS framework, 88% depend on TCGA data, and the dominant feature selection strategy—survival-based Cox filtering—collapses biological heterogeneity into binary risk categories that cannot guide precision therapy. Sex-stratified and never-smoker-focused analyses are virtually absent. Clinical features are excluded from integration models. The 76 retractions concentrated in epigenetic prognostic signatures signal a broader validation crisis.</w:t>
+        <w:br/>
+        <w:br/>
+        <w:t>Closing these gaps requires a shift in both methodology and study design. Hierarchical integration that separates biological discovery from clinical risk stratification, multivariate feature selection that tests molecular against clinical predictors, population-specific cohorts that include never-smokers and diverse ancestries, and prospective validation trials that connect multi-omics subtypes to therapeutic decisions—these are the priorities that will determine whether the promise of multi-omics precision oncology is realized in lung cancer.</w:t>
       </w:r>
     </w:p>
     <w:p>
@@ -454,25 +471,3873 @@
         <w:pStyle w:val="Heading1"/>
       </w:pPr>
       <w:r>
-        <w:t>Figure legends</w:t>
+        <w:t>Tables</w:t>
+      </w:r>
+    </w:p>
+    <w:p>
+      <w:pPr/>
+      <w:r>
+        <w:rPr>
+          <w:rFonts w:ascii="Arial" w:hAnsi="Arial"/>
+          <w:b/>
+          <w:i w:val="0"/>
+        </w:rPr>
+        <w:t>Table 1. Census of multi-omics integration studies in lung cancer</w:t>
+      </w:r>
+    </w:p>
+    <w:tbl>
+      <w:tblPr>
+        <w:tblStyle w:val="TableGrid"/>
+        <w:tblW w:type="auto" w:w="0"/>
+        <w:jc w:val="center"/>
+        <w:tblLook w:firstColumn="1" w:firstRow="1" w:lastColumn="0" w:lastRow="0" w:noHBand="0" w:noVBand="1" w:val="04A0"/>
+      </w:tblPr>
+      <w:tblGrid>
+        <w:gridCol w:w="960"/>
+        <w:gridCol w:w="960"/>
+        <w:gridCol w:w="960"/>
+        <w:gridCol w:w="960"/>
+        <w:gridCol w:w="960"/>
+        <w:gridCol w:w="960"/>
+        <w:gridCol w:w="960"/>
+        <w:gridCol w:w="960"/>
+        <w:gridCol w:w="960"/>
+      </w:tblGrid>
+      <w:tr>
+        <w:tc>
+          <w:tcPr>
+            <w:tcW w:type="dxa" w:w="960"/>
+            <w:shd w:fill="4472C4"/>
+          </w:tcPr>
+          <w:p>
+            <w:pPr>
+              <w:spacing w:after="0" w:before="0" w:line="276" w:lineRule="auto"/>
+            </w:pPr>
+            <w:r/>
+            <w:r>
+              <w:rPr>
+                <w:rFonts w:ascii="Arial" w:hAnsi="Arial"/>
+                <w:b/>
+                <w:color w:val="FFFFFF"/>
+                <w:sz w:val="18"/>
+              </w:rPr>
+              <w:t>Study</w:t>
+            </w:r>
+          </w:p>
+        </w:tc>
+        <w:tc>
+          <w:tcPr>
+            <w:tcW w:type="dxa" w:w="960"/>
+            <w:shd w:fill="4472C4"/>
+          </w:tcPr>
+          <w:p>
+            <w:pPr>
+              <w:spacing w:after="0" w:before="0" w:line="276" w:lineRule="auto"/>
+            </w:pPr>
+            <w:r/>
+            <w:r>
+              <w:rPr>
+                <w:rFonts w:ascii="Arial" w:hAnsi="Arial"/>
+                <w:b/>
+                <w:color w:val="FFFFFF"/>
+                <w:sz w:val="18"/>
+              </w:rPr>
+              <w:t>Year</w:t>
+            </w:r>
+          </w:p>
+        </w:tc>
+        <w:tc>
+          <w:tcPr>
+            <w:tcW w:type="dxa" w:w="960"/>
+            <w:shd w:fill="4472C4"/>
+          </w:tcPr>
+          <w:p>
+            <w:pPr>
+              <w:spacing w:after="0" w:before="0" w:line="276" w:lineRule="auto"/>
+            </w:pPr>
+            <w:r/>
+            <w:r>
+              <w:rPr>
+                <w:rFonts w:ascii="Arial" w:hAnsi="Arial"/>
+                <w:b/>
+                <w:color w:val="FFFFFF"/>
+                <w:sz w:val="18"/>
+              </w:rPr>
+              <w:t>Method</w:t>
+            </w:r>
+          </w:p>
+        </w:tc>
+        <w:tc>
+          <w:tcPr>
+            <w:tcW w:type="dxa" w:w="960"/>
+            <w:shd w:fill="4472C4"/>
+          </w:tcPr>
+          <w:p>
+            <w:pPr>
+              <w:spacing w:after="0" w:before="0" w:line="276" w:lineRule="auto"/>
+            </w:pPr>
+            <w:r/>
+            <w:r>
+              <w:rPr>
+                <w:rFonts w:ascii="Arial" w:hAnsi="Arial"/>
+                <w:b/>
+                <w:color w:val="FFFFFF"/>
+                <w:sz w:val="18"/>
+              </w:rPr>
+              <w:t>Cancer</w:t>
+            </w:r>
+          </w:p>
+        </w:tc>
+        <w:tc>
+          <w:tcPr>
+            <w:tcW w:type="dxa" w:w="960"/>
+            <w:shd w:fill="4472C4"/>
+          </w:tcPr>
+          <w:p>
+            <w:pPr>
+              <w:spacing w:after="0" w:before="0" w:line="276" w:lineRule="auto"/>
+            </w:pPr>
+            <w:r/>
+            <w:r>
+              <w:rPr>
+                <w:rFonts w:ascii="Arial" w:hAnsi="Arial"/>
+                <w:b/>
+                <w:color w:val="FFFFFF"/>
+                <w:sz w:val="18"/>
+              </w:rPr>
+              <w:t>N</w:t>
+            </w:r>
+          </w:p>
+        </w:tc>
+        <w:tc>
+          <w:tcPr>
+            <w:tcW w:type="dxa" w:w="960"/>
+            <w:shd w:fill="4472C4"/>
+          </w:tcPr>
+          <w:p>
+            <w:pPr>
+              <w:spacing w:after="0" w:before="0" w:line="276" w:lineRule="auto"/>
+            </w:pPr>
+            <w:r/>
+            <w:r>
+              <w:rPr>
+                <w:rFonts w:ascii="Arial" w:hAnsi="Arial"/>
+                <w:b/>
+                <w:color w:val="FFFFFF"/>
+                <w:sz w:val="18"/>
+              </w:rPr>
+              <w:t>Omics Layers</w:t>
+            </w:r>
+          </w:p>
+        </w:tc>
+        <w:tc>
+          <w:tcPr>
+            <w:tcW w:type="dxa" w:w="960"/>
+            <w:shd w:fill="4472C4"/>
+          </w:tcPr>
+          <w:p>
+            <w:pPr>
+              <w:spacing w:after="0" w:before="0" w:line="276" w:lineRule="auto"/>
+            </w:pPr>
+            <w:r/>
+            <w:r>
+              <w:rPr>
+                <w:rFonts w:ascii="Arial" w:hAnsi="Arial"/>
+                <w:b/>
+                <w:color w:val="FFFFFF"/>
+                <w:sz w:val="18"/>
+              </w:rPr>
+              <w:t>Feature Selection</w:t>
+            </w:r>
+          </w:p>
+        </w:tc>
+        <w:tc>
+          <w:tcPr>
+            <w:tcW w:type="dxa" w:w="960"/>
+            <w:shd w:fill="4472C4"/>
+          </w:tcPr>
+          <w:p>
+            <w:pPr>
+              <w:spacing w:after="0" w:before="0" w:line="276" w:lineRule="auto"/>
+            </w:pPr>
+            <w:r/>
+            <w:r>
+              <w:rPr>
+                <w:rFonts w:ascii="Arial" w:hAnsi="Arial"/>
+                <w:b/>
+                <w:color w:val="FFFFFF"/>
+                <w:sz w:val="18"/>
+              </w:rPr>
+              <w:t>K</w:t>
+            </w:r>
+          </w:p>
+        </w:tc>
+        <w:tc>
+          <w:tcPr>
+            <w:tcW w:type="dxa" w:w="960"/>
+            <w:shd w:fill="4472C4"/>
+          </w:tcPr>
+          <w:p>
+            <w:pPr>
+              <w:spacing w:after="0" w:before="0" w:line="276" w:lineRule="auto"/>
+            </w:pPr>
+            <w:r/>
+            <w:r>
+              <w:rPr>
+                <w:rFonts w:ascii="Arial" w:hAnsi="Arial"/>
+                <w:b/>
+                <w:color w:val="FFFFFF"/>
+                <w:sz w:val="18"/>
+              </w:rPr>
+              <w:t>Philosophy</w:t>
+            </w:r>
+          </w:p>
+        </w:tc>
+      </w:tr>
+      <w:tr>
+        <w:tc>
+          <w:tcPr>
+            <w:tcW w:type="dxa" w:w="960"/>
+          </w:tcPr>
+          <w:p>
+            <w:pPr>
+              <w:spacing w:after="0" w:before="0" w:line="276" w:lineRule="auto"/>
+            </w:pPr>
+            <w:r/>
+            <w:r>
+              <w:rPr>
+                <w:rFonts w:ascii="Arial" w:hAnsi="Arial"/>
+                <w:sz w:val="18"/>
+              </w:rPr>
+              <w:t>Ruan</w:t>
+            </w:r>
+          </w:p>
+        </w:tc>
+        <w:tc>
+          <w:tcPr>
+            <w:tcW w:type="dxa" w:w="960"/>
+          </w:tcPr>
+          <w:p>
+            <w:pPr>
+              <w:spacing w:after="0" w:before="0" w:line="276" w:lineRule="auto"/>
+            </w:pPr>
+            <w:r/>
+            <w:r>
+              <w:rPr>
+                <w:rFonts w:ascii="Arial" w:hAnsi="Arial"/>
+                <w:sz w:val="18"/>
+              </w:rPr>
+              <w:t>2022</w:t>
+            </w:r>
+          </w:p>
+        </w:tc>
+        <w:tc>
+          <w:tcPr>
+            <w:tcW w:type="dxa" w:w="960"/>
+          </w:tcPr>
+          <w:p>
+            <w:pPr>
+              <w:spacing w:after="0" w:before="0" w:line="276" w:lineRule="auto"/>
+            </w:pPr>
+            <w:r/>
+            <w:r>
+              <w:rPr>
+                <w:rFonts w:ascii="Arial" w:hAnsi="Arial"/>
+                <w:sz w:val="18"/>
+              </w:rPr>
+              <w:t>MOVICS</w:t>
+            </w:r>
+          </w:p>
+        </w:tc>
+        <w:tc>
+          <w:tcPr>
+            <w:tcW w:type="dxa" w:w="960"/>
+          </w:tcPr>
+          <w:p>
+            <w:pPr>
+              <w:spacing w:after="0" w:before="0" w:line="276" w:lineRule="auto"/>
+            </w:pPr>
+            <w:r/>
+            <w:r>
+              <w:rPr>
+                <w:rFonts w:ascii="Arial" w:hAnsi="Arial"/>
+                <w:sz w:val="18"/>
+              </w:rPr>
+              <w:t>LUAD</w:t>
+            </w:r>
+          </w:p>
+        </w:tc>
+        <w:tc>
+          <w:tcPr>
+            <w:tcW w:type="dxa" w:w="960"/>
+          </w:tcPr>
+          <w:p>
+            <w:pPr>
+              <w:spacing w:after="0" w:before="0" w:line="276" w:lineRule="auto"/>
+            </w:pPr>
+            <w:r/>
+            <w:r>
+              <w:rPr>
+                <w:rFonts w:ascii="Arial" w:hAnsi="Arial"/>
+                <w:sz w:val="18"/>
+              </w:rPr>
+              <w:t>437</w:t>
+            </w:r>
+          </w:p>
+        </w:tc>
+        <w:tc>
+          <w:tcPr>
+            <w:tcW w:type="dxa" w:w="960"/>
+          </w:tcPr>
+          <w:p>
+            <w:pPr>
+              <w:spacing w:after="0" w:before="0" w:line="276" w:lineRule="auto"/>
+            </w:pPr>
+            <w:r/>
+            <w:r>
+              <w:rPr>
+                <w:rFonts w:ascii="Arial" w:hAnsi="Arial"/>
+                <w:sz w:val="18"/>
+              </w:rPr>
+              <w:t>mRNA, Meth</w:t>
+            </w:r>
+          </w:p>
+        </w:tc>
+        <w:tc>
+          <w:tcPr>
+            <w:tcW w:type="dxa" w:w="960"/>
+          </w:tcPr>
+          <w:p>
+            <w:pPr>
+              <w:spacing w:after="0" w:before="0" w:line="276" w:lineRule="auto"/>
+            </w:pPr>
+            <w:r/>
+            <w:r>
+              <w:rPr>
+                <w:rFonts w:ascii="Arial" w:hAnsi="Arial"/>
+                <w:sz w:val="18"/>
+              </w:rPr>
+              <w:t>MAD</w:t>
+            </w:r>
+          </w:p>
+        </w:tc>
+        <w:tc>
+          <w:tcPr>
+            <w:tcW w:type="dxa" w:w="960"/>
+          </w:tcPr>
+          <w:p>
+            <w:pPr>
+              <w:spacing w:after="0" w:before="0" w:line="276" w:lineRule="auto"/>
+            </w:pPr>
+            <w:r/>
+            <w:r>
+              <w:rPr>
+                <w:rFonts w:ascii="Arial" w:hAnsi="Arial"/>
+                <w:sz w:val="18"/>
+              </w:rPr>
+              <w:t>4</w:t>
+            </w:r>
+          </w:p>
+        </w:tc>
+        <w:tc>
+          <w:tcPr>
+            <w:tcW w:type="dxa" w:w="960"/>
+          </w:tcPr>
+          <w:p>
+            <w:pPr>
+              <w:spacing w:after="0" w:before="0" w:line="276" w:lineRule="auto"/>
+            </w:pPr>
+            <w:r/>
+            <w:r>
+              <w:rPr>
+                <w:rFonts w:ascii="Arial" w:hAnsi="Arial"/>
+                <w:sz w:val="18"/>
+              </w:rPr>
+              <w:t>Biological</w:t>
+            </w:r>
+          </w:p>
+        </w:tc>
+      </w:tr>
+      <w:tr>
+        <w:tc>
+          <w:tcPr>
+            <w:tcW w:type="dxa" w:w="960"/>
+            <w:shd w:fill="D9E2F3"/>
+          </w:tcPr>
+          <w:p>
+            <w:pPr>
+              <w:spacing w:after="0" w:before="0" w:line="276" w:lineRule="auto"/>
+            </w:pPr>
+            <w:r/>
+            <w:r>
+              <w:rPr>
+                <w:rFonts w:ascii="Arial" w:hAnsi="Arial"/>
+                <w:sz w:val="18"/>
+              </w:rPr>
+              <w:t>Zou</w:t>
+            </w:r>
+          </w:p>
+        </w:tc>
+        <w:tc>
+          <w:tcPr>
+            <w:tcW w:type="dxa" w:w="960"/>
+            <w:shd w:fill="D9E2F3"/>
+          </w:tcPr>
+          <w:p>
+            <w:pPr>
+              <w:spacing w:after="0" w:before="0" w:line="276" w:lineRule="auto"/>
+            </w:pPr>
+            <w:r/>
+            <w:r>
+              <w:rPr>
+                <w:rFonts w:ascii="Arial" w:hAnsi="Arial"/>
+                <w:sz w:val="18"/>
+              </w:rPr>
+              <w:t>2022</w:t>
+            </w:r>
+          </w:p>
+        </w:tc>
+        <w:tc>
+          <w:tcPr>
+            <w:tcW w:type="dxa" w:w="960"/>
+            <w:shd w:fill="D9E2F3"/>
+          </w:tcPr>
+          <w:p>
+            <w:pPr>
+              <w:spacing w:after="0" w:before="0" w:line="276" w:lineRule="auto"/>
+            </w:pPr>
+            <w:r/>
+            <w:r>
+              <w:rPr>
+                <w:rFonts w:ascii="Arial" w:hAnsi="Arial"/>
+                <w:sz w:val="18"/>
+              </w:rPr>
+              <w:t>MOVICS</w:t>
+            </w:r>
+          </w:p>
+        </w:tc>
+        <w:tc>
+          <w:tcPr>
+            <w:tcW w:type="dxa" w:w="960"/>
+            <w:shd w:fill="D9E2F3"/>
+          </w:tcPr>
+          <w:p>
+            <w:pPr>
+              <w:spacing w:after="0" w:before="0" w:line="276" w:lineRule="auto"/>
+            </w:pPr>
+            <w:r/>
+            <w:r>
+              <w:rPr>
+                <w:rFonts w:ascii="Arial" w:hAnsi="Arial"/>
+                <w:sz w:val="18"/>
+              </w:rPr>
+              <w:t>LUAD</w:t>
+            </w:r>
+          </w:p>
+        </w:tc>
+        <w:tc>
+          <w:tcPr>
+            <w:tcW w:type="dxa" w:w="960"/>
+            <w:shd w:fill="D9E2F3"/>
+          </w:tcPr>
+          <w:p>
+            <w:pPr>
+              <w:spacing w:after="0" w:before="0" w:line="276" w:lineRule="auto"/>
+            </w:pPr>
+            <w:r/>
+            <w:r>
+              <w:rPr>
+                <w:rFonts w:ascii="Arial" w:hAnsi="Arial"/>
+                <w:sz w:val="18"/>
+              </w:rPr>
+              <w:t>437</w:t>
+            </w:r>
+          </w:p>
+        </w:tc>
+        <w:tc>
+          <w:tcPr>
+            <w:tcW w:type="dxa" w:w="960"/>
+            <w:shd w:fill="D9E2F3"/>
+          </w:tcPr>
+          <w:p>
+            <w:pPr>
+              <w:spacing w:after="0" w:before="0" w:line="276" w:lineRule="auto"/>
+            </w:pPr>
+            <w:r/>
+            <w:r>
+              <w:rPr>
+                <w:rFonts w:ascii="Arial" w:hAnsi="Arial"/>
+                <w:sz w:val="18"/>
+              </w:rPr>
+              <w:t>mRNA, lncRNA, Meth, Mut, CNV</w:t>
+            </w:r>
+          </w:p>
+        </w:tc>
+        <w:tc>
+          <w:tcPr>
+            <w:tcW w:type="dxa" w:w="960"/>
+            <w:shd w:fill="D9E2F3"/>
+          </w:tcPr>
+          <w:p>
+            <w:pPr>
+              <w:spacing w:after="0" w:before="0" w:line="276" w:lineRule="auto"/>
+            </w:pPr>
+            <w:r/>
+            <w:r>
+              <w:rPr>
+                <w:rFonts w:ascii="Arial" w:hAnsi="Arial"/>
+                <w:sz w:val="18"/>
+              </w:rPr>
+              <w:t>MAD</w:t>
+            </w:r>
+          </w:p>
+        </w:tc>
+        <w:tc>
+          <w:tcPr>
+            <w:tcW w:type="dxa" w:w="960"/>
+            <w:shd w:fill="D9E2F3"/>
+          </w:tcPr>
+          <w:p>
+            <w:pPr>
+              <w:spacing w:after="0" w:before="0" w:line="276" w:lineRule="auto"/>
+            </w:pPr>
+            <w:r/>
+            <w:r>
+              <w:rPr>
+                <w:rFonts w:ascii="Arial" w:hAnsi="Arial"/>
+                <w:sz w:val="18"/>
+              </w:rPr>
+              <w:t>4</w:t>
+            </w:r>
+          </w:p>
+        </w:tc>
+        <w:tc>
+          <w:tcPr>
+            <w:tcW w:type="dxa" w:w="960"/>
+            <w:shd w:fill="D9E2F3"/>
+          </w:tcPr>
+          <w:p>
+            <w:pPr>
+              <w:spacing w:after="0" w:before="0" w:line="276" w:lineRule="auto"/>
+            </w:pPr>
+            <w:r/>
+            <w:r>
+              <w:rPr>
+                <w:rFonts w:ascii="Arial" w:hAnsi="Arial"/>
+                <w:sz w:val="18"/>
+              </w:rPr>
+              <w:t>Biological</w:t>
+            </w:r>
+          </w:p>
+        </w:tc>
+      </w:tr>
+      <w:tr>
+        <w:tc>
+          <w:tcPr>
+            <w:tcW w:type="dxa" w:w="960"/>
+          </w:tcPr>
+          <w:p>
+            <w:pPr>
+              <w:spacing w:after="0" w:before="0" w:line="276" w:lineRule="auto"/>
+            </w:pPr>
+            <w:r/>
+            <w:r>
+              <w:rPr>
+                <w:rFonts w:ascii="Arial" w:hAnsi="Arial"/>
+                <w:sz w:val="18"/>
+              </w:rPr>
+              <w:t>Han</w:t>
+            </w:r>
+          </w:p>
+        </w:tc>
+        <w:tc>
+          <w:tcPr>
+            <w:tcW w:type="dxa" w:w="960"/>
+          </w:tcPr>
+          <w:p>
+            <w:pPr>
+              <w:spacing w:after="0" w:before="0" w:line="276" w:lineRule="auto"/>
+            </w:pPr>
+            <w:r/>
+            <w:r>
+              <w:rPr>
+                <w:rFonts w:ascii="Arial" w:hAnsi="Arial"/>
+                <w:sz w:val="18"/>
+              </w:rPr>
+              <w:t>2024</w:t>
+            </w:r>
+          </w:p>
+        </w:tc>
+        <w:tc>
+          <w:tcPr>
+            <w:tcW w:type="dxa" w:w="960"/>
+          </w:tcPr>
+          <w:p>
+            <w:pPr>
+              <w:spacing w:after="0" w:before="0" w:line="276" w:lineRule="auto"/>
+            </w:pPr>
+            <w:r/>
+            <w:r>
+              <w:rPr>
+                <w:rFonts w:ascii="Arial" w:hAnsi="Arial"/>
+                <w:sz w:val="18"/>
+              </w:rPr>
+              <w:t>MOVICS</w:t>
+            </w:r>
+          </w:p>
+        </w:tc>
+        <w:tc>
+          <w:tcPr>
+            <w:tcW w:type="dxa" w:w="960"/>
+          </w:tcPr>
+          <w:p>
+            <w:pPr>
+              <w:spacing w:after="0" w:before="0" w:line="276" w:lineRule="auto"/>
+            </w:pPr>
+            <w:r/>
+            <w:r>
+              <w:rPr>
+                <w:rFonts w:ascii="Arial" w:hAnsi="Arial"/>
+                <w:sz w:val="18"/>
+              </w:rPr>
+              <w:t>LUAD</w:t>
+            </w:r>
+          </w:p>
+        </w:tc>
+        <w:tc>
+          <w:tcPr>
+            <w:tcW w:type="dxa" w:w="960"/>
+          </w:tcPr>
+          <w:p>
+            <w:pPr>
+              <w:spacing w:after="0" w:before="0" w:line="276" w:lineRule="auto"/>
+            </w:pPr>
+            <w:r/>
+            <w:r>
+              <w:rPr>
+                <w:rFonts w:ascii="Arial" w:hAnsi="Arial"/>
+                <w:sz w:val="18"/>
+              </w:rPr>
+              <w:t>417</w:t>
+            </w:r>
+          </w:p>
+        </w:tc>
+        <w:tc>
+          <w:tcPr>
+            <w:tcW w:type="dxa" w:w="960"/>
+          </w:tcPr>
+          <w:p>
+            <w:pPr>
+              <w:spacing w:after="0" w:before="0" w:line="276" w:lineRule="auto"/>
+            </w:pPr>
+            <w:r/>
+            <w:r>
+              <w:rPr>
+                <w:rFonts w:ascii="Arial" w:hAnsi="Arial"/>
+                <w:sz w:val="18"/>
+              </w:rPr>
+              <w:t>mRNA, Meth</w:t>
+            </w:r>
+          </w:p>
+        </w:tc>
+        <w:tc>
+          <w:tcPr>
+            <w:tcW w:type="dxa" w:w="960"/>
+          </w:tcPr>
+          <w:p>
+            <w:pPr>
+              <w:spacing w:after="0" w:before="0" w:line="276" w:lineRule="auto"/>
+            </w:pPr>
+            <w:r/>
+            <w:r>
+              <w:rPr>
+                <w:rFonts w:ascii="Arial" w:hAnsi="Arial"/>
+                <w:sz w:val="18"/>
+              </w:rPr>
+              <w:t>Cox p&lt;0.05</w:t>
+            </w:r>
+          </w:p>
+        </w:tc>
+        <w:tc>
+          <w:tcPr>
+            <w:tcW w:type="dxa" w:w="960"/>
+          </w:tcPr>
+          <w:p>
+            <w:pPr>
+              <w:spacing w:after="0" w:before="0" w:line="276" w:lineRule="auto"/>
+            </w:pPr>
+            <w:r/>
+            <w:r>
+              <w:rPr>
+                <w:rFonts w:ascii="Arial" w:hAnsi="Arial"/>
+                <w:sz w:val="18"/>
+              </w:rPr>
+              <w:t>2</w:t>
+            </w:r>
+          </w:p>
+        </w:tc>
+        <w:tc>
+          <w:tcPr>
+            <w:tcW w:type="dxa" w:w="960"/>
+          </w:tcPr>
+          <w:p>
+            <w:pPr>
+              <w:spacing w:after="0" w:before="0" w:line="276" w:lineRule="auto"/>
+            </w:pPr>
+            <w:r/>
+            <w:r>
+              <w:rPr>
+                <w:rFonts w:ascii="Arial" w:hAnsi="Arial"/>
+                <w:sz w:val="18"/>
+              </w:rPr>
+              <w:t>Clinical</w:t>
+            </w:r>
+          </w:p>
+        </w:tc>
+      </w:tr>
+      <w:tr>
+        <w:tc>
+          <w:tcPr>
+            <w:tcW w:type="dxa" w:w="960"/>
+            <w:shd w:fill="D9E2F3"/>
+          </w:tcPr>
+          <w:p>
+            <w:pPr>
+              <w:spacing w:after="0" w:before="0" w:line="276" w:lineRule="auto"/>
+            </w:pPr>
+            <w:r/>
+            <w:r>
+              <w:rPr>
+                <w:rFonts w:ascii="Arial" w:hAnsi="Arial"/>
+                <w:sz w:val="18"/>
+              </w:rPr>
+              <w:t>Lin</w:t>
+            </w:r>
+          </w:p>
+        </w:tc>
+        <w:tc>
+          <w:tcPr>
+            <w:tcW w:type="dxa" w:w="960"/>
+            <w:shd w:fill="D9E2F3"/>
+          </w:tcPr>
+          <w:p>
+            <w:pPr>
+              <w:spacing w:after="0" w:before="0" w:line="276" w:lineRule="auto"/>
+            </w:pPr>
+            <w:r/>
+            <w:r>
+              <w:rPr>
+                <w:rFonts w:ascii="Arial" w:hAnsi="Arial"/>
+                <w:sz w:val="18"/>
+              </w:rPr>
+              <w:t>2024</w:t>
+            </w:r>
+          </w:p>
+        </w:tc>
+        <w:tc>
+          <w:tcPr>
+            <w:tcW w:type="dxa" w:w="960"/>
+            <w:shd w:fill="D9E2F3"/>
+          </w:tcPr>
+          <w:p>
+            <w:pPr>
+              <w:spacing w:after="0" w:before="0" w:line="276" w:lineRule="auto"/>
+            </w:pPr>
+            <w:r/>
+            <w:r>
+              <w:rPr>
+                <w:rFonts w:ascii="Arial" w:hAnsi="Arial"/>
+                <w:sz w:val="18"/>
+              </w:rPr>
+              <w:t>MOVICS</w:t>
+            </w:r>
+          </w:p>
+        </w:tc>
+        <w:tc>
+          <w:tcPr>
+            <w:tcW w:type="dxa" w:w="960"/>
+            <w:shd w:fill="D9E2F3"/>
+          </w:tcPr>
+          <w:p>
+            <w:pPr>
+              <w:spacing w:after="0" w:before="0" w:line="276" w:lineRule="auto"/>
+            </w:pPr>
+            <w:r/>
+            <w:r>
+              <w:rPr>
+                <w:rFonts w:ascii="Arial" w:hAnsi="Arial"/>
+                <w:sz w:val="18"/>
+              </w:rPr>
+              <w:t>LUAD</w:t>
+            </w:r>
+          </w:p>
+        </w:tc>
+        <w:tc>
+          <w:tcPr>
+            <w:tcW w:type="dxa" w:w="960"/>
+            <w:shd w:fill="D9E2F3"/>
+          </w:tcPr>
+          <w:p>
+            <w:pPr>
+              <w:spacing w:after="0" w:before="0" w:line="276" w:lineRule="auto"/>
+            </w:pPr>
+            <w:r/>
+            <w:r>
+              <w:rPr>
+                <w:rFonts w:ascii="Arial" w:hAnsi="Arial"/>
+                <w:sz w:val="18"/>
+              </w:rPr>
+              <w:t>varies</w:t>
+            </w:r>
+          </w:p>
+        </w:tc>
+        <w:tc>
+          <w:tcPr>
+            <w:tcW w:type="dxa" w:w="960"/>
+            <w:shd w:fill="D9E2F3"/>
+          </w:tcPr>
+          <w:p>
+            <w:pPr>
+              <w:spacing w:after="0" w:before="0" w:line="276" w:lineRule="auto"/>
+            </w:pPr>
+            <w:r/>
+            <w:r>
+              <w:rPr>
+                <w:rFonts w:ascii="Arial" w:hAnsi="Arial"/>
+                <w:sz w:val="18"/>
+              </w:rPr>
+              <w:t>mRNA, lncRNA, miRNA, Meth, Mut</w:t>
+            </w:r>
+          </w:p>
+        </w:tc>
+        <w:tc>
+          <w:tcPr>
+            <w:tcW w:type="dxa" w:w="960"/>
+            <w:shd w:fill="D9E2F3"/>
+          </w:tcPr>
+          <w:p>
+            <w:pPr>
+              <w:spacing w:after="0" w:before="0" w:line="276" w:lineRule="auto"/>
+            </w:pPr>
+            <w:r/>
+            <w:r>
+              <w:rPr>
+                <w:rFonts w:ascii="Arial" w:hAnsi="Arial"/>
+                <w:sz w:val="18"/>
+              </w:rPr>
+              <w:t>Cox p&lt;0.05</w:t>
+            </w:r>
+          </w:p>
+        </w:tc>
+        <w:tc>
+          <w:tcPr>
+            <w:tcW w:type="dxa" w:w="960"/>
+            <w:shd w:fill="D9E2F3"/>
+          </w:tcPr>
+          <w:p>
+            <w:pPr>
+              <w:spacing w:after="0" w:before="0" w:line="276" w:lineRule="auto"/>
+            </w:pPr>
+            <w:r/>
+            <w:r>
+              <w:rPr>
+                <w:rFonts w:ascii="Arial" w:hAnsi="Arial"/>
+                <w:sz w:val="18"/>
+              </w:rPr>
+              <w:t>2</w:t>
+            </w:r>
+          </w:p>
+        </w:tc>
+        <w:tc>
+          <w:tcPr>
+            <w:tcW w:type="dxa" w:w="960"/>
+            <w:shd w:fill="D9E2F3"/>
+          </w:tcPr>
+          <w:p>
+            <w:pPr>
+              <w:spacing w:after="0" w:before="0" w:line="276" w:lineRule="auto"/>
+            </w:pPr>
+            <w:r/>
+            <w:r>
+              <w:rPr>
+                <w:rFonts w:ascii="Arial" w:hAnsi="Arial"/>
+                <w:sz w:val="18"/>
+              </w:rPr>
+              <w:t>Clinical</w:t>
+            </w:r>
+          </w:p>
+        </w:tc>
+      </w:tr>
+      <w:tr>
+        <w:tc>
+          <w:tcPr>
+            <w:tcW w:type="dxa" w:w="960"/>
+          </w:tcPr>
+          <w:p>
+            <w:pPr>
+              <w:spacing w:after="0" w:before="0" w:line="276" w:lineRule="auto"/>
+            </w:pPr>
+            <w:r/>
+            <w:r>
+              <w:rPr>
+                <w:rFonts w:ascii="Arial" w:hAnsi="Arial"/>
+                <w:sz w:val="18"/>
+              </w:rPr>
+              <w:t>Chu</w:t>
+            </w:r>
+          </w:p>
+        </w:tc>
+        <w:tc>
+          <w:tcPr>
+            <w:tcW w:type="dxa" w:w="960"/>
+          </w:tcPr>
+          <w:p>
+            <w:pPr>
+              <w:spacing w:after="0" w:before="0" w:line="276" w:lineRule="auto"/>
+            </w:pPr>
+            <w:r/>
+            <w:r>
+              <w:rPr>
+                <w:rFonts w:ascii="Arial" w:hAnsi="Arial"/>
+                <w:sz w:val="18"/>
+              </w:rPr>
+              <w:t>2024</w:t>
+            </w:r>
+          </w:p>
+        </w:tc>
+        <w:tc>
+          <w:tcPr>
+            <w:tcW w:type="dxa" w:w="960"/>
+          </w:tcPr>
+          <w:p>
+            <w:pPr>
+              <w:spacing w:after="0" w:before="0" w:line="276" w:lineRule="auto"/>
+            </w:pPr>
+            <w:r/>
+            <w:r>
+              <w:rPr>
+                <w:rFonts w:ascii="Arial" w:hAnsi="Arial"/>
+                <w:sz w:val="18"/>
+              </w:rPr>
+              <w:t>MOVICS</w:t>
+            </w:r>
+          </w:p>
+        </w:tc>
+        <w:tc>
+          <w:tcPr>
+            <w:tcW w:type="dxa" w:w="960"/>
+          </w:tcPr>
+          <w:p>
+            <w:pPr>
+              <w:spacing w:after="0" w:before="0" w:line="276" w:lineRule="auto"/>
+            </w:pPr>
+            <w:r/>
+            <w:r>
+              <w:rPr>
+                <w:rFonts w:ascii="Arial" w:hAnsi="Arial"/>
+                <w:sz w:val="18"/>
+              </w:rPr>
+              <w:t>LUAD</w:t>
+            </w:r>
+          </w:p>
+        </w:tc>
+        <w:tc>
+          <w:tcPr>
+            <w:tcW w:type="dxa" w:w="960"/>
+          </w:tcPr>
+          <w:p>
+            <w:pPr>
+              <w:spacing w:after="0" w:before="0" w:line="276" w:lineRule="auto"/>
+            </w:pPr>
+            <w:r/>
+            <w:r>
+              <w:rPr>
+                <w:rFonts w:ascii="Arial" w:hAnsi="Arial"/>
+                <w:sz w:val="18"/>
+              </w:rPr>
+              <w:t>429</w:t>
+            </w:r>
+          </w:p>
+        </w:tc>
+        <w:tc>
+          <w:tcPr>
+            <w:tcW w:type="dxa" w:w="960"/>
+          </w:tcPr>
+          <w:p>
+            <w:pPr>
+              <w:spacing w:after="0" w:before="0" w:line="276" w:lineRule="auto"/>
+            </w:pPr>
+            <w:r/>
+            <w:r>
+              <w:rPr>
+                <w:rFonts w:ascii="Arial" w:hAnsi="Arial"/>
+                <w:sz w:val="18"/>
+              </w:rPr>
+              <w:t>mRNA, lncRNA, miRNA, Meth, Mut</w:t>
+            </w:r>
+          </w:p>
+        </w:tc>
+        <w:tc>
+          <w:tcPr>
+            <w:tcW w:type="dxa" w:w="960"/>
+          </w:tcPr>
+          <w:p>
+            <w:pPr>
+              <w:spacing w:after="0" w:before="0" w:line="276" w:lineRule="auto"/>
+            </w:pPr>
+            <w:r/>
+            <w:r>
+              <w:rPr>
+                <w:rFonts w:ascii="Arial" w:hAnsi="Arial"/>
+                <w:sz w:val="18"/>
+              </w:rPr>
+              <w:t>Cox p&lt;0.01</w:t>
+            </w:r>
+          </w:p>
+        </w:tc>
+        <w:tc>
+          <w:tcPr>
+            <w:tcW w:type="dxa" w:w="960"/>
+          </w:tcPr>
+          <w:p>
+            <w:pPr>
+              <w:spacing w:after="0" w:before="0" w:line="276" w:lineRule="auto"/>
+            </w:pPr>
+            <w:r/>
+            <w:r>
+              <w:rPr>
+                <w:rFonts w:ascii="Arial" w:hAnsi="Arial"/>
+                <w:sz w:val="18"/>
+              </w:rPr>
+              <w:t>2</w:t>
+            </w:r>
+          </w:p>
+        </w:tc>
+        <w:tc>
+          <w:tcPr>
+            <w:tcW w:type="dxa" w:w="960"/>
+          </w:tcPr>
+          <w:p>
+            <w:pPr>
+              <w:spacing w:after="0" w:before="0" w:line="276" w:lineRule="auto"/>
+            </w:pPr>
+            <w:r/>
+            <w:r>
+              <w:rPr>
+                <w:rFonts w:ascii="Arial" w:hAnsi="Arial"/>
+                <w:sz w:val="18"/>
+              </w:rPr>
+              <w:t>Clinical</w:t>
+            </w:r>
+          </w:p>
+        </w:tc>
+      </w:tr>
+      <w:tr>
+        <w:tc>
+          <w:tcPr>
+            <w:tcW w:type="dxa" w:w="960"/>
+            <w:shd w:fill="D9E2F3"/>
+          </w:tcPr>
+          <w:p>
+            <w:pPr>
+              <w:spacing w:after="0" w:before="0" w:line="276" w:lineRule="auto"/>
+            </w:pPr>
+            <w:r/>
+            <w:r>
+              <w:rPr>
+                <w:rFonts w:ascii="Arial" w:hAnsi="Arial"/>
+                <w:sz w:val="18"/>
+              </w:rPr>
+              <w:t>Xie</w:t>
+            </w:r>
+          </w:p>
+        </w:tc>
+        <w:tc>
+          <w:tcPr>
+            <w:tcW w:type="dxa" w:w="960"/>
+            <w:shd w:fill="D9E2F3"/>
+          </w:tcPr>
+          <w:p>
+            <w:pPr>
+              <w:spacing w:after="0" w:before="0" w:line="276" w:lineRule="auto"/>
+            </w:pPr>
+            <w:r/>
+            <w:r>
+              <w:rPr>
+                <w:rFonts w:ascii="Arial" w:hAnsi="Arial"/>
+                <w:sz w:val="18"/>
+              </w:rPr>
+              <w:t>2024</w:t>
+            </w:r>
+          </w:p>
+        </w:tc>
+        <w:tc>
+          <w:tcPr>
+            <w:tcW w:type="dxa" w:w="960"/>
+            <w:shd w:fill="D9E2F3"/>
+          </w:tcPr>
+          <w:p>
+            <w:pPr>
+              <w:spacing w:after="0" w:before="0" w:line="276" w:lineRule="auto"/>
+            </w:pPr>
+            <w:r/>
+            <w:r>
+              <w:rPr>
+                <w:rFonts w:ascii="Arial" w:hAnsi="Arial"/>
+                <w:sz w:val="18"/>
+              </w:rPr>
+              <w:t>MOVICS</w:t>
+            </w:r>
+          </w:p>
+        </w:tc>
+        <w:tc>
+          <w:tcPr>
+            <w:tcW w:type="dxa" w:w="960"/>
+            <w:shd w:fill="D9E2F3"/>
+          </w:tcPr>
+          <w:p>
+            <w:pPr>
+              <w:spacing w:after="0" w:before="0" w:line="276" w:lineRule="auto"/>
+            </w:pPr>
+            <w:r/>
+            <w:r>
+              <w:rPr>
+                <w:rFonts w:ascii="Arial" w:hAnsi="Arial"/>
+                <w:sz w:val="18"/>
+              </w:rPr>
+              <w:t>LUAD</w:t>
+            </w:r>
+          </w:p>
+        </w:tc>
+        <w:tc>
+          <w:tcPr>
+            <w:tcW w:type="dxa" w:w="960"/>
+            <w:shd w:fill="D9E2F3"/>
+          </w:tcPr>
+          <w:p>
+            <w:pPr>
+              <w:spacing w:after="0" w:before="0" w:line="276" w:lineRule="auto"/>
+            </w:pPr>
+            <w:r/>
+            <w:r>
+              <w:rPr>
+                <w:rFonts w:ascii="Arial" w:hAnsi="Arial"/>
+                <w:sz w:val="18"/>
+              </w:rPr>
+              <w:t>417</w:t>
+            </w:r>
+          </w:p>
+        </w:tc>
+        <w:tc>
+          <w:tcPr>
+            <w:tcW w:type="dxa" w:w="960"/>
+            <w:shd w:fill="D9E2F3"/>
+          </w:tcPr>
+          <w:p>
+            <w:pPr>
+              <w:spacing w:after="0" w:before="0" w:line="276" w:lineRule="auto"/>
+            </w:pPr>
+            <w:r/>
+            <w:r>
+              <w:rPr>
+                <w:rFonts w:ascii="Arial" w:hAnsi="Arial"/>
+                <w:sz w:val="18"/>
+              </w:rPr>
+              <w:t>mRNA, Meth</w:t>
+            </w:r>
+          </w:p>
+        </w:tc>
+        <w:tc>
+          <w:tcPr>
+            <w:tcW w:type="dxa" w:w="960"/>
+            <w:shd w:fill="D9E2F3"/>
+          </w:tcPr>
+          <w:p>
+            <w:pPr>
+              <w:spacing w:after="0" w:before="0" w:line="276" w:lineRule="auto"/>
+            </w:pPr>
+            <w:r/>
+            <w:r>
+              <w:rPr>
+                <w:rFonts w:ascii="Arial" w:hAnsi="Arial"/>
+                <w:sz w:val="18"/>
+              </w:rPr>
+              <w:t>Cox + immune</w:t>
+            </w:r>
+          </w:p>
+        </w:tc>
+        <w:tc>
+          <w:tcPr>
+            <w:tcW w:type="dxa" w:w="960"/>
+            <w:shd w:fill="D9E2F3"/>
+          </w:tcPr>
+          <w:p>
+            <w:pPr>
+              <w:spacing w:after="0" w:before="0" w:line="276" w:lineRule="auto"/>
+            </w:pPr>
+            <w:r/>
+            <w:r>
+              <w:rPr>
+                <w:rFonts w:ascii="Arial" w:hAnsi="Arial"/>
+                <w:sz w:val="18"/>
+              </w:rPr>
+              <w:t>3</w:t>
+            </w:r>
+          </w:p>
+        </w:tc>
+        <w:tc>
+          <w:tcPr>
+            <w:tcW w:type="dxa" w:w="960"/>
+            <w:shd w:fill="D9E2F3"/>
+          </w:tcPr>
+          <w:p>
+            <w:pPr>
+              <w:spacing w:after="0" w:before="0" w:line="276" w:lineRule="auto"/>
+            </w:pPr>
+            <w:r/>
+            <w:r>
+              <w:rPr>
+                <w:rFonts w:ascii="Arial" w:hAnsi="Arial"/>
+                <w:sz w:val="18"/>
+              </w:rPr>
+              <w:t>Clinical</w:t>
+            </w:r>
+          </w:p>
+        </w:tc>
+      </w:tr>
+      <w:tr>
+        <w:tc>
+          <w:tcPr>
+            <w:tcW w:type="dxa" w:w="960"/>
+          </w:tcPr>
+          <w:p>
+            <w:pPr>
+              <w:spacing w:after="0" w:before="0" w:line="276" w:lineRule="auto"/>
+            </w:pPr>
+            <w:r/>
+            <w:r>
+              <w:rPr>
+                <w:rFonts w:ascii="Arial" w:hAnsi="Arial"/>
+                <w:sz w:val="18"/>
+              </w:rPr>
+              <w:t>Wu</w:t>
+            </w:r>
+          </w:p>
+        </w:tc>
+        <w:tc>
+          <w:tcPr>
+            <w:tcW w:type="dxa" w:w="960"/>
+          </w:tcPr>
+          <w:p>
+            <w:pPr>
+              <w:spacing w:after="0" w:before="0" w:line="276" w:lineRule="auto"/>
+            </w:pPr>
+            <w:r/>
+            <w:r>
+              <w:rPr>
+                <w:rFonts w:ascii="Arial" w:hAnsi="Arial"/>
+                <w:sz w:val="18"/>
+              </w:rPr>
+              <w:t>2024</w:t>
+            </w:r>
+          </w:p>
+        </w:tc>
+        <w:tc>
+          <w:tcPr>
+            <w:tcW w:type="dxa" w:w="960"/>
+          </w:tcPr>
+          <w:p>
+            <w:pPr>
+              <w:spacing w:after="0" w:before="0" w:line="276" w:lineRule="auto"/>
+            </w:pPr>
+            <w:r/>
+            <w:r>
+              <w:rPr>
+                <w:rFonts w:ascii="Arial" w:hAnsi="Arial"/>
+                <w:sz w:val="18"/>
+              </w:rPr>
+              <w:t>SNF</w:t>
+            </w:r>
+          </w:p>
+        </w:tc>
+        <w:tc>
+          <w:tcPr>
+            <w:tcW w:type="dxa" w:w="960"/>
+          </w:tcPr>
+          <w:p>
+            <w:pPr>
+              <w:spacing w:after="0" w:before="0" w:line="276" w:lineRule="auto"/>
+            </w:pPr>
+            <w:r/>
+            <w:r>
+              <w:rPr>
+                <w:rFonts w:ascii="Arial" w:hAnsi="Arial"/>
+                <w:sz w:val="18"/>
+              </w:rPr>
+              <w:t>LUAD</w:t>
+            </w:r>
+          </w:p>
+        </w:tc>
+        <w:tc>
+          <w:tcPr>
+            <w:tcW w:type="dxa" w:w="960"/>
+          </w:tcPr>
+          <w:p>
+            <w:pPr>
+              <w:spacing w:after="0" w:before="0" w:line="276" w:lineRule="auto"/>
+            </w:pPr>
+            <w:r/>
+            <w:r>
+              <w:rPr>
+                <w:rFonts w:ascii="Arial" w:hAnsi="Arial"/>
+                <w:sz w:val="18"/>
+              </w:rPr>
+              <w:t>TCGA</w:t>
+            </w:r>
+          </w:p>
+        </w:tc>
+        <w:tc>
+          <w:tcPr>
+            <w:tcW w:type="dxa" w:w="960"/>
+          </w:tcPr>
+          <w:p>
+            <w:pPr>
+              <w:spacing w:after="0" w:before="0" w:line="276" w:lineRule="auto"/>
+            </w:pPr>
+            <w:r/>
+            <w:r>
+              <w:rPr>
+                <w:rFonts w:ascii="Arial" w:hAnsi="Arial"/>
+                <w:sz w:val="18"/>
+              </w:rPr>
+              <w:t>mRNA, Meth, Mut</w:t>
+            </w:r>
+          </w:p>
+        </w:tc>
+        <w:tc>
+          <w:tcPr>
+            <w:tcW w:type="dxa" w:w="960"/>
+          </w:tcPr>
+          <w:p>
+            <w:pPr>
+              <w:spacing w:after="0" w:before="0" w:line="276" w:lineRule="auto"/>
+            </w:pPr>
+            <w:r/>
+            <w:r>
+              <w:rPr>
+                <w:rFonts w:ascii="Arial" w:hAnsi="Arial"/>
+                <w:sz w:val="18"/>
+              </w:rPr>
+              <w:t>Cox</w:t>
+            </w:r>
+          </w:p>
+        </w:tc>
+        <w:tc>
+          <w:tcPr>
+            <w:tcW w:type="dxa" w:w="960"/>
+          </w:tcPr>
+          <w:p>
+            <w:pPr>
+              <w:spacing w:after="0" w:before="0" w:line="276" w:lineRule="auto"/>
+            </w:pPr>
+            <w:r/>
+            <w:r>
+              <w:rPr>
+                <w:rFonts w:ascii="Arial" w:hAnsi="Arial"/>
+                <w:sz w:val="18"/>
+              </w:rPr>
+              <w:t>3</w:t>
+            </w:r>
+          </w:p>
+        </w:tc>
+        <w:tc>
+          <w:tcPr>
+            <w:tcW w:type="dxa" w:w="960"/>
+          </w:tcPr>
+          <w:p>
+            <w:pPr>
+              <w:spacing w:after="0" w:before="0" w:line="276" w:lineRule="auto"/>
+            </w:pPr>
+            <w:r/>
+            <w:r>
+              <w:rPr>
+                <w:rFonts w:ascii="Arial" w:hAnsi="Arial"/>
+                <w:sz w:val="18"/>
+              </w:rPr>
+              <w:t>Clinical</w:t>
+            </w:r>
+          </w:p>
+        </w:tc>
+      </w:tr>
+      <w:tr>
+        <w:tc>
+          <w:tcPr>
+            <w:tcW w:type="dxa" w:w="960"/>
+            <w:shd w:fill="D9E2F3"/>
+          </w:tcPr>
+          <w:p>
+            <w:pPr>
+              <w:spacing w:after="0" w:before="0" w:line="276" w:lineRule="auto"/>
+            </w:pPr>
+            <w:r/>
+            <w:r>
+              <w:rPr>
+                <w:rFonts w:ascii="Arial" w:hAnsi="Arial"/>
+                <w:sz w:val="18"/>
+              </w:rPr>
+              <w:t>Zhang</w:t>
+            </w:r>
+          </w:p>
+        </w:tc>
+        <w:tc>
+          <w:tcPr>
+            <w:tcW w:type="dxa" w:w="960"/>
+            <w:shd w:fill="D9E2F3"/>
+          </w:tcPr>
+          <w:p>
+            <w:pPr>
+              <w:spacing w:after="0" w:before="0" w:line="276" w:lineRule="auto"/>
+            </w:pPr>
+            <w:r/>
+            <w:r>
+              <w:rPr>
+                <w:rFonts w:ascii="Arial" w:hAnsi="Arial"/>
+                <w:sz w:val="18"/>
+              </w:rPr>
+              <w:t>2025</w:t>
+            </w:r>
+          </w:p>
+        </w:tc>
+        <w:tc>
+          <w:tcPr>
+            <w:tcW w:type="dxa" w:w="960"/>
+            <w:shd w:fill="D9E2F3"/>
+          </w:tcPr>
+          <w:p>
+            <w:pPr>
+              <w:spacing w:after="0" w:before="0" w:line="276" w:lineRule="auto"/>
+            </w:pPr>
+            <w:r/>
+            <w:r>
+              <w:rPr>
+                <w:rFonts w:ascii="Arial" w:hAnsi="Arial"/>
+                <w:sz w:val="18"/>
+              </w:rPr>
+              <w:t>NMF</w:t>
+            </w:r>
+          </w:p>
+        </w:tc>
+        <w:tc>
+          <w:tcPr>
+            <w:tcW w:type="dxa" w:w="960"/>
+            <w:shd w:fill="D9E2F3"/>
+          </w:tcPr>
+          <w:p>
+            <w:pPr>
+              <w:spacing w:after="0" w:before="0" w:line="276" w:lineRule="auto"/>
+            </w:pPr>
+            <w:r/>
+            <w:r>
+              <w:rPr>
+                <w:rFonts w:ascii="Arial" w:hAnsi="Arial"/>
+                <w:sz w:val="18"/>
+              </w:rPr>
+              <w:t>NSCLC</w:t>
+            </w:r>
+          </w:p>
+        </w:tc>
+        <w:tc>
+          <w:tcPr>
+            <w:tcW w:type="dxa" w:w="960"/>
+            <w:shd w:fill="D9E2F3"/>
+          </w:tcPr>
+          <w:p>
+            <w:pPr>
+              <w:spacing w:after="0" w:before="0" w:line="276" w:lineRule="auto"/>
+            </w:pPr>
+            <w:r/>
+            <w:r>
+              <w:rPr>
+                <w:rFonts w:ascii="Arial" w:hAnsi="Arial"/>
+                <w:sz w:val="18"/>
+              </w:rPr>
+              <w:t>122</w:t>
+            </w:r>
+          </w:p>
+        </w:tc>
+        <w:tc>
+          <w:tcPr>
+            <w:tcW w:type="dxa" w:w="960"/>
+            <w:shd w:fill="D9E2F3"/>
+          </w:tcPr>
+          <w:p>
+            <w:pPr>
+              <w:spacing w:after="0" w:before="0" w:line="276" w:lineRule="auto"/>
+            </w:pPr>
+            <w:r/>
+            <w:r>
+              <w:rPr>
+                <w:rFonts w:ascii="Arial" w:hAnsi="Arial"/>
+                <w:sz w:val="18"/>
+              </w:rPr>
+              <w:t>WES, RNA, Meth, scRNA</w:t>
+            </w:r>
+          </w:p>
+        </w:tc>
+        <w:tc>
+          <w:tcPr>
+            <w:tcW w:type="dxa" w:w="960"/>
+            <w:shd w:fill="D9E2F3"/>
+          </w:tcPr>
+          <w:p>
+            <w:pPr>
+              <w:spacing w:after="0" w:before="0" w:line="276" w:lineRule="auto"/>
+            </w:pPr>
+            <w:r/>
+            <w:r>
+              <w:rPr>
+                <w:rFonts w:ascii="Arial" w:hAnsi="Arial"/>
+                <w:sz w:val="18"/>
+              </w:rPr>
+              <w:t>NMF</w:t>
+            </w:r>
+          </w:p>
+        </w:tc>
+        <w:tc>
+          <w:tcPr>
+            <w:tcW w:type="dxa" w:w="960"/>
+            <w:shd w:fill="D9E2F3"/>
+          </w:tcPr>
+          <w:p>
+            <w:pPr>
+              <w:spacing w:after="0" w:before="0" w:line="276" w:lineRule="auto"/>
+            </w:pPr>
+            <w:r/>
+            <w:r>
+              <w:rPr>
+                <w:rFonts w:ascii="Arial" w:hAnsi="Arial"/>
+                <w:sz w:val="18"/>
+              </w:rPr>
+              <w:t>4</w:t>
+            </w:r>
+          </w:p>
+        </w:tc>
+        <w:tc>
+          <w:tcPr>
+            <w:tcW w:type="dxa" w:w="960"/>
+            <w:shd w:fill="D9E2F3"/>
+          </w:tcPr>
+          <w:p>
+            <w:pPr>
+              <w:spacing w:after="0" w:before="0" w:line="276" w:lineRule="auto"/>
+            </w:pPr>
+            <w:r/>
+            <w:r>
+              <w:rPr>
+                <w:rFonts w:ascii="Arial" w:hAnsi="Arial"/>
+                <w:sz w:val="18"/>
+              </w:rPr>
+              <w:t>Biological</w:t>
+            </w:r>
+          </w:p>
+        </w:tc>
+      </w:tr>
+      <w:tr>
+        <w:tc>
+          <w:tcPr>
+            <w:tcW w:type="dxa" w:w="960"/>
+          </w:tcPr>
+          <w:p>
+            <w:pPr>
+              <w:spacing w:after="0" w:before="0" w:line="276" w:lineRule="auto"/>
+            </w:pPr>
+            <w:r/>
+            <w:r>
+              <w:rPr>
+                <w:rFonts w:ascii="Arial" w:hAnsi="Arial"/>
+                <w:sz w:val="18"/>
+              </w:rPr>
+              <w:t>Zhong</w:t>
+            </w:r>
+          </w:p>
+        </w:tc>
+        <w:tc>
+          <w:tcPr>
+            <w:tcW w:type="dxa" w:w="960"/>
+          </w:tcPr>
+          <w:p>
+            <w:pPr>
+              <w:spacing w:after="0" w:before="0" w:line="276" w:lineRule="auto"/>
+            </w:pPr>
+            <w:r/>
+            <w:r>
+              <w:rPr>
+                <w:rFonts w:ascii="Arial" w:hAnsi="Arial"/>
+                <w:sz w:val="18"/>
+              </w:rPr>
+              <w:t>2025</w:t>
+            </w:r>
+          </w:p>
+        </w:tc>
+        <w:tc>
+          <w:tcPr>
+            <w:tcW w:type="dxa" w:w="960"/>
+          </w:tcPr>
+          <w:p>
+            <w:pPr>
+              <w:spacing w:after="0" w:before="0" w:line="276" w:lineRule="auto"/>
+            </w:pPr>
+            <w:r/>
+            <w:r>
+              <w:rPr>
+                <w:rFonts w:ascii="Arial" w:hAnsi="Arial"/>
+                <w:sz w:val="18"/>
+              </w:rPr>
+              <w:t>NMF</w:t>
+            </w:r>
+          </w:p>
+        </w:tc>
+        <w:tc>
+          <w:tcPr>
+            <w:tcW w:type="dxa" w:w="960"/>
+          </w:tcPr>
+          <w:p>
+            <w:pPr>
+              <w:spacing w:after="0" w:before="0" w:line="276" w:lineRule="auto"/>
+            </w:pPr>
+            <w:r/>
+            <w:r>
+              <w:rPr>
+                <w:rFonts w:ascii="Arial" w:hAnsi="Arial"/>
+                <w:sz w:val="18"/>
+              </w:rPr>
+              <w:t>LUAD</w:t>
+            </w:r>
+          </w:p>
+        </w:tc>
+        <w:tc>
+          <w:tcPr>
+            <w:tcW w:type="dxa" w:w="960"/>
+          </w:tcPr>
+          <w:p>
+            <w:pPr>
+              <w:spacing w:after="0" w:before="0" w:line="276" w:lineRule="auto"/>
+            </w:pPr>
+            <w:r/>
+            <w:r>
+              <w:rPr>
+                <w:rFonts w:ascii="Arial" w:hAnsi="Arial"/>
+                <w:sz w:val="18"/>
+              </w:rPr>
+              <w:t>101</w:t>
+            </w:r>
+          </w:p>
+        </w:tc>
+        <w:tc>
+          <w:tcPr>
+            <w:tcW w:type="dxa" w:w="960"/>
+          </w:tcPr>
+          <w:p>
+            <w:pPr>
+              <w:spacing w:after="0" w:before="0" w:line="276" w:lineRule="auto"/>
+            </w:pPr>
+            <w:r/>
+            <w:r>
+              <w:rPr>
+                <w:rFonts w:ascii="Arial" w:hAnsi="Arial"/>
+                <w:sz w:val="18"/>
+              </w:rPr>
+              <w:t>WES, RNA, Meth</w:t>
+            </w:r>
+          </w:p>
+        </w:tc>
+        <w:tc>
+          <w:tcPr>
+            <w:tcW w:type="dxa" w:w="960"/>
+          </w:tcPr>
+          <w:p>
+            <w:pPr>
+              <w:spacing w:after="0" w:before="0" w:line="276" w:lineRule="auto"/>
+            </w:pPr>
+            <w:r/>
+            <w:r>
+              <w:rPr>
+                <w:rFonts w:ascii="Arial" w:hAnsi="Arial"/>
+                <w:sz w:val="18"/>
+              </w:rPr>
+              <w:t>NMF</w:t>
+            </w:r>
+          </w:p>
+        </w:tc>
+        <w:tc>
+          <w:tcPr>
+            <w:tcW w:type="dxa" w:w="960"/>
+          </w:tcPr>
+          <w:p>
+            <w:pPr>
+              <w:spacing w:after="0" w:before="0" w:line="276" w:lineRule="auto"/>
+            </w:pPr>
+            <w:r/>
+            <w:r>
+              <w:rPr>
+                <w:rFonts w:ascii="Arial" w:hAnsi="Arial"/>
+                <w:sz w:val="18"/>
+              </w:rPr>
+              <w:t>3</w:t>
+            </w:r>
+          </w:p>
+        </w:tc>
+        <w:tc>
+          <w:tcPr>
+            <w:tcW w:type="dxa" w:w="960"/>
+          </w:tcPr>
+          <w:p>
+            <w:pPr>
+              <w:spacing w:after="0" w:before="0" w:line="276" w:lineRule="auto"/>
+            </w:pPr>
+            <w:r/>
+            <w:r>
+              <w:rPr>
+                <w:rFonts w:ascii="Arial" w:hAnsi="Arial"/>
+                <w:sz w:val="18"/>
+              </w:rPr>
+              <w:t>Biological</w:t>
+            </w:r>
+          </w:p>
+        </w:tc>
+      </w:tr>
+      <w:tr>
+        <w:tc>
+          <w:tcPr>
+            <w:tcW w:type="dxa" w:w="960"/>
+            <w:shd w:fill="D9E2F3"/>
+          </w:tcPr>
+          <w:p>
+            <w:pPr>
+              <w:spacing w:after="0" w:before="0" w:line="276" w:lineRule="auto"/>
+            </w:pPr>
+            <w:r/>
+            <w:r>
+              <w:rPr>
+                <w:rFonts w:ascii="Arial" w:hAnsi="Arial"/>
+                <w:sz w:val="18"/>
+              </w:rPr>
+              <w:t>Yan</w:t>
+            </w:r>
+          </w:p>
+        </w:tc>
+        <w:tc>
+          <w:tcPr>
+            <w:tcW w:type="dxa" w:w="960"/>
+            <w:shd w:fill="D9E2F3"/>
+          </w:tcPr>
+          <w:p>
+            <w:pPr>
+              <w:spacing w:after="0" w:before="0" w:line="276" w:lineRule="auto"/>
+            </w:pPr>
+            <w:r/>
+            <w:r>
+              <w:rPr>
+                <w:rFonts w:ascii="Arial" w:hAnsi="Arial"/>
+                <w:sz w:val="18"/>
+              </w:rPr>
+              <w:t>2025</w:t>
+            </w:r>
+          </w:p>
+        </w:tc>
+        <w:tc>
+          <w:tcPr>
+            <w:tcW w:type="dxa" w:w="960"/>
+            <w:shd w:fill="D9E2F3"/>
+          </w:tcPr>
+          <w:p>
+            <w:pPr>
+              <w:spacing w:after="0" w:before="0" w:line="276" w:lineRule="auto"/>
+            </w:pPr>
+            <w:r/>
+            <w:r>
+              <w:rPr>
+                <w:rFonts w:ascii="Arial" w:hAnsi="Arial"/>
+                <w:sz w:val="18"/>
+              </w:rPr>
+              <w:t>MOVICS</w:t>
+            </w:r>
+          </w:p>
+        </w:tc>
+        <w:tc>
+          <w:tcPr>
+            <w:tcW w:type="dxa" w:w="960"/>
+            <w:shd w:fill="D9E2F3"/>
+          </w:tcPr>
+          <w:p>
+            <w:pPr>
+              <w:spacing w:after="0" w:before="0" w:line="276" w:lineRule="auto"/>
+            </w:pPr>
+            <w:r/>
+            <w:r>
+              <w:rPr>
+                <w:rFonts w:ascii="Arial" w:hAnsi="Arial"/>
+                <w:sz w:val="18"/>
+              </w:rPr>
+              <w:t>NSCLC</w:t>
+            </w:r>
+          </w:p>
+        </w:tc>
+        <w:tc>
+          <w:tcPr>
+            <w:tcW w:type="dxa" w:w="960"/>
+            <w:shd w:fill="D9E2F3"/>
+          </w:tcPr>
+          <w:p>
+            <w:pPr>
+              <w:spacing w:after="0" w:before="0" w:line="276" w:lineRule="auto"/>
+            </w:pPr>
+            <w:r/>
+            <w:r>
+              <w:rPr>
+                <w:rFonts w:ascii="Arial" w:hAnsi="Arial"/>
+                <w:sz w:val="18"/>
+              </w:rPr>
+              <w:t>551</w:t>
+            </w:r>
+          </w:p>
+        </w:tc>
+        <w:tc>
+          <w:tcPr>
+            <w:tcW w:type="dxa" w:w="960"/>
+            <w:shd w:fill="D9E2F3"/>
+          </w:tcPr>
+          <w:p>
+            <w:pPr>
+              <w:spacing w:after="0" w:before="0" w:line="276" w:lineRule="auto"/>
+            </w:pPr>
+            <w:r/>
+            <w:r>
+              <w:rPr>
+                <w:rFonts w:ascii="Arial" w:hAnsi="Arial"/>
+                <w:sz w:val="18"/>
+              </w:rPr>
+              <w:t>mRNA, lncRNA, Meth</w:t>
+            </w:r>
+          </w:p>
+        </w:tc>
+        <w:tc>
+          <w:tcPr>
+            <w:tcW w:type="dxa" w:w="960"/>
+            <w:shd w:fill="D9E2F3"/>
+          </w:tcPr>
+          <w:p>
+            <w:pPr>
+              <w:spacing w:after="0" w:before="0" w:line="276" w:lineRule="auto"/>
+            </w:pPr>
+            <w:r/>
+            <w:r>
+              <w:rPr>
+                <w:rFonts w:ascii="Arial" w:hAnsi="Arial"/>
+                <w:sz w:val="18"/>
+              </w:rPr>
+              <w:t>MAD</w:t>
+            </w:r>
+          </w:p>
+        </w:tc>
+        <w:tc>
+          <w:tcPr>
+            <w:tcW w:type="dxa" w:w="960"/>
+            <w:shd w:fill="D9E2F3"/>
+          </w:tcPr>
+          <w:p>
+            <w:pPr>
+              <w:spacing w:after="0" w:before="0" w:line="276" w:lineRule="auto"/>
+            </w:pPr>
+            <w:r/>
+            <w:r>
+              <w:rPr>
+                <w:rFonts w:ascii="Arial" w:hAnsi="Arial"/>
+                <w:sz w:val="18"/>
+              </w:rPr>
+              <w:t>5</w:t>
+            </w:r>
+          </w:p>
+        </w:tc>
+        <w:tc>
+          <w:tcPr>
+            <w:tcW w:type="dxa" w:w="960"/>
+            <w:shd w:fill="D9E2F3"/>
+          </w:tcPr>
+          <w:p>
+            <w:pPr>
+              <w:spacing w:after="0" w:before="0" w:line="276" w:lineRule="auto"/>
+            </w:pPr>
+            <w:r/>
+            <w:r>
+              <w:rPr>
+                <w:rFonts w:ascii="Arial" w:hAnsi="Arial"/>
+                <w:sz w:val="18"/>
+              </w:rPr>
+              <w:t>Biological</w:t>
+            </w:r>
+          </w:p>
+        </w:tc>
+      </w:tr>
+    </w:tbl>
+    <w:p/>
+    <w:p>
+      <w:pPr/>
+      <w:r>
+        <w:rPr>
+          <w:rFonts w:ascii="Arial" w:hAnsi="Arial"/>
+          <w:b/>
+          <w:i w:val="0"/>
+        </w:rPr>
+        <w:t>Table 2. Comparison of multi-omics integration methods</w:t>
+      </w:r>
+    </w:p>
+    <w:tbl>
+      <w:tblPr>
+        <w:tblStyle w:val="TableGrid"/>
+        <w:tblW w:type="auto" w:w="0"/>
+        <w:jc w:val="center"/>
+        <w:tblLook w:firstColumn="1" w:firstRow="1" w:lastColumn="0" w:lastRow="0" w:noHBand="0" w:noVBand="1" w:val="04A0"/>
+      </w:tblPr>
+      <w:tblGrid>
+        <w:gridCol w:w="1440"/>
+        <w:gridCol w:w="1440"/>
+        <w:gridCol w:w="1440"/>
+        <w:gridCol w:w="1440"/>
+        <w:gridCol w:w="1440"/>
+        <w:gridCol w:w="1440"/>
+      </w:tblGrid>
+      <w:tr>
+        <w:tc>
+          <w:tcPr>
+            <w:tcW w:type="dxa" w:w="1440"/>
+            <w:shd w:fill="4472C4"/>
+          </w:tcPr>
+          <w:p>
+            <w:pPr>
+              <w:spacing w:after="0" w:before="0" w:line="276" w:lineRule="auto"/>
+            </w:pPr>
+            <w:r/>
+            <w:r>
+              <w:rPr>
+                <w:rFonts w:ascii="Arial" w:hAnsi="Arial"/>
+                <w:b/>
+                <w:color w:val="FFFFFF"/>
+                <w:sz w:val="18"/>
+              </w:rPr>
+              <w:t>Method</w:t>
+            </w:r>
+          </w:p>
+        </w:tc>
+        <w:tc>
+          <w:tcPr>
+            <w:tcW w:type="dxa" w:w="1440"/>
+            <w:shd w:fill="4472C4"/>
+          </w:tcPr>
+          <w:p>
+            <w:pPr>
+              <w:spacing w:after="0" w:before="0" w:line="276" w:lineRule="auto"/>
+            </w:pPr>
+            <w:r/>
+            <w:r>
+              <w:rPr>
+                <w:rFonts w:ascii="Arial" w:hAnsi="Arial"/>
+                <w:b/>
+                <w:color w:val="FFFFFF"/>
+                <w:sz w:val="18"/>
+              </w:rPr>
+              <w:t>Category</w:t>
+            </w:r>
+          </w:p>
+        </w:tc>
+        <w:tc>
+          <w:tcPr>
+            <w:tcW w:type="dxa" w:w="1440"/>
+            <w:shd w:fill="4472C4"/>
+          </w:tcPr>
+          <w:p>
+            <w:pPr>
+              <w:spacing w:after="0" w:before="0" w:line="276" w:lineRule="auto"/>
+            </w:pPr>
+            <w:r/>
+            <w:r>
+              <w:rPr>
+                <w:rFonts w:ascii="Arial" w:hAnsi="Arial"/>
+                <w:b/>
+                <w:color w:val="FFFFFF"/>
+                <w:sz w:val="18"/>
+              </w:rPr>
+              <w:t>Supervised</w:t>
+            </w:r>
+          </w:p>
+        </w:tc>
+        <w:tc>
+          <w:tcPr>
+            <w:tcW w:type="dxa" w:w="1440"/>
+            <w:shd w:fill="4472C4"/>
+          </w:tcPr>
+          <w:p>
+            <w:pPr>
+              <w:spacing w:after="0" w:before="0" w:line="276" w:lineRule="auto"/>
+            </w:pPr>
+            <w:r/>
+            <w:r>
+              <w:rPr>
+                <w:rFonts w:ascii="Arial" w:hAnsi="Arial"/>
+                <w:b/>
+                <w:color w:val="FFFFFF"/>
+                <w:sz w:val="18"/>
+              </w:rPr>
+              <w:t>Key Advantage</w:t>
+            </w:r>
+          </w:p>
+        </w:tc>
+        <w:tc>
+          <w:tcPr>
+            <w:tcW w:type="dxa" w:w="1440"/>
+            <w:shd w:fill="4472C4"/>
+          </w:tcPr>
+          <w:p>
+            <w:pPr>
+              <w:spacing w:after="0" w:before="0" w:line="276" w:lineRule="auto"/>
+            </w:pPr>
+            <w:r/>
+            <w:r>
+              <w:rPr>
+                <w:rFonts w:ascii="Arial" w:hAnsi="Arial"/>
+                <w:b/>
+                <w:color w:val="FFFFFF"/>
+                <w:sz w:val="18"/>
+              </w:rPr>
+              <w:t>Key Limitation</w:t>
+            </w:r>
+          </w:p>
+        </w:tc>
+        <w:tc>
+          <w:tcPr>
+            <w:tcW w:type="dxa" w:w="1440"/>
+            <w:shd w:fill="4472C4"/>
+          </w:tcPr>
+          <w:p>
+            <w:pPr>
+              <w:spacing w:after="0" w:before="0" w:line="276" w:lineRule="auto"/>
+            </w:pPr>
+            <w:r/>
+            <w:r>
+              <w:rPr>
+                <w:rFonts w:ascii="Arial" w:hAnsi="Arial"/>
+                <w:b/>
+                <w:color w:val="FFFFFF"/>
+                <w:sz w:val="18"/>
+              </w:rPr>
+              <w:t>LC Studies</w:t>
+            </w:r>
+          </w:p>
+        </w:tc>
+      </w:tr>
+      <w:tr>
+        <w:tc>
+          <w:tcPr>
+            <w:tcW w:type="dxa" w:w="1440"/>
+          </w:tcPr>
+          <w:p>
+            <w:pPr>
+              <w:spacing w:after="0" w:before="0" w:line="276" w:lineRule="auto"/>
+            </w:pPr>
+            <w:r/>
+            <w:r>
+              <w:rPr>
+                <w:rFonts w:ascii="Arial" w:hAnsi="Arial"/>
+                <w:sz w:val="18"/>
+              </w:rPr>
+              <w:t>MOVICS</w:t>
+            </w:r>
+          </w:p>
+        </w:tc>
+        <w:tc>
+          <w:tcPr>
+            <w:tcW w:type="dxa" w:w="1440"/>
+          </w:tcPr>
+          <w:p>
+            <w:pPr>
+              <w:spacing w:after="0" w:before="0" w:line="276" w:lineRule="auto"/>
+            </w:pPr>
+            <w:r/>
+            <w:r>
+              <w:rPr>
+                <w:rFonts w:ascii="Arial" w:hAnsi="Arial"/>
+                <w:sz w:val="18"/>
+              </w:rPr>
+              <w:t>Ensemble consensus</w:t>
+            </w:r>
+          </w:p>
+        </w:tc>
+        <w:tc>
+          <w:tcPr>
+            <w:tcW w:type="dxa" w:w="1440"/>
+          </w:tcPr>
+          <w:p>
+            <w:pPr>
+              <w:spacing w:after="0" w:before="0" w:line="276" w:lineRule="auto"/>
+            </w:pPr>
+            <w:r/>
+            <w:r>
+              <w:rPr>
+                <w:rFonts w:ascii="Arial" w:hAnsi="Arial"/>
+                <w:sz w:val="18"/>
+              </w:rPr>
+              <w:t>Both</w:t>
+            </w:r>
+          </w:p>
+        </w:tc>
+        <w:tc>
+          <w:tcPr>
+            <w:tcW w:type="dxa" w:w="1440"/>
+          </w:tcPr>
+          <w:p>
+            <w:pPr>
+              <w:spacing w:after="0" w:before="0" w:line="276" w:lineRule="auto"/>
+            </w:pPr>
+            <w:r/>
+            <w:r>
+              <w:rPr>
+                <w:rFonts w:ascii="Arial" w:hAnsi="Arial"/>
+                <w:sz w:val="18"/>
+              </w:rPr>
+              <w:t>10-algorithm consensus</w:t>
+            </w:r>
+          </w:p>
+        </w:tc>
+        <w:tc>
+          <w:tcPr>
+            <w:tcW w:type="dxa" w:w="1440"/>
+          </w:tcPr>
+          <w:p>
+            <w:pPr>
+              <w:spacing w:after="0" w:before="0" w:line="276" w:lineRule="auto"/>
+            </w:pPr>
+            <w:r/>
+            <w:r>
+              <w:rPr>
+                <w:rFonts w:ascii="Arial" w:hAnsi="Arial"/>
+                <w:sz w:val="18"/>
+              </w:rPr>
+              <w:t>Computationally intensive</w:t>
+            </w:r>
+          </w:p>
+        </w:tc>
+        <w:tc>
+          <w:tcPr>
+            <w:tcW w:type="dxa" w:w="1440"/>
+          </w:tcPr>
+          <w:p>
+            <w:pPr>
+              <w:spacing w:after="0" w:before="0" w:line="276" w:lineRule="auto"/>
+            </w:pPr>
+            <w:r/>
+            <w:r>
+              <w:rPr>
+                <w:rFonts w:ascii="Arial" w:hAnsi="Arial"/>
+                <w:sz w:val="18"/>
+              </w:rPr>
+              <w:t>18</w:t>
+            </w:r>
+          </w:p>
+        </w:tc>
+      </w:tr>
+      <w:tr>
+        <w:tc>
+          <w:tcPr>
+            <w:tcW w:type="dxa" w:w="1440"/>
+            <w:shd w:fill="D9E2F3"/>
+          </w:tcPr>
+          <w:p>
+            <w:pPr>
+              <w:spacing w:after="0" w:before="0" w:line="276" w:lineRule="auto"/>
+            </w:pPr>
+            <w:r/>
+            <w:r>
+              <w:rPr>
+                <w:rFonts w:ascii="Arial" w:hAnsi="Arial"/>
+                <w:sz w:val="18"/>
+              </w:rPr>
+              <w:t>iCluster</w:t>
+            </w:r>
+          </w:p>
+        </w:tc>
+        <w:tc>
+          <w:tcPr>
+            <w:tcW w:type="dxa" w:w="1440"/>
+            <w:shd w:fill="D9E2F3"/>
+          </w:tcPr>
+          <w:p>
+            <w:pPr>
+              <w:spacing w:after="0" w:before="0" w:line="276" w:lineRule="auto"/>
+            </w:pPr>
+            <w:r/>
+            <w:r>
+              <w:rPr>
+                <w:rFonts w:ascii="Arial" w:hAnsi="Arial"/>
+                <w:sz w:val="18"/>
+              </w:rPr>
+              <w:t>Joint latent variable</w:t>
+            </w:r>
+          </w:p>
+        </w:tc>
+        <w:tc>
+          <w:tcPr>
+            <w:tcW w:type="dxa" w:w="1440"/>
+            <w:shd w:fill="D9E2F3"/>
+          </w:tcPr>
+          <w:p>
+            <w:pPr>
+              <w:spacing w:after="0" w:before="0" w:line="276" w:lineRule="auto"/>
+            </w:pPr>
+            <w:r/>
+            <w:r>
+              <w:rPr>
+                <w:rFonts w:ascii="Arial" w:hAnsi="Arial"/>
+                <w:sz w:val="18"/>
+              </w:rPr>
+              <w:t>Unsupervised</w:t>
+            </w:r>
+          </w:p>
+        </w:tc>
+        <w:tc>
+          <w:tcPr>
+            <w:tcW w:type="dxa" w:w="1440"/>
+            <w:shd w:fill="D9E2F3"/>
+          </w:tcPr>
+          <w:p>
+            <w:pPr>
+              <w:spacing w:after="0" w:before="0" w:line="276" w:lineRule="auto"/>
+            </w:pPr>
+            <w:r/>
+            <w:r>
+              <w:rPr>
+                <w:rFonts w:ascii="Arial" w:hAnsi="Arial"/>
+                <w:sz w:val="18"/>
+              </w:rPr>
+              <w:t>Statistical rigor</w:t>
+            </w:r>
+          </w:p>
+        </w:tc>
+        <w:tc>
+          <w:tcPr>
+            <w:tcW w:type="dxa" w:w="1440"/>
+            <w:shd w:fill="D9E2F3"/>
+          </w:tcPr>
+          <w:p>
+            <w:pPr>
+              <w:spacing w:after="0" w:before="0" w:line="276" w:lineRule="auto"/>
+            </w:pPr>
+            <w:r/>
+            <w:r>
+              <w:rPr>
+                <w:rFonts w:ascii="Arial" w:hAnsi="Arial"/>
+                <w:sz w:val="18"/>
+              </w:rPr>
+              <w:t>Slow, Gaussian assumption</w:t>
+            </w:r>
+          </w:p>
+        </w:tc>
+        <w:tc>
+          <w:tcPr>
+            <w:tcW w:type="dxa" w:w="1440"/>
+            <w:shd w:fill="D9E2F3"/>
+          </w:tcPr>
+          <w:p>
+            <w:pPr>
+              <w:spacing w:after="0" w:before="0" w:line="276" w:lineRule="auto"/>
+            </w:pPr>
+            <w:r/>
+            <w:r>
+              <w:rPr>
+                <w:rFonts w:ascii="Arial" w:hAnsi="Arial"/>
+                <w:sz w:val="18"/>
+              </w:rPr>
+              <w:t>10+</w:t>
+            </w:r>
+          </w:p>
+        </w:tc>
+      </w:tr>
+      <w:tr>
+        <w:tc>
+          <w:tcPr>
+            <w:tcW w:type="dxa" w:w="1440"/>
+          </w:tcPr>
+          <w:p>
+            <w:pPr>
+              <w:spacing w:after="0" w:before="0" w:line="276" w:lineRule="auto"/>
+            </w:pPr>
+            <w:r/>
+            <w:r>
+              <w:rPr>
+                <w:rFonts w:ascii="Arial" w:hAnsi="Arial"/>
+                <w:sz w:val="18"/>
+              </w:rPr>
+              <w:t>SNF</w:t>
+            </w:r>
+          </w:p>
+        </w:tc>
+        <w:tc>
+          <w:tcPr>
+            <w:tcW w:type="dxa" w:w="1440"/>
+          </w:tcPr>
+          <w:p>
+            <w:pPr>
+              <w:spacing w:after="0" w:before="0" w:line="276" w:lineRule="auto"/>
+            </w:pPr>
+            <w:r/>
+            <w:r>
+              <w:rPr>
+                <w:rFonts w:ascii="Arial" w:hAnsi="Arial"/>
+                <w:sz w:val="18"/>
+              </w:rPr>
+              <w:t>Network fusion</w:t>
+            </w:r>
+          </w:p>
+        </w:tc>
+        <w:tc>
+          <w:tcPr>
+            <w:tcW w:type="dxa" w:w="1440"/>
+          </w:tcPr>
+          <w:p>
+            <w:pPr>
+              <w:spacing w:after="0" w:before="0" w:line="276" w:lineRule="auto"/>
+            </w:pPr>
+            <w:r/>
+            <w:r>
+              <w:rPr>
+                <w:rFonts w:ascii="Arial" w:hAnsi="Arial"/>
+                <w:sz w:val="18"/>
+              </w:rPr>
+              <w:t>Unsupervised</w:t>
+            </w:r>
+          </w:p>
+        </w:tc>
+        <w:tc>
+          <w:tcPr>
+            <w:tcW w:type="dxa" w:w="1440"/>
+          </w:tcPr>
+          <w:p>
+            <w:pPr>
+              <w:spacing w:after="0" w:before="0" w:line="276" w:lineRule="auto"/>
+            </w:pPr>
+            <w:r/>
+            <w:r>
+              <w:rPr>
+                <w:rFonts w:ascii="Arial" w:hAnsi="Arial"/>
+                <w:sz w:val="18"/>
+              </w:rPr>
+              <w:t>Preserves local structure</w:t>
+            </w:r>
+          </w:p>
+        </w:tc>
+        <w:tc>
+          <w:tcPr>
+            <w:tcW w:type="dxa" w:w="1440"/>
+          </w:tcPr>
+          <w:p>
+            <w:pPr>
+              <w:spacing w:after="0" w:before="0" w:line="276" w:lineRule="auto"/>
+            </w:pPr>
+            <w:r/>
+            <w:r>
+              <w:rPr>
+                <w:rFonts w:ascii="Arial" w:hAnsi="Arial"/>
+                <w:sz w:val="18"/>
+              </w:rPr>
+              <w:t>Sensitive to K</w:t>
+            </w:r>
+          </w:p>
+        </w:tc>
+        <w:tc>
+          <w:tcPr>
+            <w:tcW w:type="dxa" w:w="1440"/>
+          </w:tcPr>
+          <w:p>
+            <w:pPr>
+              <w:spacing w:after="0" w:before="0" w:line="276" w:lineRule="auto"/>
+            </w:pPr>
+            <w:r/>
+            <w:r>
+              <w:rPr>
+                <w:rFonts w:ascii="Arial" w:hAnsi="Arial"/>
+                <w:sz w:val="18"/>
+              </w:rPr>
+              <w:t>2–3</w:t>
+            </w:r>
+          </w:p>
+        </w:tc>
+      </w:tr>
+      <w:tr>
+        <w:tc>
+          <w:tcPr>
+            <w:tcW w:type="dxa" w:w="1440"/>
+            <w:shd w:fill="D9E2F3"/>
+          </w:tcPr>
+          <w:p>
+            <w:pPr>
+              <w:spacing w:after="0" w:before="0" w:line="276" w:lineRule="auto"/>
+            </w:pPr>
+            <w:r/>
+            <w:r>
+              <w:rPr>
+                <w:rFonts w:ascii="Arial" w:hAnsi="Arial"/>
+                <w:sz w:val="18"/>
+              </w:rPr>
+              <w:t>MOFA+</w:t>
+            </w:r>
+          </w:p>
+        </w:tc>
+        <w:tc>
+          <w:tcPr>
+            <w:tcW w:type="dxa" w:w="1440"/>
+            <w:shd w:fill="D9E2F3"/>
+          </w:tcPr>
+          <w:p>
+            <w:pPr>
+              <w:spacing w:after="0" w:before="0" w:line="276" w:lineRule="auto"/>
+            </w:pPr>
+            <w:r/>
+            <w:r>
+              <w:rPr>
+                <w:rFonts w:ascii="Arial" w:hAnsi="Arial"/>
+                <w:sz w:val="18"/>
+              </w:rPr>
+              <w:t>Factor analysis</w:t>
+            </w:r>
+          </w:p>
+        </w:tc>
+        <w:tc>
+          <w:tcPr>
+            <w:tcW w:type="dxa" w:w="1440"/>
+            <w:shd w:fill="D9E2F3"/>
+          </w:tcPr>
+          <w:p>
+            <w:pPr>
+              <w:spacing w:after="0" w:before="0" w:line="276" w:lineRule="auto"/>
+            </w:pPr>
+            <w:r/>
+            <w:r>
+              <w:rPr>
+                <w:rFonts w:ascii="Arial" w:hAnsi="Arial"/>
+                <w:sz w:val="18"/>
+              </w:rPr>
+              <w:t>Unsupervised</w:t>
+            </w:r>
+          </w:p>
+        </w:tc>
+        <w:tc>
+          <w:tcPr>
+            <w:tcW w:type="dxa" w:w="1440"/>
+            <w:shd w:fill="D9E2F3"/>
+          </w:tcPr>
+          <w:p>
+            <w:pPr>
+              <w:spacing w:after="0" w:before="0" w:line="276" w:lineRule="auto"/>
+            </w:pPr>
+            <w:r/>
+            <w:r>
+              <w:rPr>
+                <w:rFonts w:ascii="Arial" w:hAnsi="Arial"/>
+                <w:sz w:val="18"/>
+              </w:rPr>
+              <w:t>Variance decomposition</w:t>
+            </w:r>
+          </w:p>
+        </w:tc>
+        <w:tc>
+          <w:tcPr>
+            <w:tcW w:type="dxa" w:w="1440"/>
+            <w:shd w:fill="D9E2F3"/>
+          </w:tcPr>
+          <w:p>
+            <w:pPr>
+              <w:spacing w:after="0" w:before="0" w:line="276" w:lineRule="auto"/>
+            </w:pPr>
+            <w:r/>
+            <w:r>
+              <w:rPr>
+                <w:rFonts w:ascii="Arial" w:hAnsi="Arial"/>
+                <w:sz w:val="18"/>
+              </w:rPr>
+              <w:t>No discrete subtypes</w:t>
+            </w:r>
+          </w:p>
+        </w:tc>
+        <w:tc>
+          <w:tcPr>
+            <w:tcW w:type="dxa" w:w="1440"/>
+            <w:shd w:fill="D9E2F3"/>
+          </w:tcPr>
+          <w:p>
+            <w:pPr>
+              <w:spacing w:after="0" w:before="0" w:line="276" w:lineRule="auto"/>
+            </w:pPr>
+            <w:r/>
+            <w:r>
+              <w:rPr>
+                <w:rFonts w:ascii="Arial" w:hAnsi="Arial"/>
+                <w:sz w:val="18"/>
+              </w:rPr>
+              <w:t>3</w:t>
+            </w:r>
+          </w:p>
+        </w:tc>
+      </w:tr>
+      <w:tr>
+        <w:tc>
+          <w:tcPr>
+            <w:tcW w:type="dxa" w:w="1440"/>
+          </w:tcPr>
+          <w:p>
+            <w:pPr>
+              <w:spacing w:after="0" w:before="0" w:line="276" w:lineRule="auto"/>
+            </w:pPr>
+            <w:r/>
+            <w:r>
+              <w:rPr>
+                <w:rFonts w:ascii="Arial" w:hAnsi="Arial"/>
+                <w:sz w:val="18"/>
+              </w:rPr>
+              <w:t>DIABLO</w:t>
+            </w:r>
+          </w:p>
+        </w:tc>
+        <w:tc>
+          <w:tcPr>
+            <w:tcW w:type="dxa" w:w="1440"/>
+          </w:tcPr>
+          <w:p>
+            <w:pPr>
+              <w:spacing w:after="0" w:before="0" w:line="276" w:lineRule="auto"/>
+            </w:pPr>
+            <w:r/>
+            <w:r>
+              <w:rPr>
+                <w:rFonts w:ascii="Arial" w:hAnsi="Arial"/>
+                <w:sz w:val="18"/>
+              </w:rPr>
+              <w:t>Supervised PLS-DA</w:t>
+            </w:r>
+          </w:p>
+        </w:tc>
+        <w:tc>
+          <w:tcPr>
+            <w:tcW w:type="dxa" w:w="1440"/>
+          </w:tcPr>
+          <w:p>
+            <w:pPr>
+              <w:spacing w:after="0" w:before="0" w:line="276" w:lineRule="auto"/>
+            </w:pPr>
+            <w:r/>
+            <w:r>
+              <w:rPr>
+                <w:rFonts w:ascii="Arial" w:hAnsi="Arial"/>
+                <w:sz w:val="18"/>
+              </w:rPr>
+              <w:t>Supervised</w:t>
+            </w:r>
+          </w:p>
+        </w:tc>
+        <w:tc>
+          <w:tcPr>
+            <w:tcW w:type="dxa" w:w="1440"/>
+          </w:tcPr>
+          <w:p>
+            <w:pPr>
+              <w:spacing w:after="0" w:before="0" w:line="276" w:lineRule="auto"/>
+            </w:pPr>
+            <w:r/>
+            <w:r>
+              <w:rPr>
+                <w:rFonts w:ascii="Arial" w:hAnsi="Arial"/>
+                <w:sz w:val="18"/>
+              </w:rPr>
+              <w:t>Biomarker discovery</w:t>
+            </w:r>
+          </w:p>
+        </w:tc>
+        <w:tc>
+          <w:tcPr>
+            <w:tcW w:type="dxa" w:w="1440"/>
+          </w:tcPr>
+          <w:p>
+            <w:pPr>
+              <w:spacing w:after="0" w:before="0" w:line="276" w:lineRule="auto"/>
+            </w:pPr>
+            <w:r/>
+            <w:r>
+              <w:rPr>
+                <w:rFonts w:ascii="Arial" w:hAnsi="Arial"/>
+                <w:sz w:val="18"/>
+              </w:rPr>
+              <w:t>Requires labels</w:t>
+            </w:r>
+          </w:p>
+        </w:tc>
+        <w:tc>
+          <w:tcPr>
+            <w:tcW w:type="dxa" w:w="1440"/>
+          </w:tcPr>
+          <w:p>
+            <w:pPr>
+              <w:spacing w:after="0" w:before="0" w:line="276" w:lineRule="auto"/>
+            </w:pPr>
+            <w:r/>
+            <w:r>
+              <w:rPr>
+                <w:rFonts w:ascii="Arial" w:hAnsi="Arial"/>
+                <w:sz w:val="18"/>
+              </w:rPr>
+              <w:t>0</w:t>
+            </w:r>
+          </w:p>
+        </w:tc>
+      </w:tr>
+      <w:tr>
+        <w:tc>
+          <w:tcPr>
+            <w:tcW w:type="dxa" w:w="1440"/>
+            <w:shd w:fill="D9E2F3"/>
+          </w:tcPr>
+          <w:p>
+            <w:pPr>
+              <w:spacing w:after="0" w:before="0" w:line="276" w:lineRule="auto"/>
+            </w:pPr>
+            <w:r/>
+            <w:r>
+              <w:rPr>
+                <w:rFonts w:ascii="Arial" w:hAnsi="Arial"/>
+                <w:sz w:val="18"/>
+              </w:rPr>
+              <w:t>Deep learning</w:t>
+            </w:r>
+          </w:p>
+        </w:tc>
+        <w:tc>
+          <w:tcPr>
+            <w:tcW w:type="dxa" w:w="1440"/>
+            <w:shd w:fill="D9E2F3"/>
+          </w:tcPr>
+          <w:p>
+            <w:pPr>
+              <w:spacing w:after="0" w:before="0" w:line="276" w:lineRule="auto"/>
+            </w:pPr>
+            <w:r/>
+            <w:r>
+              <w:rPr>
+                <w:rFonts w:ascii="Arial" w:hAnsi="Arial"/>
+                <w:sz w:val="18"/>
+              </w:rPr>
+              <w:t>Neural networks</w:t>
+            </w:r>
+          </w:p>
+        </w:tc>
+        <w:tc>
+          <w:tcPr>
+            <w:tcW w:type="dxa" w:w="1440"/>
+            <w:shd w:fill="D9E2F3"/>
+          </w:tcPr>
+          <w:p>
+            <w:pPr>
+              <w:spacing w:after="0" w:before="0" w:line="276" w:lineRule="auto"/>
+            </w:pPr>
+            <w:r/>
+            <w:r>
+              <w:rPr>
+                <w:rFonts w:ascii="Arial" w:hAnsi="Arial"/>
+                <w:sz w:val="18"/>
+              </w:rPr>
+              <w:t>Both</w:t>
+            </w:r>
+          </w:p>
+        </w:tc>
+        <w:tc>
+          <w:tcPr>
+            <w:tcW w:type="dxa" w:w="1440"/>
+            <w:shd w:fill="D9E2F3"/>
+          </w:tcPr>
+          <w:p>
+            <w:pPr>
+              <w:spacing w:after="0" w:before="0" w:line="276" w:lineRule="auto"/>
+            </w:pPr>
+            <w:r/>
+            <w:r>
+              <w:rPr>
+                <w:rFonts w:ascii="Arial" w:hAnsi="Arial"/>
+                <w:sz w:val="18"/>
+              </w:rPr>
+              <w:t>Non-linear features</w:t>
+            </w:r>
+          </w:p>
+        </w:tc>
+        <w:tc>
+          <w:tcPr>
+            <w:tcW w:type="dxa" w:w="1440"/>
+            <w:shd w:fill="D9E2F3"/>
+          </w:tcPr>
+          <w:p>
+            <w:pPr>
+              <w:spacing w:after="0" w:before="0" w:line="276" w:lineRule="auto"/>
+            </w:pPr>
+            <w:r/>
+            <w:r>
+              <w:rPr>
+                <w:rFonts w:ascii="Arial" w:hAnsi="Arial"/>
+                <w:sz w:val="18"/>
+              </w:rPr>
+              <w:t>Black box</w:t>
+            </w:r>
+          </w:p>
+        </w:tc>
+        <w:tc>
+          <w:tcPr>
+            <w:tcW w:type="dxa" w:w="1440"/>
+            <w:shd w:fill="D9E2F3"/>
+          </w:tcPr>
+          <w:p>
+            <w:pPr>
+              <w:spacing w:after="0" w:before="0" w:line="276" w:lineRule="auto"/>
+            </w:pPr>
+            <w:r/>
+            <w:r>
+              <w:rPr>
+                <w:rFonts w:ascii="Arial" w:hAnsi="Arial"/>
+                <w:sz w:val="18"/>
+              </w:rPr>
+              <w:t>2</w:t>
+            </w:r>
+          </w:p>
+        </w:tc>
+      </w:tr>
+    </w:tbl>
+    <w:p/>
+    <w:p>
+      <w:pPr/>
+      <w:r>
+        <w:rPr>
+          <w:rFonts w:ascii="Arial" w:hAnsi="Arial"/>
+          <w:b/>
+          <w:i w:val="0"/>
+        </w:rPr>
+        <w:t>Table 3. Critical gaps in multi-omics lung cancer research</w:t>
+      </w:r>
+    </w:p>
+    <w:tbl>
+      <w:tblPr>
+        <w:tblStyle w:val="TableGrid"/>
+        <w:tblW w:type="auto" w:w="0"/>
+        <w:jc w:val="center"/>
+        <w:tblLook w:firstColumn="1" w:firstRow="1" w:lastColumn="0" w:lastRow="0" w:noHBand="0" w:noVBand="1" w:val="04A0"/>
+      </w:tblPr>
+      <w:tblGrid>
+        <w:gridCol w:w="2160"/>
+        <w:gridCol w:w="2160"/>
+        <w:gridCol w:w="2160"/>
+        <w:gridCol w:w="2160"/>
+      </w:tblGrid>
+      <w:tr>
+        <w:tc>
+          <w:tcPr>
+            <w:tcW w:type="dxa" w:w="2160"/>
+            <w:shd w:fill="4472C4"/>
+          </w:tcPr>
+          <w:p>
+            <w:pPr>
+              <w:spacing w:after="0" w:before="0" w:line="276" w:lineRule="auto"/>
+            </w:pPr>
+            <w:r/>
+            <w:r>
+              <w:rPr>
+                <w:rFonts w:ascii="Arial" w:hAnsi="Arial"/>
+                <w:b/>
+                <w:color w:val="FFFFFF"/>
+                <w:sz w:val="18"/>
+              </w:rPr>
+              <w:t>Gap</w:t>
+            </w:r>
+          </w:p>
+        </w:tc>
+        <w:tc>
+          <w:tcPr>
+            <w:tcW w:type="dxa" w:w="2160"/>
+            <w:shd w:fill="4472C4"/>
+          </w:tcPr>
+          <w:p>
+            <w:pPr>
+              <w:spacing w:after="0" w:before="0" w:line="276" w:lineRule="auto"/>
+            </w:pPr>
+            <w:r/>
+            <w:r>
+              <w:rPr>
+                <w:rFonts w:ascii="Arial" w:hAnsi="Arial"/>
+                <w:b/>
+                <w:color w:val="FFFFFF"/>
+                <w:sz w:val="18"/>
+              </w:rPr>
+              <w:t>Category</w:t>
+            </w:r>
+          </w:p>
+        </w:tc>
+        <w:tc>
+          <w:tcPr>
+            <w:tcW w:type="dxa" w:w="2160"/>
+            <w:shd w:fill="4472C4"/>
+          </w:tcPr>
+          <w:p>
+            <w:pPr>
+              <w:spacing w:after="0" w:before="0" w:line="276" w:lineRule="auto"/>
+            </w:pPr>
+            <w:r/>
+            <w:r>
+              <w:rPr>
+                <w:rFonts w:ascii="Arial" w:hAnsi="Arial"/>
+                <w:b/>
+                <w:color w:val="FFFFFF"/>
+                <w:sz w:val="18"/>
+              </w:rPr>
+              <w:t>Evidence</w:t>
+            </w:r>
+          </w:p>
+        </w:tc>
+        <w:tc>
+          <w:tcPr>
+            <w:tcW w:type="dxa" w:w="2160"/>
+            <w:shd w:fill="4472C4"/>
+          </w:tcPr>
+          <w:p>
+            <w:pPr>
+              <w:spacing w:after="0" w:before="0" w:line="276" w:lineRule="auto"/>
+            </w:pPr>
+            <w:r/>
+            <w:r>
+              <w:rPr>
+                <w:rFonts w:ascii="Arial" w:hAnsi="Arial"/>
+                <w:b/>
+                <w:color w:val="FFFFFF"/>
+                <w:sz w:val="18"/>
+              </w:rPr>
+              <w:t>Priority</w:t>
+            </w:r>
+          </w:p>
+        </w:tc>
+      </w:tr>
+      <w:tr>
+        <w:tc>
+          <w:tcPr>
+            <w:tcW w:type="dxa" w:w="2160"/>
+          </w:tcPr>
+          <w:p>
+            <w:pPr>
+              <w:spacing w:after="0" w:before="0" w:line="276" w:lineRule="auto"/>
+            </w:pPr>
+            <w:r/>
+            <w:r>
+              <w:rPr>
+                <w:rFonts w:ascii="Arial" w:hAnsi="Arial"/>
+                <w:sz w:val="18"/>
+              </w:rPr>
+              <w:t>Feature selection collapses biology</w:t>
+            </w:r>
+          </w:p>
+        </w:tc>
+        <w:tc>
+          <w:tcPr>
+            <w:tcW w:type="dxa" w:w="2160"/>
+          </w:tcPr>
+          <w:p>
+            <w:pPr>
+              <w:spacing w:after="0" w:before="0" w:line="276" w:lineRule="auto"/>
+            </w:pPr>
+            <w:r/>
+            <w:r>
+              <w:rPr>
+                <w:rFonts w:ascii="Arial" w:hAnsi="Arial"/>
+                <w:sz w:val="18"/>
+              </w:rPr>
+              <w:t>Methodological</w:t>
+            </w:r>
+          </w:p>
+        </w:tc>
+        <w:tc>
+          <w:tcPr>
+            <w:tcW w:type="dxa" w:w="2160"/>
+          </w:tcPr>
+          <w:p>
+            <w:pPr>
+              <w:spacing w:after="0" w:before="0" w:line="276" w:lineRule="auto"/>
+            </w:pPr>
+            <w:r/>
+            <w:r>
+              <w:rPr>
+                <w:rFonts w:ascii="Arial" w:hAnsi="Arial"/>
+                <w:sz w:val="18"/>
+              </w:rPr>
+              <w:t>13/18 MOVICS studies use Cox → 2 subtypes</w:t>
+            </w:r>
+          </w:p>
+        </w:tc>
+        <w:tc>
+          <w:tcPr>
+            <w:tcW w:type="dxa" w:w="2160"/>
+          </w:tcPr>
+          <w:p>
+            <w:pPr>
+              <w:spacing w:after="0" w:before="0" w:line="276" w:lineRule="auto"/>
+            </w:pPr>
+            <w:r/>
+            <w:r>
+              <w:rPr>
+                <w:rFonts w:ascii="Arial" w:hAnsi="Arial"/>
+                <w:sz w:val="18"/>
+              </w:rPr>
+              <w:t>Highest</w:t>
+            </w:r>
+          </w:p>
+        </w:tc>
+      </w:tr>
+      <w:tr>
+        <w:tc>
+          <w:tcPr>
+            <w:tcW w:type="dxa" w:w="2160"/>
+            <w:shd w:fill="D9E2F3"/>
+          </w:tcPr>
+          <w:p>
+            <w:pPr>
+              <w:spacing w:after="0" w:before="0" w:line="276" w:lineRule="auto"/>
+            </w:pPr>
+            <w:r/>
+            <w:r>
+              <w:rPr>
+                <w:rFonts w:ascii="Arial" w:hAnsi="Arial"/>
+                <w:sz w:val="18"/>
+              </w:rPr>
+              <w:t>Sex-stratified analyses absent</w:t>
+            </w:r>
+          </w:p>
+        </w:tc>
+        <w:tc>
+          <w:tcPr>
+            <w:tcW w:type="dxa" w:w="2160"/>
+            <w:shd w:fill="D9E2F3"/>
+          </w:tcPr>
+          <w:p>
+            <w:pPr>
+              <w:spacing w:after="0" w:before="0" w:line="276" w:lineRule="auto"/>
+            </w:pPr>
+            <w:r/>
+            <w:r>
+              <w:rPr>
+                <w:rFonts w:ascii="Arial" w:hAnsi="Arial"/>
+                <w:sz w:val="18"/>
+              </w:rPr>
+              <w:t>Population</w:t>
+            </w:r>
+          </w:p>
+        </w:tc>
+        <w:tc>
+          <w:tcPr>
+            <w:tcW w:type="dxa" w:w="2160"/>
+            <w:shd w:fill="D9E2F3"/>
+          </w:tcPr>
+          <w:p>
+            <w:pPr>
+              <w:spacing w:after="0" w:before="0" w:line="276" w:lineRule="auto"/>
+            </w:pPr>
+            <w:r/>
+            <w:r>
+              <w:rPr>
+                <w:rFonts w:ascii="Arial" w:hAnsi="Arial"/>
+                <w:sz w:val="18"/>
+              </w:rPr>
+              <w:t>No study stratifies by sex</w:t>
+            </w:r>
+          </w:p>
+        </w:tc>
+        <w:tc>
+          <w:tcPr>
+            <w:tcW w:type="dxa" w:w="2160"/>
+            <w:shd w:fill="D9E2F3"/>
+          </w:tcPr>
+          <w:p>
+            <w:pPr>
+              <w:spacing w:after="0" w:before="0" w:line="276" w:lineRule="auto"/>
+            </w:pPr>
+            <w:r/>
+            <w:r>
+              <w:rPr>
+                <w:rFonts w:ascii="Arial" w:hAnsi="Arial"/>
+                <w:sz w:val="18"/>
+              </w:rPr>
+              <w:t>Highest</w:t>
+            </w:r>
+          </w:p>
+        </w:tc>
+      </w:tr>
+      <w:tr>
+        <w:tc>
+          <w:tcPr>
+            <w:tcW w:type="dxa" w:w="2160"/>
+          </w:tcPr>
+          <w:p>
+            <w:pPr>
+              <w:spacing w:after="0" w:before="0" w:line="276" w:lineRule="auto"/>
+            </w:pPr>
+            <w:r/>
+            <w:r>
+              <w:rPr>
+                <w:rFonts w:ascii="Arial" w:hAnsi="Arial"/>
+                <w:sz w:val="18"/>
+              </w:rPr>
+              <w:t>Never-smoker multi-omics absent</w:t>
+            </w:r>
+          </w:p>
+        </w:tc>
+        <w:tc>
+          <w:tcPr>
+            <w:tcW w:type="dxa" w:w="2160"/>
+          </w:tcPr>
+          <w:p>
+            <w:pPr>
+              <w:spacing w:after="0" w:before="0" w:line="276" w:lineRule="auto"/>
+            </w:pPr>
+            <w:r/>
+            <w:r>
+              <w:rPr>
+                <w:rFonts w:ascii="Arial" w:hAnsi="Arial"/>
+                <w:sz w:val="18"/>
+              </w:rPr>
+              <w:t>Population</w:t>
+            </w:r>
+          </w:p>
+        </w:tc>
+        <w:tc>
+          <w:tcPr>
+            <w:tcW w:type="dxa" w:w="2160"/>
+          </w:tcPr>
+          <w:p>
+            <w:pPr>
+              <w:spacing w:after="0" w:before="0" w:line="276" w:lineRule="auto"/>
+            </w:pPr>
+            <w:r/>
+            <w:r>
+              <w:rPr>
+                <w:rFonts w:ascii="Arial" w:hAnsi="Arial"/>
+                <w:sz w:val="18"/>
+              </w:rPr>
+              <w:t>Zero dedicated studies</w:t>
+            </w:r>
+          </w:p>
+        </w:tc>
+        <w:tc>
+          <w:tcPr>
+            <w:tcW w:type="dxa" w:w="2160"/>
+          </w:tcPr>
+          <w:p>
+            <w:pPr>
+              <w:spacing w:after="0" w:before="0" w:line="276" w:lineRule="auto"/>
+            </w:pPr>
+            <w:r/>
+            <w:r>
+              <w:rPr>
+                <w:rFonts w:ascii="Arial" w:hAnsi="Arial"/>
+                <w:sz w:val="18"/>
+              </w:rPr>
+              <w:t>Highest</w:t>
+            </w:r>
+          </w:p>
+        </w:tc>
+      </w:tr>
+      <w:tr>
+        <w:tc>
+          <w:tcPr>
+            <w:tcW w:type="dxa" w:w="2160"/>
+            <w:shd w:fill="D9E2F3"/>
+          </w:tcPr>
+          <w:p>
+            <w:pPr>
+              <w:spacing w:after="0" w:before="0" w:line="276" w:lineRule="auto"/>
+            </w:pPr>
+            <w:r/>
+            <w:r>
+              <w:rPr>
+                <w:rFonts w:ascii="Arial" w:hAnsi="Arial"/>
+                <w:sz w:val="18"/>
+              </w:rPr>
+              <w:t>TCGA monoculture</w:t>
+            </w:r>
+          </w:p>
+        </w:tc>
+        <w:tc>
+          <w:tcPr>
+            <w:tcW w:type="dxa" w:w="2160"/>
+            <w:shd w:fill="D9E2F3"/>
+          </w:tcPr>
+          <w:p>
+            <w:pPr>
+              <w:spacing w:after="0" w:before="0" w:line="276" w:lineRule="auto"/>
+            </w:pPr>
+            <w:r/>
+            <w:r>
+              <w:rPr>
+                <w:rFonts w:ascii="Arial" w:hAnsi="Arial"/>
+                <w:sz w:val="18"/>
+              </w:rPr>
+              <w:t>Data</w:t>
+            </w:r>
+          </w:p>
+        </w:tc>
+        <w:tc>
+          <w:tcPr>
+            <w:tcW w:type="dxa" w:w="2160"/>
+            <w:shd w:fill="D9E2F3"/>
+          </w:tcPr>
+          <w:p>
+            <w:pPr>
+              <w:spacing w:after="0" w:before="0" w:line="276" w:lineRule="auto"/>
+            </w:pPr>
+            <w:r/>
+            <w:r>
+              <w:rPr>
+                <w:rFonts w:ascii="Arial" w:hAnsi="Arial"/>
+                <w:sz w:val="18"/>
+              </w:rPr>
+              <w:t>88% use TCGA, 2 institutional</w:t>
+            </w:r>
+          </w:p>
+        </w:tc>
+        <w:tc>
+          <w:tcPr>
+            <w:tcW w:type="dxa" w:w="2160"/>
+            <w:shd w:fill="D9E2F3"/>
+          </w:tcPr>
+          <w:p>
+            <w:pPr>
+              <w:spacing w:after="0" w:before="0" w:line="276" w:lineRule="auto"/>
+            </w:pPr>
+            <w:r/>
+            <w:r>
+              <w:rPr>
+                <w:rFonts w:ascii="Arial" w:hAnsi="Arial"/>
+                <w:sz w:val="18"/>
+              </w:rPr>
+              <w:t>High</w:t>
+            </w:r>
+          </w:p>
+        </w:tc>
+      </w:tr>
+      <w:tr>
+        <w:tc>
+          <w:tcPr>
+            <w:tcW w:type="dxa" w:w="2160"/>
+          </w:tcPr>
+          <w:p>
+            <w:pPr>
+              <w:spacing w:after="0" w:before="0" w:line="276" w:lineRule="auto"/>
+            </w:pPr>
+            <w:r/>
+            <w:r>
+              <w:rPr>
+                <w:rFonts w:ascii="Arial" w:hAnsi="Arial"/>
+                <w:sz w:val="18"/>
+              </w:rPr>
+              <w:t>No clinical feature integration</w:t>
+            </w:r>
+          </w:p>
+        </w:tc>
+        <w:tc>
+          <w:tcPr>
+            <w:tcW w:type="dxa" w:w="2160"/>
+          </w:tcPr>
+          <w:p>
+            <w:pPr>
+              <w:spacing w:after="0" w:before="0" w:line="276" w:lineRule="auto"/>
+            </w:pPr>
+            <w:r/>
+            <w:r>
+              <w:rPr>
+                <w:rFonts w:ascii="Arial" w:hAnsi="Arial"/>
+                <w:sz w:val="18"/>
+              </w:rPr>
+              <w:t>Methodological</w:t>
+            </w:r>
+          </w:p>
+        </w:tc>
+        <w:tc>
+          <w:tcPr>
+            <w:tcW w:type="dxa" w:w="2160"/>
+          </w:tcPr>
+          <w:p>
+            <w:pPr>
+              <w:spacing w:after="0" w:before="0" w:line="276" w:lineRule="auto"/>
+            </w:pPr>
+            <w:r/>
+            <w:r>
+              <w:rPr>
+                <w:rFonts w:ascii="Arial" w:hAnsi="Arial"/>
+                <w:sz w:val="18"/>
+              </w:rPr>
+              <w:t>Clinical vars not used as inputs</w:t>
+            </w:r>
+          </w:p>
+        </w:tc>
+        <w:tc>
+          <w:tcPr>
+            <w:tcW w:type="dxa" w:w="2160"/>
+          </w:tcPr>
+          <w:p>
+            <w:pPr>
+              <w:spacing w:after="0" w:before="0" w:line="276" w:lineRule="auto"/>
+            </w:pPr>
+            <w:r/>
+            <w:r>
+              <w:rPr>
+                <w:rFonts w:ascii="Arial" w:hAnsi="Arial"/>
+                <w:sz w:val="18"/>
+              </w:rPr>
+              <w:t>High</w:t>
+            </w:r>
+          </w:p>
+        </w:tc>
+      </w:tr>
+      <w:tr>
+        <w:tc>
+          <w:tcPr>
+            <w:tcW w:type="dxa" w:w="2160"/>
+            <w:shd w:fill="D9E2F3"/>
+          </w:tcPr>
+          <w:p>
+            <w:pPr>
+              <w:spacing w:after="0" w:before="0" w:line="276" w:lineRule="auto"/>
+            </w:pPr>
+            <w:r/>
+            <w:r>
+              <w:rPr>
+                <w:rFonts w:ascii="Arial" w:hAnsi="Arial"/>
+                <w:sz w:val="18"/>
+              </w:rPr>
+              <w:t>Zero metabolomics</w:t>
+            </w:r>
+          </w:p>
+        </w:tc>
+        <w:tc>
+          <w:tcPr>
+            <w:tcW w:type="dxa" w:w="2160"/>
+            <w:shd w:fill="D9E2F3"/>
+          </w:tcPr>
+          <w:p>
+            <w:pPr>
+              <w:spacing w:after="0" w:before="0" w:line="276" w:lineRule="auto"/>
+            </w:pPr>
+            <w:r/>
+            <w:r>
+              <w:rPr>
+                <w:rFonts w:ascii="Arial" w:hAnsi="Arial"/>
+                <w:sz w:val="18"/>
+              </w:rPr>
+              <w:t>Data</w:t>
+            </w:r>
+          </w:p>
+        </w:tc>
+        <w:tc>
+          <w:tcPr>
+            <w:tcW w:type="dxa" w:w="2160"/>
+            <w:shd w:fill="D9E2F3"/>
+          </w:tcPr>
+          <w:p>
+            <w:pPr>
+              <w:spacing w:after="0" w:before="0" w:line="276" w:lineRule="auto"/>
+            </w:pPr>
+            <w:r/>
+            <w:r>
+              <w:rPr>
+                <w:rFonts w:ascii="Arial" w:hAnsi="Arial"/>
+                <w:sz w:val="18"/>
+              </w:rPr>
+              <w:t>0/25 studies</w:t>
+            </w:r>
+          </w:p>
+        </w:tc>
+        <w:tc>
+          <w:tcPr>
+            <w:tcW w:type="dxa" w:w="2160"/>
+            <w:shd w:fill="D9E2F3"/>
+          </w:tcPr>
+          <w:p>
+            <w:pPr>
+              <w:spacing w:after="0" w:before="0" w:line="276" w:lineRule="auto"/>
+            </w:pPr>
+            <w:r/>
+            <w:r>
+              <w:rPr>
+                <w:rFonts w:ascii="Arial" w:hAnsi="Arial"/>
+                <w:sz w:val="18"/>
+              </w:rPr>
+              <w:t>High</w:t>
+            </w:r>
+          </w:p>
+        </w:tc>
+      </w:tr>
+      <w:tr>
+        <w:tc>
+          <w:tcPr>
+            <w:tcW w:type="dxa" w:w="2160"/>
+          </w:tcPr>
+          <w:p>
+            <w:pPr>
+              <w:spacing w:after="0" w:before="0" w:line="276" w:lineRule="auto"/>
+            </w:pPr>
+            <w:r/>
+            <w:r>
+              <w:rPr>
+                <w:rFonts w:ascii="Arial" w:hAnsi="Arial"/>
+                <w:sz w:val="18"/>
+              </w:rPr>
+              <w:t>Zero spatial omics</w:t>
+            </w:r>
+          </w:p>
+        </w:tc>
+        <w:tc>
+          <w:tcPr>
+            <w:tcW w:type="dxa" w:w="2160"/>
+          </w:tcPr>
+          <w:p>
+            <w:pPr>
+              <w:spacing w:after="0" w:before="0" w:line="276" w:lineRule="auto"/>
+            </w:pPr>
+            <w:r/>
+            <w:r>
+              <w:rPr>
+                <w:rFonts w:ascii="Arial" w:hAnsi="Arial"/>
+                <w:sz w:val="18"/>
+              </w:rPr>
+              <w:t>Data</w:t>
+            </w:r>
+          </w:p>
+        </w:tc>
+        <w:tc>
+          <w:tcPr>
+            <w:tcW w:type="dxa" w:w="2160"/>
+          </w:tcPr>
+          <w:p>
+            <w:pPr>
+              <w:spacing w:after="0" w:before="0" w:line="276" w:lineRule="auto"/>
+            </w:pPr>
+            <w:r/>
+            <w:r>
+              <w:rPr>
+                <w:rFonts w:ascii="Arial" w:hAnsi="Arial"/>
+                <w:sz w:val="18"/>
+              </w:rPr>
+              <w:t>0/25 studies</w:t>
+            </w:r>
+          </w:p>
+        </w:tc>
+        <w:tc>
+          <w:tcPr>
+            <w:tcW w:type="dxa" w:w="2160"/>
+          </w:tcPr>
+          <w:p>
+            <w:pPr>
+              <w:spacing w:after="0" w:before="0" w:line="276" w:lineRule="auto"/>
+            </w:pPr>
+            <w:r/>
+            <w:r>
+              <w:rPr>
+                <w:rFonts w:ascii="Arial" w:hAnsi="Arial"/>
+                <w:sz w:val="18"/>
+              </w:rPr>
+              <w:t>High</w:t>
+            </w:r>
+          </w:p>
+        </w:tc>
+      </w:tr>
+      <w:tr>
+        <w:tc>
+          <w:tcPr>
+            <w:tcW w:type="dxa" w:w="2160"/>
+            <w:shd w:fill="D9E2F3"/>
+          </w:tcPr>
+          <w:p>
+            <w:pPr>
+              <w:spacing w:after="0" w:before="0" w:line="276" w:lineRule="auto"/>
+            </w:pPr>
+            <w:r/>
+            <w:r>
+              <w:rPr>
+                <w:rFonts w:ascii="Arial" w:hAnsi="Arial"/>
+                <w:sz w:val="18"/>
+              </w:rPr>
+              <w:t>Zero DIABLO applications</w:t>
+            </w:r>
+          </w:p>
+        </w:tc>
+        <w:tc>
+          <w:tcPr>
+            <w:tcW w:type="dxa" w:w="2160"/>
+            <w:shd w:fill="D9E2F3"/>
+          </w:tcPr>
+          <w:p>
+            <w:pPr>
+              <w:spacing w:after="0" w:before="0" w:line="276" w:lineRule="auto"/>
+            </w:pPr>
+            <w:r/>
+            <w:r>
+              <w:rPr>
+                <w:rFonts w:ascii="Arial" w:hAnsi="Arial"/>
+                <w:sz w:val="18"/>
+              </w:rPr>
+              <w:t>Methodological</w:t>
+            </w:r>
+          </w:p>
+        </w:tc>
+        <w:tc>
+          <w:tcPr>
+            <w:tcW w:type="dxa" w:w="2160"/>
+            <w:shd w:fill="D9E2F3"/>
+          </w:tcPr>
+          <w:p>
+            <w:pPr>
+              <w:spacing w:after="0" w:before="0" w:line="276" w:lineRule="auto"/>
+            </w:pPr>
+            <w:r/>
+            <w:r>
+              <w:rPr>
+                <w:rFonts w:ascii="Arial" w:hAnsi="Arial"/>
+                <w:sz w:val="18"/>
+              </w:rPr>
+              <w:t>Despite breast cancer success</w:t>
+            </w:r>
+          </w:p>
+        </w:tc>
+        <w:tc>
+          <w:tcPr>
+            <w:tcW w:type="dxa" w:w="2160"/>
+            <w:shd w:fill="D9E2F3"/>
+          </w:tcPr>
+          <w:p>
+            <w:pPr>
+              <w:spacing w:after="0" w:before="0" w:line="276" w:lineRule="auto"/>
+            </w:pPr>
+            <w:r/>
+            <w:r>
+              <w:rPr>
+                <w:rFonts w:ascii="Arial" w:hAnsi="Arial"/>
+                <w:sz w:val="18"/>
+              </w:rPr>
+              <w:t>High</w:t>
+            </w:r>
+          </w:p>
+        </w:tc>
+      </w:tr>
+      <w:tr>
+        <w:tc>
+          <w:tcPr>
+            <w:tcW w:type="dxa" w:w="2160"/>
+          </w:tcPr>
+          <w:p>
+            <w:pPr>
+              <w:spacing w:after="0" w:before="0" w:line="276" w:lineRule="auto"/>
+            </w:pPr>
+            <w:r/>
+            <w:r>
+              <w:rPr>
+                <w:rFonts w:ascii="Arial" w:hAnsi="Arial"/>
+                <w:sz w:val="18"/>
+              </w:rPr>
+              <w:t>Zero prospective studies</w:t>
+            </w:r>
+          </w:p>
+        </w:tc>
+        <w:tc>
+          <w:tcPr>
+            <w:tcW w:type="dxa" w:w="2160"/>
+          </w:tcPr>
+          <w:p>
+            <w:pPr>
+              <w:spacing w:after="0" w:before="0" w:line="276" w:lineRule="auto"/>
+            </w:pPr>
+            <w:r/>
+            <w:r>
+              <w:rPr>
+                <w:rFonts w:ascii="Arial" w:hAnsi="Arial"/>
+                <w:sz w:val="18"/>
+              </w:rPr>
+              <w:t>Validation</w:t>
+            </w:r>
+          </w:p>
+        </w:tc>
+        <w:tc>
+          <w:tcPr>
+            <w:tcW w:type="dxa" w:w="2160"/>
+          </w:tcPr>
+          <w:p>
+            <w:pPr>
+              <w:spacing w:after="0" w:before="0" w:line="276" w:lineRule="auto"/>
+            </w:pPr>
+            <w:r/>
+            <w:r>
+              <w:rPr>
+                <w:rFonts w:ascii="Arial" w:hAnsi="Arial"/>
+                <w:sz w:val="18"/>
+              </w:rPr>
+              <w:t>All retrospective</w:t>
+            </w:r>
+          </w:p>
+        </w:tc>
+        <w:tc>
+          <w:tcPr>
+            <w:tcW w:type="dxa" w:w="2160"/>
+          </w:tcPr>
+          <w:p>
+            <w:pPr>
+              <w:spacing w:after="0" w:before="0" w:line="276" w:lineRule="auto"/>
+            </w:pPr>
+            <w:r/>
+            <w:r>
+              <w:rPr>
+                <w:rFonts w:ascii="Arial" w:hAnsi="Arial"/>
+                <w:sz w:val="18"/>
+              </w:rPr>
+              <w:t>High</w:t>
+            </w:r>
+          </w:p>
+        </w:tc>
+      </w:tr>
+      <w:tr>
+        <w:tc>
+          <w:tcPr>
+            <w:tcW w:type="dxa" w:w="2160"/>
+            <w:shd w:fill="D9E2F3"/>
+          </w:tcPr>
+          <w:p>
+            <w:pPr>
+              <w:spacing w:after="0" w:before="0" w:line="276" w:lineRule="auto"/>
+            </w:pPr>
+            <w:r/>
+            <w:r>
+              <w:rPr>
+                <w:rFonts w:ascii="Arial" w:hAnsi="Arial"/>
+                <w:sz w:val="18"/>
+              </w:rPr>
+              <w:t>76 retractions in epigenetics</w:t>
+            </w:r>
+          </w:p>
+        </w:tc>
+        <w:tc>
+          <w:tcPr>
+            <w:tcW w:type="dxa" w:w="2160"/>
+            <w:shd w:fill="D9E2F3"/>
+          </w:tcPr>
+          <w:p>
+            <w:pPr>
+              <w:spacing w:after="0" w:before="0" w:line="276" w:lineRule="auto"/>
+            </w:pPr>
+            <w:r/>
+            <w:r>
+              <w:rPr>
+                <w:rFonts w:ascii="Arial" w:hAnsi="Arial"/>
+                <w:sz w:val="18"/>
+              </w:rPr>
+              <w:t>Quality</w:t>
+            </w:r>
+          </w:p>
+        </w:tc>
+        <w:tc>
+          <w:tcPr>
+            <w:tcW w:type="dxa" w:w="2160"/>
+            <w:shd w:fill="D9E2F3"/>
+          </w:tcPr>
+          <w:p>
+            <w:pPr>
+              <w:spacing w:after="0" w:before="0" w:line="276" w:lineRule="auto"/>
+            </w:pPr>
+            <w:r/>
+            <w:r>
+              <w:rPr>
+                <w:rFonts w:ascii="Arial" w:hAnsi="Arial"/>
+                <w:sz w:val="18"/>
+              </w:rPr>
+              <w:t>miRNA/lncRNA prognostic sigs</w:t>
+            </w:r>
+          </w:p>
+        </w:tc>
+        <w:tc>
+          <w:tcPr>
+            <w:tcW w:type="dxa" w:w="2160"/>
+            <w:shd w:fill="D9E2F3"/>
+          </w:tcPr>
+          <w:p>
+            <w:pPr>
+              <w:spacing w:after="0" w:before="0" w:line="276" w:lineRule="auto"/>
+            </w:pPr>
+            <w:r/>
+            <w:r>
+              <w:rPr>
+                <w:rFonts w:ascii="Arial" w:hAnsi="Arial"/>
+                <w:sz w:val="18"/>
+              </w:rPr>
+              <w:t>Moderate</w:t>
+            </w:r>
+          </w:p>
+        </w:tc>
+      </w:tr>
+      <w:tr>
+        <w:tc>
+          <w:tcPr>
+            <w:tcW w:type="dxa" w:w="2160"/>
+          </w:tcPr>
+          <w:p>
+            <w:pPr>
+              <w:spacing w:after="0" w:before="0" w:line="276" w:lineRule="auto"/>
+            </w:pPr>
+            <w:r/>
+            <w:r>
+              <w:rPr>
+                <w:rFonts w:ascii="Arial" w:hAnsi="Arial"/>
+                <w:sz w:val="18"/>
+              </w:rPr>
+              <w:t>No companion diagnostics</w:t>
+            </w:r>
+          </w:p>
+        </w:tc>
+        <w:tc>
+          <w:tcPr>
+            <w:tcW w:type="dxa" w:w="2160"/>
+          </w:tcPr>
+          <w:p>
+            <w:pPr>
+              <w:spacing w:after="0" w:before="0" w:line="276" w:lineRule="auto"/>
+            </w:pPr>
+            <w:r/>
+            <w:r>
+              <w:rPr>
+                <w:rFonts w:ascii="Arial" w:hAnsi="Arial"/>
+                <w:sz w:val="18"/>
+              </w:rPr>
+              <w:t>Translation</w:t>
+            </w:r>
+          </w:p>
+        </w:tc>
+        <w:tc>
+          <w:tcPr>
+            <w:tcW w:type="dxa" w:w="2160"/>
+          </w:tcPr>
+          <w:p>
+            <w:pPr>
+              <w:spacing w:after="0" w:before="0" w:line="276" w:lineRule="auto"/>
+            </w:pPr>
+            <w:r/>
+            <w:r>
+              <w:rPr>
+                <w:rFonts w:ascii="Arial" w:hAnsi="Arial"/>
+                <w:sz w:val="18"/>
+              </w:rPr>
+              <w:t>Zero FDA-approved tests</w:t>
+            </w:r>
+          </w:p>
+        </w:tc>
+        <w:tc>
+          <w:tcPr>
+            <w:tcW w:type="dxa" w:w="2160"/>
+          </w:tcPr>
+          <w:p>
+            <w:pPr>
+              <w:spacing w:after="0" w:before="0" w:line="276" w:lineRule="auto"/>
+            </w:pPr>
+            <w:r/>
+            <w:r>
+              <w:rPr>
+                <w:rFonts w:ascii="Arial" w:hAnsi="Arial"/>
+                <w:sz w:val="18"/>
+              </w:rPr>
+              <w:t>High</w:t>
+            </w:r>
+          </w:p>
+        </w:tc>
+      </w:tr>
+      <w:tr>
+        <w:tc>
+          <w:tcPr>
+            <w:tcW w:type="dxa" w:w="2160"/>
+            <w:shd w:fill="D9E2F3"/>
+          </w:tcPr>
+          <w:p>
+            <w:pPr>
+              <w:spacing w:after="0" w:before="0" w:line="276" w:lineRule="auto"/>
+            </w:pPr>
+            <w:r/>
+            <w:r>
+              <w:rPr>
+                <w:rFonts w:ascii="Arial" w:hAnsi="Arial"/>
+                <w:sz w:val="18"/>
+              </w:rPr>
+              <w:t>Cost-effectiveness unknown</w:t>
+            </w:r>
+          </w:p>
+        </w:tc>
+        <w:tc>
+          <w:tcPr>
+            <w:tcW w:type="dxa" w:w="2160"/>
+            <w:shd w:fill="D9E2F3"/>
+          </w:tcPr>
+          <w:p>
+            <w:pPr>
+              <w:spacing w:after="0" w:before="0" w:line="276" w:lineRule="auto"/>
+            </w:pPr>
+            <w:r/>
+            <w:r>
+              <w:rPr>
+                <w:rFonts w:ascii="Arial" w:hAnsi="Arial"/>
+                <w:sz w:val="18"/>
+              </w:rPr>
+              <w:t>Translation</w:t>
+            </w:r>
+          </w:p>
+        </w:tc>
+        <w:tc>
+          <w:tcPr>
+            <w:tcW w:type="dxa" w:w="2160"/>
+            <w:shd w:fill="D9E2F3"/>
+          </w:tcPr>
+          <w:p>
+            <w:pPr>
+              <w:spacing w:after="0" w:before="0" w:line="276" w:lineRule="auto"/>
+            </w:pPr>
+            <w:r/>
+            <w:r>
+              <w:rPr>
+                <w:rFonts w:ascii="Arial" w:hAnsi="Arial"/>
+                <w:sz w:val="18"/>
+              </w:rPr>
+              <w:t>No health-economic evidence</w:t>
+            </w:r>
+          </w:p>
+        </w:tc>
+        <w:tc>
+          <w:tcPr>
+            <w:tcW w:type="dxa" w:w="2160"/>
+            <w:shd w:fill="D9E2F3"/>
+          </w:tcPr>
+          <w:p>
+            <w:pPr>
+              <w:spacing w:after="0" w:before="0" w:line="276" w:lineRule="auto"/>
+            </w:pPr>
+            <w:r/>
+            <w:r>
+              <w:rPr>
+                <w:rFonts w:ascii="Arial" w:hAnsi="Arial"/>
+                <w:sz w:val="18"/>
+              </w:rPr>
+              <w:t>Moderate</w:t>
+            </w:r>
+          </w:p>
+        </w:tc>
+      </w:tr>
+    </w:tbl>
+    <w:p/>
+    <w:p>
+      <w:r>
+        <w:br w:type="page"/>
       </w:r>
     </w:p>
     <w:p>
       <w:pPr>
-        <w:spacing w:line="480" w:lineRule="auto"/>
-        <w:ind w:firstLine="567"/>
+        <w:pStyle w:val="Heading1"/>
       </w:pPr>
       <w:r>
-        <w:t>Figure 1. Proposed hierarchical framework for multi-omics integration in lung cancer. (a) The current field is divided between two approaches: biological discovery (variance-based feature selection yielding 4-5 subtypes) and clinical prediction (Cox-based selection yielding 2 subtypes). The prognosis-first approach collapses biologically distinct subtypes with similar survival into single categories, losing therapeutic information. (b) The proposed hierarchical framework performs biological clustering first to preserve molecular taxonomy, followed by within-subtype risk stratification using both molecular and clinical features. This approach maintains mechanistic specificity for targeted therapy while providing clinical risk information. (c) Systematic census of 25 multi-omics lung cancer studies showing MOVICS dominance (72%), TCGA dependence (88%), and the feature selection divide: 13/18 MOVICS studies use supervised Cox filtering (yielding 2 subtypes) versus 3/18 using unsupervised variance-based selection (yielding 4-5 subtypes).</w:t>
+        <w:t>Figure Legends</w:t>
       </w:r>
     </w:p>
     <w:p>
-      <w:pPr>
-        <w:spacing w:line="480" w:lineRule="auto"/>
-        <w:ind w:firstLine="567"/>
-      </w:pPr>
+      <w:pPr/>
       <w:r>
-        <w:t>Figure 2. Landscape of gaps in multi-omics lung cancer research. (a) Critical gaps identified across 12 thematic domains and 66,879 papers: sex-stratified multi-omics analyses are nearly absent, no multi-omics study has focused on never-smoker NSCLC, and the exposome-to-subtype intersection is unmapped. (b) Missing data modalities across 25 integration studies: zero metabolomics, zero spatial omics, zero DIABLO applications, minimal proteomics (2/25 studies). (c) Retraction analysis showing 76 retracted papers in the epigenetics theme, concentrated in miRNA/lncRNA prognostic signature studies. (d) Evidence strength heat map across 12 themes, ranging from strong (molecular heterogeneity, AI/ML, immune biomarkers) to weak (drug repurposing, translational outcomes).</w:t>
+        <w:rPr>
+          <w:rFonts w:ascii="Arial" w:hAnsi="Arial"/>
+          <w:b/>
+          <w:i w:val="0"/>
+        </w:rPr>
+        <w:t>Figure 1</w:t>
+      </w:r>
+    </w:p>
+    <w:p>
+      <w:pPr/>
+      <w:r>
+        <w:rPr>
+          <w:rFonts w:ascii="Arial" w:hAnsi="Arial"/>
+          <w:b w:val="0"/>
+          <w:i w:val="0"/>
+        </w:rPr>
+        <w:t>Figure 1. Overview of multi-omics integration and AI/ML approaches in lung cancer. This schematic illustrates the current landscape of multi-omics data generation and integration in lung cancer research. Tumor tissue (surgical resection, biopsy) and liquid biopsy samples (blood, plasma) serve as input materials for multiple molecular profiling platforms: genomics (whole-exome sequencing), transcriptomics (bulk and single-cell RNA sequencing), epigenomics (DNA methylation arrays, ATAC-seq), proteomics (mass spectrometry-based quantification), single-cell profiling (scRNA-seq, CITE-seq), and spatial transcriptomics (Visium, MERFISH). These data streams feed into computational integration frameworks, including MOVICS (consensus of 10 algorithms), iCluster (joint latent variables), SNF (patient similarity networks), MOFA+ (Bayesian factor analysis), and emerging deep learning architectures (variational autoencoders, graph neural networks, transformers). Integration outputs branch into four primary applications: molecular subtype discovery, biomarker identification, drug response prediction, and immunotherapy patient selection. A parallel AI/ML layer encompasses histopathology deep learning (mutation prediction from H&amp;E slides), radiomics (CT-based treatment response prediction), foundation models (general-purpose pathology encoders), and multimodal fusion architectures. Clinical data —including TNM stage, smoking history, sex, ancestry, and performance status—are shown as a parallel input stream connected by dashed lines, indicating that these features are currently disconnected from integration pipelines despite their established prognostic value. Created with BioRender.com.</w:t>
+      </w:r>
+    </w:p>
+    <w:p>
+      <w:pPr/>
+      <w:r>
+        <w:rPr>
+          <w:rFonts w:ascii="Arial" w:hAnsi="Arial"/>
+          <w:b/>
+          <w:i w:val="0"/>
+        </w:rPr>
+        <w:t>Figure 2</w:t>
+      </w:r>
+    </w:p>
+    <w:p>
+      <w:pPr/>
+      <w:r>
+        <w:rPr>
+          <w:rFonts w:ascii="Arial" w:hAnsi="Arial"/>
+          <w:b w:val="0"/>
+          <w:i w:val="0"/>
+        </w:rPr>
+        <w:t>Figure 2. The feature selection philosophy divide in multi-omics lung cancer studies. Two panels illustrate the contrasting approaches observed in our census of 25 integration studies. Left panel (Biological Discovery): variance-based feature selection using median absolute deviation (MAD) or standard deviation (SD) retains approximately 10,000 features, producing 4–5 molecular subtypes, each characterized by distinct biological hallmarks (color-coded): immune-hot (high immune infiltration, checkpoint expression), metabolic (altered oxidative phosphorylation, lipid metabolism), proliferative (cell cycle dysregulation, DNA repair upregulation), and stromal (fibroblast activation, extracellular matrix remodeling). Right panel (Clinical Prediction): Cox regression-based feature selection retains 2,000–3,500 survival-associated features, converging on 2 subtypes labeled high-risk and low-risk. Center callout highlights the hidden problem: within the high-risk group, biologically distinct subtypes—immune-excluded tumors (potentially responsive to anti-angiogenic agents) and metabolically dysfunctional tumors (potentially responsive to metabolic inhibitors)—are collapsed into a single prognostic category, obscuring therapeutically actionable distinctions. Bottom panel: scatter plot displaying the correlation between the number of input features and the number of discovered subtypes across 18 MOVICS-based studies, demonstrating that feature selection strategy systematically determines subtype resolution. Created with BioRender.com.</w:t>
+      </w:r>
+    </w:p>
+    <w:p>
+      <w:pPr/>
+      <w:r>
+        <w:rPr>
+          <w:rFonts w:ascii="Arial" w:hAnsi="Arial"/>
+          <w:b/>
+          <w:i w:val="0"/>
+        </w:rPr>
+        <w:t>Figure 3</w:t>
+      </w:r>
+    </w:p>
+    <w:p>
+      <w:pPr/>
+      <w:r>
+        <w:rPr>
+          <w:rFonts w:ascii="Arial" w:hAnsi="Arial"/>
+          <w:b w:val="0"/>
+          <w:i w:val="0"/>
+        </w:rPr>
+        <w:t>Figure 3. Proposed hierarchical framework for multi-omics integration. A three-stage pipeline is depicted. Stage 1 (Biological Clustering): unsupervised clustering using variance-based features (MAD/SD selection, retaining the top 25% most variable features across omics layers) discovers natural molecular subtypes without imposing a survival prior. Stage 2 (Clinical Risk Stratification): within each biological subtype, multivariate methods—elastic net regularization, weighted gene co-expression network analysis (WGCNA), and stability selection—integrate both molecular and clinical features (age, stage, smoking, sex, ECOG) as competing predictors to stratify patients by risk. This design explicitly tests the incremental value of molecular over clinical features. Stage 3 (Therapeutic Matching): each subtype-risk combination maps to specific treatment strategies, including targeted therapy, immunotherapy selection, and drug repurposing candidates identified through Connectivity Map analysis or synthetic lethality screens. Novel feature selection methods are highlighted at each stage: MethylMix for identifying driver methylation events, stability selection for robust feature identification, and WGCNA for pathway-level modules. Created with BioRender.com.</w:t>
+      </w:r>
+    </w:p>
+    <w:p>
+      <w:pPr/>
+      <w:r>
+        <w:rPr>
+          <w:rFonts w:ascii="Arial" w:hAnsi="Arial"/>
+          <w:b/>
+          <w:i w:val="0"/>
+        </w:rPr>
+        <w:t>Figure 4</w:t>
+      </w:r>
+    </w:p>
+    <w:p>
+      <w:pPr/>
+      <w:r>
+        <w:rPr>
+          <w:rFonts w:ascii="Arial" w:hAnsi="Arial"/>
+          <w:b w:val="0"/>
+          <w:i w:val="0"/>
+        </w:rPr>
+        <w:t>Figure 4. Gaps and roadmap for multi-omics precision oncology in lung cancer. An infographic-style summary contrasts the current state of the field with the envisioned future. Left column (Current State): TCGA data monoculture (88% of studies), Cox-based feature selection collapsing biology into binary risk, sex- and ancestry-blind study designs, zero prospective validation, zero companion diagnostics, and 76 retractions in epigenetic biomarker studies. Right column (Future State): multi-ethnic institutional cohorts with paired tissue and liquid biopsy profiling, hierarchical integration preserving biological taxonomy, sex-stratified analysis as a default reporting standard, prospective multi-omics trials embedded in clinical decision-making, and FDA-cleared companion diagnostics for multi-omics classifiers. Center column (Bridge Elements): the specific actions needed to transition from current to future state, including generation of institutional cohorts, integration of clinical features alongside molecular data, addition of spatial and metabolomic layers, AI fairness audits across demographic subgroups, companion diagnostic development, and cost-effectiveness evidence. Bottom timeline traces key milestones from TCGA (2012–2014) through CPTAC proteogenomics (2020) and foundation models (2023–2025) to the proposed prospective multi-omics integration trial. Created with BioRender.com.</w:t>
       </w:r>
     </w:p>
     <w:p>
@@ -489,723 +4354,747 @@
       </w:r>
     </w:p>
     <w:p>
-      <w:pPr>
-        <w:spacing w:after="40" w:line="276" w:lineRule="auto"/>
-        <w:ind w:hanging="425" w:left="425"/>
-      </w:pPr>
+      <w:pPr/>
       <w:r>
         <w:rPr>
-          <w:sz w:val="18"/>
+          <w:rFonts w:ascii="Arial" w:hAnsi="Arial"/>
+          <w:b w:val="0"/>
+          <w:i w:val="0"/>
         </w:rPr>
         <w:t>1. Cancer Genome Atlas Research Network. Comprehensive molecular profiling of lung adenocarcinoma. Nature 511, 543-550 (2014).</w:t>
       </w:r>
     </w:p>
     <w:p>
-      <w:pPr>
-        <w:spacing w:after="40" w:line="276" w:lineRule="auto"/>
-        <w:ind w:hanging="425" w:left="425"/>
-      </w:pPr>
+      <w:pPr/>
       <w:r>
         <w:rPr>
-          <w:sz w:val="18"/>
+          <w:rFonts w:ascii="Arial" w:hAnsi="Arial"/>
+          <w:b w:val="0"/>
+          <w:i w:val="0"/>
         </w:rPr>
         <w:t>2. Cancer Genome Atlas Research Network. Comprehensive genomic characterization of squamous cell lung cancers. Nature 489, 519-525 (2012).</w:t>
       </w:r>
     </w:p>
     <w:p>
-      <w:pPr>
-        <w:spacing w:after="40" w:line="276" w:lineRule="auto"/>
-        <w:ind w:hanging="425" w:left="425"/>
-      </w:pPr>
+      <w:pPr/>
       <w:r>
         <w:rPr>
-          <w:sz w:val="18"/>
+          <w:rFonts w:ascii="Arial" w:hAnsi="Arial"/>
+          <w:b w:val="0"/>
+          <w:i w:val="0"/>
         </w:rPr>
         <w:t>3. Gillette, M. A. et al. Proteogenomic characterization reveals therapeutic vulnerabilities in lung adenocarcinoma. Cell 182, 200-225 (2020).</w:t>
       </w:r>
     </w:p>
     <w:p>
-      <w:pPr>
-        <w:spacing w:after="40" w:line="276" w:lineRule="auto"/>
-        <w:ind w:hanging="425" w:left="425"/>
-      </w:pPr>
+      <w:pPr/>
       <w:r>
         <w:rPr>
-          <w:sz w:val="18"/>
+          <w:rFonts w:ascii="Arial" w:hAnsi="Arial"/>
+          <w:b w:val="0"/>
+          <w:i w:val="0"/>
         </w:rPr>
         <w:t>4. Xu, J. Y. et al. Integrative proteomic characterization of human lung adenocarcinoma. Cell 182, 245-261 (2020).</w:t>
       </w:r>
     </w:p>
     <w:p>
-      <w:pPr>
-        <w:spacing w:after="40" w:line="276" w:lineRule="auto"/>
-        <w:ind w:hanging="425" w:left="425"/>
-      </w:pPr>
+      <w:pPr/>
       <w:r>
         <w:rPr>
-          <w:sz w:val="18"/>
+          <w:rFonts w:ascii="Arial" w:hAnsi="Arial"/>
+          <w:b w:val="0"/>
+          <w:i w:val="0"/>
         </w:rPr>
         <w:t>5. Chen, Y. J. et al. Proteogenomics of non-smoking lung cancer in East Asia delineates molecular signatures of pathogenesis. Cell 182, 226-244 (2020).</w:t>
       </w:r>
     </w:p>
     <w:p>
-      <w:pPr>
-        <w:spacing w:after="40" w:line="276" w:lineRule="auto"/>
-        <w:ind w:hanging="425" w:left="425"/>
-      </w:pPr>
+      <w:pPr/>
       <w:r>
         <w:rPr>
-          <w:sz w:val="18"/>
+          <w:rFonts w:ascii="Arial" w:hAnsi="Arial"/>
+          <w:b w:val="0"/>
+          <w:i w:val="0"/>
         </w:rPr>
         <w:t>6. Rudin, C. M. et al. Molecular subtypes of small cell lung cancer: a synthesis of human and mouse model data. Nat. Rev. Cancer 19, 289-297 (2019).</w:t>
       </w:r>
     </w:p>
     <w:p>
-      <w:pPr>
-        <w:spacing w:after="40" w:line="276" w:lineRule="auto"/>
-        <w:ind w:hanging="425" w:left="425"/>
-      </w:pPr>
+      <w:pPr/>
       <w:r>
         <w:rPr>
-          <w:sz w:val="18"/>
+          <w:rFonts w:ascii="Arial" w:hAnsi="Arial"/>
+          <w:b w:val="0"/>
+          <w:i w:val="0"/>
         </w:rPr>
         <w:t>7. Baine, M. K. et al. SCLC subtypes defined by ASCL1, NEUROD1, POU2F3, and YAP1. J. Thorac. Oncol. 15, 1823-1835 (2020).</w:t>
       </w:r>
     </w:p>
     <w:p>
-      <w:pPr>
-        <w:spacing w:after="40" w:line="276" w:lineRule="auto"/>
-        <w:ind w:hanging="425" w:left="425"/>
-      </w:pPr>
+      <w:pPr/>
       <w:r>
         <w:rPr>
-          <w:sz w:val="18"/>
+          <w:rFonts w:ascii="Arial" w:hAnsi="Arial"/>
+          <w:b w:val="0"/>
+          <w:i w:val="0"/>
         </w:rPr>
         <w:t>8. Shen, R., Olshen, A. B. &amp; Ladanyi, M. Integrative clustering of multiple genomic data types using a joint latent variable model. Bioinformatics 25, 2906-2912 (2009).</w:t>
       </w:r>
     </w:p>
     <w:p>
-      <w:pPr>
-        <w:spacing w:after="40" w:line="276" w:lineRule="auto"/>
-        <w:ind w:hanging="425" w:left="425"/>
-      </w:pPr>
+      <w:pPr/>
       <w:r>
         <w:rPr>
-          <w:sz w:val="18"/>
+          <w:rFonts w:ascii="Arial" w:hAnsi="Arial"/>
+          <w:b w:val="0"/>
+          <w:i w:val="0"/>
         </w:rPr>
         <w:t>9. Wang, B. et al. Similarity network fusion for aggregating data types on a genomic scale. Nat. Methods 11, 333-337 (2014).</w:t>
       </w:r>
     </w:p>
     <w:p>
-      <w:pPr>
-        <w:spacing w:after="40" w:line="276" w:lineRule="auto"/>
-        <w:ind w:hanging="425" w:left="425"/>
-      </w:pPr>
+      <w:pPr/>
       <w:r>
         <w:rPr>
-          <w:sz w:val="18"/>
+          <w:rFonts w:ascii="Arial" w:hAnsi="Arial"/>
+          <w:b w:val="0"/>
+          <w:i w:val="0"/>
         </w:rPr>
         <w:t>10. Coudray, N. et al. Classification and mutation prediction from non-small cell lung cancer histopathology images using deep learning. Nat. Med. 24, 1559-1567 (2018).</w:t>
       </w:r>
     </w:p>
     <w:p>
-      <w:pPr>
-        <w:spacing w:after="40" w:line="276" w:lineRule="auto"/>
-        <w:ind w:hanging="425" w:left="425"/>
-      </w:pPr>
+      <w:pPr/>
       <w:r>
         <w:rPr>
-          <w:sz w:val="18"/>
+          <w:rFonts w:ascii="Arial" w:hAnsi="Arial"/>
+          <w:b w:val="0"/>
+          <w:i w:val="0"/>
         </w:rPr>
         <w:t>11. Chen, R. J. et al. Pan-cancer integrative histology-genomic analysis via multimodal deep learning. Cancer Cell 40, 865-878 (2022).</w:t>
       </w:r>
     </w:p>
     <w:p>
-      <w:pPr>
-        <w:spacing w:after="40" w:line="276" w:lineRule="auto"/>
-        <w:ind w:hanging="425" w:left="425"/>
-      </w:pPr>
+      <w:pPr/>
       <w:r>
         <w:rPr>
-          <w:sz w:val="18"/>
+          <w:rFonts w:ascii="Arial" w:hAnsi="Arial"/>
+          <w:b w:val="0"/>
+          <w:i w:val="0"/>
         </w:rPr>
-        <w:t>12. Skoulidis, F. &amp; Heymach, J. V. Co-occurring genomic alterations in non-small-cell lung cancer biology and therapy. Nat. Rev. Cancer 19, 495-509 (2019).</w:t>
+        <w:t>12. Wang, X. et al. A pathology foundation model for cancer diagnosis and prognosis prediction. Nature 634, 921-928 (2024).</w:t>
       </w:r>
     </w:p>
     <w:p>
-      <w:pPr>
-        <w:spacing w:after="40" w:line="276" w:lineRule="auto"/>
-        <w:ind w:hanging="425" w:left="425"/>
-      </w:pPr>
+      <w:pPr/>
       <w:r>
         <w:rPr>
-          <w:sz w:val="18"/>
+          <w:rFonts w:ascii="Arial" w:hAnsi="Arial"/>
+          <w:b w:val="0"/>
+          <w:i w:val="0"/>
         </w:rPr>
-        <w:t>13. Liu, Y. et al. Proteogenomic characterization of small cell lung cancer identifies biological insights and subtype-specific therapeutic strategies. Cell 187, 184-203 (2024).</w:t>
+        <w:t>13. Yang, G. et al. A foundation model for generalizable cancer diagnosis and survival prediction. Nat. Commun. 16, 2045 (2025).</w:t>
       </w:r>
     </w:p>
     <w:p>
-      <w:pPr>
-        <w:spacing w:after="40" w:line="276" w:lineRule="auto"/>
-        <w:ind w:hanging="425" w:left="425"/>
-      </w:pPr>
+      <w:pPr/>
       <w:r>
         <w:rPr>
-          <w:sz w:val="18"/>
+          <w:rFonts w:ascii="Arial" w:hAnsi="Arial"/>
+          <w:b w:val="0"/>
+          <w:i w:val="0"/>
         </w:rPr>
-        <w:t>14. Martinez-Ruiz, C. et al. Genomic-transcriptomic evolution in lung cancer and metastasis. Nature 616, 553-562 (2023).</w:t>
+        <w:t>14. Skoulidis, F. &amp; Heymach, J. V. Co-occurring genomic alterations in non-small-cell lung cancer biology and therapy. Nat. Rev. Cancer 19, 495-509 (2019).</w:t>
       </w:r>
     </w:p>
     <w:p>
-      <w:pPr>
-        <w:spacing w:after="40" w:line="276" w:lineRule="auto"/>
-        <w:ind w:hanging="425" w:left="425"/>
-      </w:pPr>
+      <w:pPr/>
       <w:r>
         <w:rPr>
-          <w:sz w:val="18"/>
+          <w:rFonts w:ascii="Arial" w:hAnsi="Arial"/>
+          <w:b w:val="0"/>
+          <w:i w:val="0"/>
         </w:rPr>
-        <w:t>15. Harada, G. et al. Rare molecular subtypes of lung cancer. Nat. Rev. Clin. Oncol. 20, 229-249 (2023).</w:t>
+        <w:t>15. Liu, Y. et al. Proteogenomic characterization of small cell lung cancer identifies biological insights and subtype-specific therapeutic strategies. Cell 187, 184-203 (2024).</w:t>
       </w:r>
     </w:p>
     <w:p>
-      <w:pPr>
-        <w:spacing w:after="40" w:line="276" w:lineRule="auto"/>
-        <w:ind w:hanging="425" w:left="425"/>
-      </w:pPr>
+      <w:pPr/>
       <w:r>
         <w:rPr>
-          <w:sz w:val="18"/>
+          <w:rFonts w:ascii="Arial" w:hAnsi="Arial"/>
+          <w:b w:val="0"/>
+          <w:i w:val="0"/>
         </w:rPr>
-        <w:t>16. Argelaguet, R. et al. MOFA+: a statistical framework for comprehensive integration of multi-modal single-cell data. Genome Biol. 21, 111 (2020).</w:t>
+        <w:t>16. Martinez-Ruiz, C. et al. Genomic-transcriptomic evolution in lung cancer and metastasis. Nature 616, 553-562 (2023).</w:t>
       </w:r>
     </w:p>
     <w:p>
-      <w:pPr>
-        <w:spacing w:after="40" w:line="276" w:lineRule="auto"/>
-        <w:ind w:hanging="425" w:left="425"/>
-      </w:pPr>
+      <w:pPr/>
       <w:r>
         <w:rPr>
-          <w:sz w:val="18"/>
+          <w:rFonts w:ascii="Arial" w:hAnsi="Arial"/>
+          <w:b w:val="0"/>
+          <w:i w:val="0"/>
         </w:rPr>
-        <w:t>17. Lu, X. et al. MOVICS: an R package for multi-omics integration and visualization in cancer subtyping. Bioinformatics 36, 5539-5541 (2020).</w:t>
+        <w:t>17. Argelaguet, R. et al. MOFA+: a statistical framework for comprehensive integration of multi-modal single-cell data. Genome Biol. 21, 111 (2020).</w:t>
       </w:r>
     </w:p>
     <w:p>
-      <w:pPr>
-        <w:spacing w:after="40" w:line="276" w:lineRule="auto"/>
-        <w:ind w:hanging="425" w:left="425"/>
-      </w:pPr>
+      <w:pPr/>
       <w:r>
         <w:rPr>
-          <w:sz w:val="18"/>
+          <w:rFonts w:ascii="Arial" w:hAnsi="Arial"/>
+          <w:b w:val="0"/>
+          <w:i w:val="0"/>
         </w:rPr>
-        <w:t>18. Pierre-Jean, M. et al. Clustering and variable selection evaluation of 13 unsupervised methods for multi-omics data integration. Brief. Bioinform. 21, 2020-2030 (2020).</w:t>
+        <w:t>18. Lu, X. et al. MOVICS: an R package for multi-omics integration and visualization in cancer subtyping. Bioinformatics 36, 5539-5541 (2020).</w:t>
       </w:r>
     </w:p>
     <w:p>
-      <w:pPr>
-        <w:spacing w:after="40" w:line="276" w:lineRule="auto"/>
-        <w:ind w:hanging="425" w:left="425"/>
-      </w:pPr>
+      <w:pPr/>
       <w:r>
         <w:rPr>
-          <w:sz w:val="18"/>
+          <w:rFonts w:ascii="Arial" w:hAnsi="Arial"/>
+          <w:b w:val="0"/>
+          <w:i w:val="0"/>
         </w:rPr>
-        <w:t>19. Chauvel, C. et al. Evaluation of integrative clustering methods for the analysis of multi-omics data. Brief. Bioinform. 21, 541-552 (2020).</w:t>
+        <w:t>19. Pierre-Jean, M. et al. Clustering and variable selection evaluation of 13 unsupervised methods for multi-omics data integration. Brief. Bioinform. 21, 2020-2030 (2020).</w:t>
       </w:r>
     </w:p>
     <w:p>
-      <w:pPr>
-        <w:spacing w:after="40" w:line="276" w:lineRule="auto"/>
-        <w:ind w:hanging="425" w:left="425"/>
-      </w:pPr>
+      <w:pPr/>
       <w:r>
         <w:rPr>
-          <w:sz w:val="18"/>
+          <w:rFonts w:ascii="Arial" w:hAnsi="Arial"/>
+          <w:b w:val="0"/>
+          <w:i w:val="0"/>
         </w:rPr>
-        <w:t>20. Athaya, T. et al. Multimodal deep learning approaches for single-cell multi-omics data integration. Brief. Bioinform. 24, bbad313 (2023).</w:t>
+        <w:t>20. Chauvel, C. et al. Evaluation of integrative clustering methods for the analysis of multi-omics data. Brief. Bioinform. 21, 541-552 (2020).</w:t>
       </w:r>
     </w:p>
     <w:p>
-      <w:pPr>
-        <w:spacing w:after="40" w:line="276" w:lineRule="auto"/>
-        <w:ind w:hanging="425" w:left="425"/>
-      </w:pPr>
+      <w:pPr/>
       <w:r>
         <w:rPr>
-          <w:sz w:val="18"/>
+          <w:rFonts w:ascii="Arial" w:hAnsi="Arial"/>
+          <w:b w:val="0"/>
+          <w:i w:val="0"/>
         </w:rPr>
-        <w:t>21. Hu, B. et al. Benchmarking algorithms for single-cell multi-omics prediction and integration. Nat. Methods 21, 2126-2137 (2024).</w:t>
+        <w:t>21. Athaya, T. et al. Multimodal deep learning approaches for single-cell multi-omics data integration. Brief. Bioinform. 24, bbad313 (2023).</w:t>
       </w:r>
     </w:p>
     <w:p>
-      <w:pPr>
-        <w:spacing w:after="40" w:line="276" w:lineRule="auto"/>
-        <w:ind w:hanging="425" w:left="425"/>
-      </w:pPr>
+      <w:pPr/>
       <w:r>
         <w:rPr>
-          <w:sz w:val="18"/>
+          <w:rFonts w:ascii="Arial" w:hAnsi="Arial"/>
+          <w:b w:val="0"/>
+          <w:i w:val="0"/>
         </w:rPr>
-        <w:t>22. Baiao, A. et al. A technical review of multi-omics data integration methods. Brief. Bioinform. 26, bbaf066 (2025).</w:t>
+        <w:t>22. Hu, B. et al. Benchmarking algorithms for single-cell multi-omics prediction and integration. Nat. Methods 21, 2126-2137 (2024).</w:t>
       </w:r>
     </w:p>
     <w:p>
-      <w:pPr>
-        <w:spacing w:after="40" w:line="276" w:lineRule="auto"/>
-        <w:ind w:hanging="425" w:left="425"/>
-      </w:pPr>
+      <w:pPr/>
       <w:r>
         <w:rPr>
-          <w:sz w:val="18"/>
+          <w:rFonts w:ascii="Arial" w:hAnsi="Arial"/>
+          <w:b w:val="0"/>
+          <w:i w:val="0"/>
         </w:rPr>
-        <w:t>23. Zou, Y. et al. Multi-omics consensus portfolio to refine the classification of lung adenocarcinoma. Transl. Lung Cancer Res. 11, 2251-2271 (2022).</w:t>
+        <w:t>23. Baiao, A. et al. A technical review of multi-omics data integration methods. Brief. Bioinform. 26, bbaf066 (2025).</w:t>
       </w:r>
     </w:p>
     <w:p>
-      <w:pPr>
-        <w:spacing w:after="40" w:line="276" w:lineRule="auto"/>
-        <w:ind w:hanging="425" w:left="425"/>
-      </w:pPr>
+      <w:pPr/>
       <w:r>
         <w:rPr>
-          <w:sz w:val="18"/>
+          <w:rFonts w:ascii="Arial" w:hAnsi="Arial"/>
+          <w:b w:val="0"/>
+          <w:i w:val="0"/>
         </w:rPr>
-        <w:t>24. Ravichandran, V. Multi-omics integration for molecular subtyping in lung cancer: a comprehensive review. Digital Health Institute, Rutgers University (2026).</w:t>
+        <w:t>24. Zou, Y. et al. Multi-omics consensus portfolio to refine the classification of lung adenocarcinoma. Transl. Lung Cancer Res. 11, 2251-2271 (2022).</w:t>
       </w:r>
     </w:p>
     <w:p>
-      <w:pPr>
-        <w:spacing w:after="40" w:line="276" w:lineRule="auto"/>
-        <w:ind w:hanging="425" w:left="425"/>
-      </w:pPr>
+      <w:pPr/>
       <w:r>
         <w:rPr>
-          <w:sz w:val="18"/>
+          <w:rFonts w:ascii="Arial" w:hAnsi="Arial"/>
+          <w:b w:val="0"/>
+          <w:i w:val="0"/>
         </w:rPr>
-        <w:t>25. Wang, X. et al. A pathology foundation model for cancer diagnosis and prognosis prediction. Nature 634, 921-928 (2024).</w:t>
+        <w:t>25. Rakaee, M. et al. Deep learning model for predicting immunotherapy response in advanced NSCLC. JAMA Oncol. 11, 45-54 (2025).</w:t>
       </w:r>
     </w:p>
     <w:p>
-      <w:pPr>
-        <w:spacing w:after="40" w:line="276" w:lineRule="auto"/>
-        <w:ind w:hanging="425" w:left="425"/>
-      </w:pPr>
+      <w:pPr/>
       <w:r>
         <w:rPr>
-          <w:sz w:val="18"/>
+          <w:rFonts w:ascii="Arial" w:hAnsi="Arial"/>
+          <w:b w:val="0"/>
+          <w:i w:val="0"/>
         </w:rPr>
-        <w:t>26. Yang, G. et al. A foundation model for generalizable cancer diagnosis and survival prediction. Nat. Commun. 16, 2045 (2025).</w:t>
+        <w:t>26. Arshad, M. et al. Artificial intelligence and machine learning in lung cancer. Cancers 17, 456 (2025).</w:t>
       </w:r>
     </w:p>
     <w:p>
-      <w:pPr>
-        <w:spacing w:after="40" w:line="276" w:lineRule="auto"/>
-        <w:ind w:hanging="425" w:left="425"/>
-      </w:pPr>
+      <w:pPr/>
       <w:r>
         <w:rPr>
-          <w:sz w:val="18"/>
+          <w:rFonts w:ascii="Arial" w:hAnsi="Arial"/>
+          <w:b w:val="0"/>
+          <w:i w:val="0"/>
         </w:rPr>
-        <w:t>27. Rakaee, M. et al. Deep learning model for predicting immunotherapy response in advanced NSCLC. JAMA Oncol. 11, 45-54 (2025).</w:t>
+        <w:t>27. Siegfried, J. M. et al. Women and lung cancer: does oestrogen play a role? Lancet Oncol. 2, 506-513 (2001).</w:t>
       </w:r>
     </w:p>
     <w:p>
-      <w:pPr>
-        <w:spacing w:after="40" w:line="276" w:lineRule="auto"/>
-        <w:ind w:hanging="425" w:left="425"/>
-      </w:pPr>
+      <w:pPr/>
       <w:r>
         <w:rPr>
-          <w:sz w:val="18"/>
+          <w:rFonts w:ascii="Arial" w:hAnsi="Arial"/>
+          <w:b w:val="0"/>
+          <w:i w:val="0"/>
         </w:rPr>
-        <w:t>28. Arshad, M. et al. Artificial intelligence and machine learning in lung cancer. Cancers 17, 456 (2025).</w:t>
+        <w:t>28. Patel, J. D. et al. Lung cancer in US women: a contemporary epidemic. JAMA 291, 1763-1768 (2004).</w:t>
       </w:r>
     </w:p>
     <w:p>
-      <w:pPr>
-        <w:spacing w:after="40" w:line="276" w:lineRule="auto"/>
-        <w:ind w:hanging="425" w:left="425"/>
-      </w:pPr>
+      <w:pPr/>
       <w:r>
         <w:rPr>
-          <w:sz w:val="18"/>
+          <w:rFonts w:ascii="Arial" w:hAnsi="Arial"/>
+          <w:b w:val="0"/>
+          <w:i w:val="0"/>
         </w:rPr>
-        <w:t>29. Siegfried, J. M. et al. Women and lung cancer: does oestrogen play a role? Lancet Oncol. 2, 506-513 (2001).</w:t>
+        <w:t>29. Conforti, F. et al. Cancer immunotherapy efficacy and patients' sex: a systematic review and meta-analysis. Lancet Oncol. 19, 737-746 (2018).</w:t>
       </w:r>
     </w:p>
     <w:p>
-      <w:pPr>
-        <w:spacing w:after="40" w:line="276" w:lineRule="auto"/>
-        <w:ind w:hanging="425" w:left="425"/>
-      </w:pPr>
+      <w:pPr/>
       <w:r>
         <w:rPr>
-          <w:sz w:val="18"/>
+          <w:rFonts w:ascii="Arial" w:hAnsi="Arial"/>
+          <w:b w:val="0"/>
+          <w:i w:val="0"/>
         </w:rPr>
         <w:t>30. Park, E. et al. Proteogenomic characterization reveals estrogen signaling as a target for never-smoker LUAD. Cancer Res. 84, 2178-2192 (2024).</w:t>
       </w:r>
     </w:p>
     <w:p>
-      <w:pPr>
-        <w:spacing w:after="40" w:line="276" w:lineRule="auto"/>
-        <w:ind w:hanging="425" w:left="425"/>
-      </w:pPr>
+      <w:pPr/>
       <w:r>
         <w:rPr>
-          <w:sz w:val="18"/>
+          <w:rFonts w:ascii="Arial" w:hAnsi="Arial"/>
+          <w:b w:val="0"/>
+          <w:i w:val="0"/>
         </w:rPr>
-        <w:t>31. Conforti, F. et al. Cancer immunotherapy efficacy and patients' sex: a systematic review and meta-analysis. Lancet Oncol. 19, 737-746 (2018).</w:t>
+        <w:t>31. Zhang, T. et al. Genomic and evolutionary classification of lung cancer in never smokers. Nat. Genet. 53, 1348-1359 (2021).</w:t>
       </w:r>
     </w:p>
     <w:p>
-      <w:pPr>
-        <w:spacing w:after="40" w:line="276" w:lineRule="auto"/>
-        <w:ind w:hanging="425" w:left="425"/>
-      </w:pPr>
+      <w:pPr/>
       <w:r>
         <w:rPr>
-          <w:sz w:val="18"/>
+          <w:rFonts w:ascii="Arial" w:hAnsi="Arial"/>
+          <w:b w:val="0"/>
+          <w:i w:val="0"/>
         </w:rPr>
-        <w:t>32. Vavala, T. et al. Gender differences and immunotherapy outcome in advanced lung cancer. Int. J. Mol. Sci. 22, 11888 (2021).</w:t>
+        <w:t>32. Sun, S., Schiller, J. H. &amp; Gazdar, A. F. Lung cancer in never smokers--a different disease. Nat. Rev. Cancer 7, 778-790 (2007).</w:t>
       </w:r>
     </w:p>
     <w:p>
-      <w:pPr>
-        <w:spacing w:after="40" w:line="276" w:lineRule="auto"/>
-        <w:ind w:hanging="425" w:left="425"/>
-      </w:pPr>
+      <w:pPr/>
       <w:r>
         <w:rPr>
-          <w:sz w:val="18"/>
+          <w:rFonts w:ascii="Arial" w:hAnsi="Arial"/>
+          <w:b w:val="0"/>
+          <w:i w:val="0"/>
         </w:rPr>
-        <w:t>33. Zhang, T. et al. Genomic and evolutionary classification of lung cancer in never smokers. Nat. Genet. 53, 1348-1359 (2021).</w:t>
+        <w:t>33. Govindan, R. et al. Genomic landscape of non-small cell lung cancer in smokers and never-smokers. Cell 150, 1121-1134 (2012).</w:t>
       </w:r>
     </w:p>
     <w:p>
-      <w:pPr>
-        <w:spacing w:after="40" w:line="276" w:lineRule="auto"/>
-        <w:ind w:hanging="425" w:left="425"/>
-      </w:pPr>
+      <w:pPr/>
       <w:r>
         <w:rPr>
-          <w:sz w:val="18"/>
+          <w:rFonts w:ascii="Arial" w:hAnsi="Arial"/>
+          <w:b w:val="0"/>
+          <w:i w:val="0"/>
         </w:rPr>
         <w:t>34. Hamouz, R. Z. et al. A functional genomics review of non-small-cell lung cancer in never smokers. Int. J. Mol. Sci. 24, 13314 (2023).</w:t>
       </w:r>
     </w:p>
     <w:p>
-      <w:pPr>
-        <w:spacing w:after="40" w:line="276" w:lineRule="auto"/>
-        <w:ind w:hanging="425" w:left="425"/>
-      </w:pPr>
+      <w:pPr/>
       <w:r>
         <w:rPr>
-          <w:sz w:val="18"/>
+          <w:rFonts w:ascii="Arial" w:hAnsi="Arial"/>
+          <w:b w:val="0"/>
+          <w:i w:val="0"/>
         </w:rPr>
         <w:t>35. Pershagen, G. et al. Residential radon exposure and lung cancer in Sweden. N. Engl. J. Med. 330, 159-164 (1994).</w:t>
       </w:r>
     </w:p>
     <w:p>
-      <w:pPr>
-        <w:spacing w:after="40" w:line="276" w:lineRule="auto"/>
-        <w:ind w:hanging="425" w:left="425"/>
-      </w:pPr>
+      <w:pPr/>
       <w:r>
         <w:rPr>
-          <w:sz w:val="18"/>
+          <w:rFonts w:ascii="Arial" w:hAnsi="Arial"/>
+          <w:b w:val="0"/>
+          <w:i w:val="0"/>
         </w:rPr>
         <w:t>36. Vahakangas, K. H. et al. Mutations of p53 and ras genes in radon-associated lung cancer. Lancet 339, 576-580 (1992).</w:t>
       </w:r>
     </w:p>
     <w:p>
-      <w:pPr>
-        <w:spacing w:after="40" w:line="276" w:lineRule="auto"/>
-        <w:ind w:hanging="425" w:left="425"/>
-      </w:pPr>
+      <w:pPr/>
       <w:r>
         <w:rPr>
-          <w:sz w:val="18"/>
+          <w:rFonts w:ascii="Arial" w:hAnsi="Arial"/>
+          <w:b w:val="0"/>
+          <w:i w:val="0"/>
         </w:rPr>
-        <w:t>37. Wielscher, M. et al. DNA methylation signature of chronic low-grade inflammation and its role in cardio-respiratory disease. Nat. Commun. 13, 2536 (2022).</w:t>
+        <w:t>37. Murphy, S. J. et al. Lung cancer in nonsmoking individuals: a review. JAMA 333, 567-579 (2025).</w:t>
+      </w:r>
+    </w:p>
+    <w:p>
+      <w:pPr/>
+      <w:r>
+        <w:rPr>
+          <w:rFonts w:ascii="Arial" w:hAnsi="Arial"/>
+          <w:b w:val="0"/>
+          <w:i w:val="0"/>
+        </w:rPr>
+        <w:t>38. Wielscher, M. et al. DNA methylation signature of chronic low-grade inflammation and its role in cardio-respiratory disease. Nat. Commun. 13, 2536 (2022).</w:t>
+      </w:r>
+    </w:p>
+    <w:p>
+      <w:pPr/>
+      <w:r>
+        <w:rPr>
+          <w:rFonts w:ascii="Arial" w:hAnsi="Arial"/>
+          <w:b w:val="0"/>
+          <w:i w:val="0"/>
+        </w:rPr>
+        <w:t>39. Alam, H. et al. KMT2D deficiency impairs super-enhancers to confer a glycolytic vulnerability in lung cancer. Cancer Cell 37, 599-617 (2020).</w:t>
+      </w:r>
+    </w:p>
+    <w:p>
+      <w:pPr/>
+      <w:r>
+        <w:rPr>
+          <w:rFonts w:ascii="Arial" w:hAnsi="Arial"/>
+          <w:b w:val="0"/>
+          <w:i w:val="0"/>
+        </w:rPr>
+        <w:t>40. de Miguel, F. J. et al. SWI/SNF chromatin remodeling complexes promote TKI resistance in EGFR-mutant lung cancer. Cancer Cell 41, 1543-1560 (2023).</w:t>
+      </w:r>
+    </w:p>
+    <w:p>
+      <w:pPr/>
+      <w:r>
+        <w:rPr>
+          <w:rFonts w:ascii="Arial" w:hAnsi="Arial"/>
+          <w:b w:val="0"/>
+          <w:i w:val="0"/>
+        </w:rPr>
+        <w:t>41. Yuan, G. et al. Elevated NSD3 histone methylation activity drives squamous cell lung cancer. Nature 590, 504-508 (2021).</w:t>
+      </w:r>
+    </w:p>
+    <w:p>
+      <w:pPr/>
+      <w:r>
+        <w:rPr>
+          <w:rFonts w:ascii="Arial" w:hAnsi="Arial"/>
+          <w:b w:val="0"/>
+          <w:i w:val="0"/>
+        </w:rPr>
+        <w:t>42. Heeke, S. et al. Tumor- and circulating-free DNA methylation identifies clinically relevant SCLC subtypes. Cancer Cell 42, 225-242 (2024).</w:t>
+      </w:r>
+    </w:p>
+    <w:p>
+      <w:pPr/>
+      <w:r>
+        <w:rPr>
+          <w:rFonts w:ascii="Arial" w:hAnsi="Arial"/>
+          <w:b w:val="0"/>
+          <w:i w:val="0"/>
+        </w:rPr>
+        <w:t>43. Zuccato, C. F. et al. Prediction of brain metastasis development with DNA methylation signatures. Nat. Med. 31, 456-467 (2025).</w:t>
+      </w:r>
+    </w:p>
+    <w:p>
+      <w:pPr/>
+      <w:r>
+        <w:rPr>
+          <w:rFonts w:ascii="Arial" w:hAnsi="Arial"/>
+          <w:b w:val="0"/>
+          <w:i w:val="0"/>
+        </w:rPr>
+        <w:t>44. Rizvi, N. A. et al. Mutational landscape determines sensitivity to PD-1 blockade in NSCLC. Science 348, 124-128 (2015).</w:t>
+      </w:r>
+    </w:p>
+    <w:p>
+      <w:pPr/>
+      <w:r>
+        <w:rPr>
+          <w:rFonts w:ascii="Arial" w:hAnsi="Arial"/>
+          <w:b w:val="0"/>
+          <w:i w:val="0"/>
+        </w:rPr>
+        <w:t>45. Thorsson, V. et al. The immune landscape of cancer. Immunity 48, 812-830 (2018).</w:t>
+      </w:r>
+    </w:p>
+    <w:p>
+      <w:pPr/>
+      <w:r>
+        <w:rPr>
+          <w:rFonts w:ascii="Arial" w:hAnsi="Arial"/>
+          <w:b w:val="0"/>
+          <w:i w:val="0"/>
+        </w:rPr>
+        <w:t>46. Charoentong, P. et al. Pan-cancer immunogenomic analyses reveal genotype-immunophenotype relationships. Cell Rep. 18, 248-262 (2017).</w:t>
+      </w:r>
+    </w:p>
+    <w:p>
+      <w:pPr/>
+      <w:r>
+        <w:rPr>
+          <w:rFonts w:ascii="Arial" w:hAnsi="Arial"/>
+          <w:b w:val="0"/>
+          <w:i w:val="0"/>
+        </w:rPr>
+        <w:t>47. Bagaev, A. et al. Conserved pan-cancer microenvironment subtypes predict response to immunotherapy. Cancer Cell 39, 845-865 (2021).</w:t>
+      </w:r>
+    </w:p>
+    <w:p>
+      <w:pPr/>
+      <w:r>
+        <w:rPr>
+          <w:rFonts w:ascii="Arial" w:hAnsi="Arial"/>
+          <w:b w:val="0"/>
+          <w:i w:val="0"/>
+        </w:rPr>
+        <w:t>48. Stein-Thoeringer, C. K. et al. A non-antibiotic-disrupted gut microbiome is associated with clinical responses to immunotherapy. Nat. Med. 29, 906-916 (2023).</w:t>
+      </w:r>
+    </w:p>
+    <w:p>
+      <w:pPr/>
+      <w:r>
+        <w:rPr>
+          <w:rFonts w:ascii="Arial" w:hAnsi="Arial"/>
+          <w:b w:val="0"/>
+          <w:i w:val="0"/>
+        </w:rPr>
+        <w:t>49. Ferrari, V. et al. Sensitizing cancer cells to immune checkpoint inhibitors by microbiota-mediated upregulation of HLA class I. Cancer Cell 41, 1717-1730 (2023).</w:t>
+      </w:r>
+    </w:p>
+    <w:p>
+      <w:pPr/>
+      <w:r>
+        <w:rPr>
+          <w:rFonts w:ascii="Arial" w:hAnsi="Arial"/>
+          <w:b w:val="0"/>
+          <w:i w:val="0"/>
+        </w:rPr>
+        <w:t>50. Bach, P. B. et al. Racial differences in the treatment of early-stage lung cancer. N. Engl. J. Med. 341, 1198-1205 (1999).</w:t>
+      </w:r>
+    </w:p>
+    <w:p>
+      <w:pPr/>
+      <w:r>
+        <w:rPr>
+          <w:rFonts w:ascii="Arial" w:hAnsi="Arial"/>
+          <w:b w:val="0"/>
+          <w:i w:val="0"/>
+        </w:rPr>
+        <w:t>51. Dutta, R. et al. Understanding inequities in precision oncology diagnostics. Nat. Cancer 4, 787-794 (2023).</w:t>
+      </w:r>
+    </w:p>
+    <w:p>
+      <w:pPr/>
+      <w:r>
+        <w:rPr>
+          <w:rFonts w:ascii="Arial" w:hAnsi="Arial"/>
+          <w:b w:val="0"/>
+          <w:i w:val="0"/>
+        </w:rPr>
+        <w:t>52. Tsimberidou, A. M. et al. Molecular tumour boards -- current and future considerations for precision oncology. Nat. Rev. Clin. Oncol. 20, 843-863 (2023).</w:t>
+      </w:r>
+    </w:p>
+    <w:p>
+      <w:pPr/>
+      <w:r>
+        <w:rPr>
+          <w:rFonts w:ascii="Arial" w:hAnsi="Arial"/>
+          <w:b w:val="0"/>
+          <w:i w:val="0"/>
+        </w:rPr>
+        <w:t>53. Kato, S. et al. Real-world data from a molecular tumor board demonstrates improved outcomes. Nat. Commun. 11, 4965 (2020).</w:t>
+      </w:r>
+    </w:p>
+    <w:p>
+      <w:pPr/>
+      <w:r>
+        <w:rPr>
+          <w:rFonts w:ascii="Arial" w:hAnsi="Arial"/>
+          <w:b w:val="0"/>
+          <w:i w:val="0"/>
+        </w:rPr>
+        <w:t>54. Lamb, J. et al. The Connectivity Map: a new tool for biomedical research. Nat. Rev. Cancer 7, 54-60 (2007).</w:t>
+      </w:r>
+    </w:p>
+    <w:p>
+      <w:pPr/>
+      <w:r>
+        <w:rPr>
+          <w:rFonts w:ascii="Arial" w:hAnsi="Arial"/>
+          <w:b w:val="0"/>
+          <w:i w:val="0"/>
+        </w:rPr>
+        <w:t>55. Cannon, M. et al. DGIdb 5.0: rebuilding the drug-gene interaction database. Nucleic Acids Res. 52, D1227-D1235 (2024).</w:t>
+      </w:r>
+    </w:p>
+    <w:p>
+      <w:pPr/>
+      <w:r>
+        <w:rPr>
+          <w:rFonts w:ascii="Arial" w:hAnsi="Arial"/>
+          <w:b w:val="0"/>
+          <w:i w:val="0"/>
+        </w:rPr>
+        <w:t>56. Nair, N. U. et al. A landscape of response to drug combinations in NSCLC. Nat. Commun. 14, 3642 (2023).</w:t>
+      </w:r>
+    </w:p>
+    <w:p>
+      <w:pPr/>
+      <w:r>
+        <w:rPr>
+          <w:rFonts w:ascii="Arial" w:hAnsi="Arial"/>
+          <w:b w:val="0"/>
+          <w:i w:val="0"/>
+        </w:rPr>
+        <w:t>57. Long, L. et al. PARP inhibition induces synthetic lethality and adaptive immunity in LKB1-mutant lung cancer. Cancer Res. 83, 568-581 (2023).</w:t>
+      </w:r>
+    </w:p>
+    <w:p>
+      <w:pPr/>
+      <w:r>
+        <w:rPr>
+          <w:rFonts w:ascii="Arial" w:hAnsi="Arial"/>
+          <w:b w:val="0"/>
+          <w:i w:val="0"/>
+        </w:rPr>
+        <w:t>58. Lambrechts, D. et al. Phenotype molding of stromal cells in the lung tumor microenvironment. Nat. Med. 24, 1277-1289 (2018).</w:t>
+      </w:r>
+    </w:p>
+    <w:p>
+      <w:pPr/>
+      <w:r>
+        <w:rPr>
+          <w:rFonts w:ascii="Arial" w:hAnsi="Arial"/>
+          <w:b w:val="0"/>
+          <w:i w:val="0"/>
+        </w:rPr>
+        <w:t>59. Maynard, A. et al. Therapy-induced evolution of human lung cancer revealed by single-cell RNA sequencing. Cell 182, 1232-1251 (2020).</w:t>
+      </w:r>
+    </w:p>
+    <w:p>
+      <w:pPr/>
+      <w:r>
+        <w:rPr>
+          <w:rFonts w:ascii="Arial" w:hAnsi="Arial"/>
+          <w:b w:val="0"/>
+          <w:i w:val="0"/>
+        </w:rPr>
+        <w:t>60. Tagore, S. et al. Single-cell and spatial genomic landscape of NSCLC brain metastases. Nat. Med. 31, 678-690 (2025).</w:t>
+      </w:r>
+    </w:p>
+    <w:p>
+      <w:pPr/>
+      <w:r>
+        <w:rPr>
+          <w:rFonts w:ascii="Arial" w:hAnsi="Arial"/>
+          <w:b w:val="0"/>
+          <w:i w:val="0"/>
+        </w:rPr>
+        <w:t>61. Abbosh, C. et al. Tracking early lung cancer metastatic dissemination in TRACERx using ctDNA. Nature 616, 553-562 (2023).</w:t>
+      </w:r>
+    </w:p>
+    <w:p>
+      <w:pPr/>
+      <w:r>
+        <w:rPr>
+          <w:rFonts w:ascii="Arial" w:hAnsi="Arial"/>
+          <w:b w:val="0"/>
+          <w:i w:val="0"/>
+        </w:rPr>
+        <w:t>62. McElderry, S. E. et al. Microbiome analysis of 940 lung cancers in never-smokers reveals lack of clinically relevant associations. Nat. Commun. 16, 2345 (2025).</w:t>
+      </w:r>
+    </w:p>
+    <w:p>
+      <w:r>
+        <w:br w:type="page"/>
       </w:r>
     </w:p>
     <w:p>
       <w:pPr>
-        <w:spacing w:after="40" w:line="276" w:lineRule="auto"/>
-        <w:ind w:hanging="425" w:left="425"/>
+        <w:pStyle w:val="Heading1"/>
       </w:pPr>
       <w:r>
+        <w:t>Acknowledgments</w:t>
+      </w:r>
+    </w:p>
+    <w:p>
+      <w:pPr/>
+      <w:r>
         <w:rPr>
-          <w:sz w:val="18"/>
+          <w:rFonts w:ascii="Arial" w:hAnsi="Arial"/>
+          <w:b w:val="0"/>
+          <w:i w:val="0"/>
         </w:rPr>
-        <w:t>38. Alam, H. et al. KMT2D deficiency impairs super-enhancers to confer a glycolytic vulnerability in lung cancer. Cancer Cell 37, 599-617 (2020).</w:t>
+        <w:t>The authors acknowledge computational resources provided by the Digital Health Institute, Rutgers University.</w:t>
       </w:r>
     </w:p>
     <w:p>
       <w:pPr>
-        <w:spacing w:after="40" w:line="276" w:lineRule="auto"/>
-        <w:ind w:hanging="425" w:left="425"/>
+        <w:pStyle w:val="Heading1"/>
       </w:pPr>
       <w:r>
+        <w:t>Author contributions</w:t>
+      </w:r>
+    </w:p>
+    <w:p>
+      <w:pPr/>
+      <w:r>
         <w:rPr>
-          <w:sz w:val="18"/>
+          <w:rFonts w:ascii="Arial" w:hAnsi="Arial"/>
+          <w:b w:val="0"/>
+          <w:i w:val="0"/>
         </w:rPr>
-        <w:t>39. de Miguel, F. J. et al. Mammalian SWI/SNF chromatin remodeling complexes promote TKI resistance in EGFR-mutant lung cancer. Cancer Cell 41, 1543-1560 (2023).</w:t>
+        <w:t>V.R. conceived the study, conducted the systematic literature search and census of multi-omics integration studies, and wrote the manuscript. S.R. supervised the project and critically revised the manuscript. All authors approved the final version.</w:t>
       </w:r>
     </w:p>
     <w:p>
       <w:pPr>
-        <w:spacing w:after="40" w:line="276" w:lineRule="auto"/>
-        <w:ind w:hanging="425" w:left="425"/>
+        <w:pStyle w:val="Heading1"/>
       </w:pPr>
       <w:r>
-        <w:rPr>
-          <w:sz w:val="18"/>
-        </w:rPr>
-        <w:t>40. Yuan, G. et al. Elevated NSD3 histone methylation activity drives squamous cell lung cancer. Nature 590, 504-508 (2021).</w:t>
+        <w:t>Competing interests</w:t>
       </w:r>
     </w:p>
     <w:p>
-      <w:pPr>
-        <w:spacing w:after="40" w:line="276" w:lineRule="auto"/>
-        <w:ind w:hanging="425" w:left="425"/>
-      </w:pPr>
+      <w:pPr/>
       <w:r>
         <w:rPr>
-          <w:sz w:val="18"/>
+          <w:rFonts w:ascii="Arial" w:hAnsi="Arial"/>
+          <w:b w:val="0"/>
+          <w:i w:val="0"/>
         </w:rPr>
-        <w:t>41. Heeke, S. et al. Tumor- and circulating-free DNA methylation identifies clinically relevant SCLC subtypes. Cancer Cell 42, 225-242 (2024).</w:t>
-      </w:r>
-    </w:p>
-    <w:p>
-      <w:pPr>
-        <w:spacing w:after="40" w:line="276" w:lineRule="auto"/>
-        <w:ind w:hanging="425" w:left="425"/>
-      </w:pPr>
-      <w:r>
-        <w:rPr>
-          <w:sz w:val="18"/>
-        </w:rPr>
-        <w:t>42. Zuccato, C. F. et al. Prediction of brain metastasis development with DNA methylation signatures. Nat. Med. 31, 456-467 (2025).</w:t>
-      </w:r>
-    </w:p>
-    <w:p>
-      <w:pPr>
-        <w:spacing w:after="40" w:line="276" w:lineRule="auto"/>
-        <w:ind w:hanging="425" w:left="425"/>
-      </w:pPr>
-      <w:r>
-        <w:rPr>
-          <w:sz w:val="18"/>
-        </w:rPr>
-        <w:t>43. Rizvi, N. A. et al. Mutational landscape determines sensitivity to PD-1 blockade in NSCLC. Science 348, 124-128 (2015).</w:t>
-      </w:r>
-    </w:p>
-    <w:p>
-      <w:pPr>
-        <w:spacing w:after="40" w:line="276" w:lineRule="auto"/>
-        <w:ind w:hanging="425" w:left="425"/>
-      </w:pPr>
-      <w:r>
-        <w:rPr>
-          <w:sz w:val="18"/>
-        </w:rPr>
-        <w:t>44. Thorsson, V. et al. The immune landscape of cancer. Immunity 48, 812-830 (2018).</w:t>
-      </w:r>
-    </w:p>
-    <w:p>
-      <w:pPr>
-        <w:spacing w:after="40" w:line="276" w:lineRule="auto"/>
-        <w:ind w:hanging="425" w:left="425"/>
-      </w:pPr>
-      <w:r>
-        <w:rPr>
-          <w:sz w:val="18"/>
-        </w:rPr>
-        <w:t>45. Charoentong, P. et al. Pan-cancer immunogenomic analyses reveal genotype-immunophenotype relationships. Cell Rep. 18, 248-262 (2017).</w:t>
-      </w:r>
-    </w:p>
-    <w:p>
-      <w:pPr>
-        <w:spacing w:after="40" w:line="276" w:lineRule="auto"/>
-        <w:ind w:hanging="425" w:left="425"/>
-      </w:pPr>
-      <w:r>
-        <w:rPr>
-          <w:sz w:val="18"/>
-        </w:rPr>
-        <w:t>46. Bagaev, A. et al. Conserved pan-cancer microenvironment subtypes predict response to immunotherapy. Cancer Cell 39, 845-865 (2021).</w:t>
-      </w:r>
-    </w:p>
-    <w:p>
-      <w:pPr>
-        <w:spacing w:after="40" w:line="276" w:lineRule="auto"/>
-        <w:ind w:hanging="425" w:left="425"/>
-      </w:pPr>
-      <w:r>
-        <w:rPr>
-          <w:sz w:val="18"/>
-        </w:rPr>
-        <w:t>47. Stein-Thoeringer, C. K. et al. A non-antibiotic-disrupted gut microbiome is associated with clinical responses to immunotherapy. Nat. Med. 29, 906-916 (2023).</w:t>
-      </w:r>
-    </w:p>
-    <w:p>
-      <w:pPr>
-        <w:spacing w:after="40" w:line="276" w:lineRule="auto"/>
-        <w:ind w:hanging="425" w:left="425"/>
-      </w:pPr>
-      <w:r>
-        <w:rPr>
-          <w:sz w:val="18"/>
-        </w:rPr>
-        <w:t>48. Ferrari, V. et al. Sensitizing cancer cells to immune checkpoint inhibitors by microbiota-mediated upregulation of HLA class I. Cancer Cell 41, 1717-1730 (2023).</w:t>
-      </w:r>
-    </w:p>
-    <w:p>
-      <w:pPr>
-        <w:spacing w:after="40" w:line="276" w:lineRule="auto"/>
-        <w:ind w:hanging="425" w:left="425"/>
-      </w:pPr>
-      <w:r>
-        <w:rPr>
-          <w:sz w:val="18"/>
-        </w:rPr>
-        <w:t>49. Bach, P. B. et al. Racial differences in the treatment of early-stage lung cancer. N. Engl. J. Med. 341, 1198-1205 (1999).</w:t>
-      </w:r>
-    </w:p>
-    <w:p>
-      <w:pPr>
-        <w:spacing w:after="40" w:line="276" w:lineRule="auto"/>
-        <w:ind w:hanging="425" w:left="425"/>
-      </w:pPr>
-      <w:r>
-        <w:rPr>
-          <w:sz w:val="18"/>
-        </w:rPr>
-        <w:t>50. Dutta, R. et al. Understanding inequities in precision oncology diagnostics. Nat. Cancer 4, 787-794 (2023).</w:t>
-      </w:r>
-    </w:p>
-    <w:p>
-      <w:pPr>
-        <w:spacing w:after="40" w:line="276" w:lineRule="auto"/>
-        <w:ind w:hanging="425" w:left="425"/>
-      </w:pPr>
-      <w:r>
-        <w:rPr>
-          <w:sz w:val="18"/>
-        </w:rPr>
-        <w:t>51. Tsimberidou, A. M. et al. Molecular tumour boards -- current and future considerations for precision oncology. Nat. Rev. Clin. Oncol. 20, 843-863 (2023).</w:t>
-      </w:r>
-    </w:p>
-    <w:p>
-      <w:pPr>
-        <w:spacing w:after="40" w:line="276" w:lineRule="auto"/>
-        <w:ind w:hanging="425" w:left="425"/>
-      </w:pPr>
-      <w:r>
-        <w:rPr>
-          <w:sz w:val="18"/>
-        </w:rPr>
-        <w:t>52. Kato, S. et al. Real-world data from a molecular tumor board demonstrates improved outcomes. Nat. Commun. 11, 4965 (2020).</w:t>
-      </w:r>
-    </w:p>
-    <w:p>
-      <w:pPr>
-        <w:spacing w:after="40" w:line="276" w:lineRule="auto"/>
-        <w:ind w:hanging="425" w:left="425"/>
-      </w:pPr>
-      <w:r>
-        <w:rPr>
-          <w:sz w:val="18"/>
-        </w:rPr>
-        <w:t>53. Lamb, J. et al. The Connectivity Map: a new tool for biomedical research. Nat. Rev. Cancer 7, 54-60 (2007).</w:t>
-      </w:r>
-    </w:p>
-    <w:p>
-      <w:pPr>
-        <w:spacing w:after="40" w:line="276" w:lineRule="auto"/>
-        <w:ind w:hanging="425" w:left="425"/>
-      </w:pPr>
-      <w:r>
-        <w:rPr>
-          <w:sz w:val="18"/>
-        </w:rPr>
-        <w:t>54. Cannon, M. et al. DGIdb 5.0: rebuilding the drug-gene interaction database. Nucleic Acids Res. 52, D1227-D1235 (2024).</w:t>
-      </w:r>
-    </w:p>
-    <w:p>
-      <w:pPr>
-        <w:spacing w:after="40" w:line="276" w:lineRule="auto"/>
-        <w:ind w:hanging="425" w:left="425"/>
-      </w:pPr>
-      <w:r>
-        <w:rPr>
-          <w:sz w:val="18"/>
-        </w:rPr>
-        <w:t>55. Nair, N. U. et al. A landscape of response to drug combinations in NSCLC. Nat. Commun. 14, 3642 (2023).</w:t>
-      </w:r>
-    </w:p>
-    <w:p>
-      <w:pPr>
-        <w:spacing w:after="40" w:line="276" w:lineRule="auto"/>
-        <w:ind w:hanging="425" w:left="425"/>
-      </w:pPr>
-      <w:r>
-        <w:rPr>
-          <w:sz w:val="18"/>
-        </w:rPr>
-        <w:t>56. Long, L. et al. PARP inhibition induces synthetic lethality and adaptive immunity in LKB1-mutant lung cancer. Cancer Res. 83, 568-581 (2023).</w:t>
-      </w:r>
-    </w:p>
-    <w:p>
-      <w:pPr>
-        <w:spacing w:after="40" w:line="276" w:lineRule="auto"/>
-        <w:ind w:hanging="425" w:left="425"/>
-      </w:pPr>
-      <w:r>
-        <w:rPr>
-          <w:sz w:val="18"/>
-        </w:rPr>
-        <w:t>57. Lambrechts, D. et al. Phenotype molding of stromal cells in the lung tumor microenvironment. Nat. Med. 24, 1277-1289 (2018).</w:t>
-      </w:r>
-    </w:p>
-    <w:p>
-      <w:pPr>
-        <w:spacing w:after="40" w:line="276" w:lineRule="auto"/>
-        <w:ind w:hanging="425" w:left="425"/>
-      </w:pPr>
-      <w:r>
-        <w:rPr>
-          <w:sz w:val="18"/>
-        </w:rPr>
-        <w:t>58. Maynard, A. et al. Therapy-induced evolution of human lung cancer revealed by single-cell RNA sequencing. Cell 182, 1232-1251 (2020).</w:t>
-      </w:r>
-    </w:p>
-    <w:p>
-      <w:pPr>
-        <w:spacing w:after="40" w:line="276" w:lineRule="auto"/>
-        <w:ind w:hanging="425" w:left="425"/>
-      </w:pPr>
-      <w:r>
-        <w:rPr>
-          <w:sz w:val="18"/>
-        </w:rPr>
-        <w:t>59. Tagore, S. et al. Single-cell and spatial genomic landscape of NSCLC brain metastases. Nat. Med. 31, 678-690 (2025).</w:t>
-      </w:r>
-    </w:p>
-    <w:p>
-      <w:pPr>
-        <w:spacing w:after="40" w:line="276" w:lineRule="auto"/>
-        <w:ind w:hanging="425" w:left="425"/>
-      </w:pPr>
-      <w:r>
-        <w:rPr>
-          <w:sz w:val="18"/>
-        </w:rPr>
-        <w:t>60. Li, Z. et al. AI-enabled virtual spatial proteomics from histopathology. Nat. Med. 32, 234-246 (2026).</w:t>
+        <w:t>The authors declare no competing interests.</w:t>
       </w:r>
     </w:p>
     <w:sectPr>
@@ -1582,10 +5471,11 @@
     <w:qFormat/>
     <w:rsid w:val="00FC693F"/>
     <w:pPr>
-      <w:spacing w:line="480" w:lineRule="auto" w:after="0"/>
+      <w:spacing w:line="480" w:lineRule="auto" w:after="0" w:before="0"/>
     </w:pPr>
     <w:rPr>
       <w:rFonts w:ascii="Arial" w:hAnsi="Arial"/>
+      <w:color w:val="000000"/>
       <w:sz w:val="22"/>
     </w:rPr>
   </w:style>
@@ -1644,13 +5534,14 @@
     <w:pPr>
       <w:keepNext/>
       <w:keepLines/>
-      <w:spacing w:before="480" w:after="240"/>
+      <w:spacing w:before="240" w:after="120" w:line="480" w:lineRule="auto"/>
       <w:outlineLvl w:val="0"/>
     </w:pPr>
     <w:rPr>
       <w:rFonts w:asciiTheme="majorHAnsi" w:eastAsiaTheme="majorEastAsia" w:hAnsiTheme="majorHAnsi" w:cstheme="majorBidi" w:ascii="Arial" w:hAnsi="Arial"/>
       <w:b/>
       <w:bCs/>
+      <w:i w:val="0"/>
       <w:color w:val="000000"/>
       <w:sz w:val="28"/>
       <w:szCs w:val="28"/>
@@ -1668,7 +5559,7 @@
     <w:pPr>
       <w:keepNext/>
       <w:keepLines/>
-      <w:spacing w:before="360" w:after="160"/>
+      <w:spacing w:before="240" w:after="120" w:line="480" w:lineRule="auto"/>
       <w:outlineLvl w:val="1"/>
     </w:pPr>
     <w:rPr>

--- a/Ravichandran_MultiOmics_LungCancer_npjPO_2026.docx
+++ b/Ravichandran_MultiOmics_LungCancer_npjPO_2026.docx
@@ -78,7 +78,7 @@
           <w:b w:val="0"/>
           <w:i w:val="0"/>
         </w:rPr>
-        <w:t>Lung cancer remains the leading cause of cancer death worldwide. While multi-omics integration and artificial intelligence promise to transform molecular classification and treatment selection, critical gaps persist. We systematically reviewed 66,879 papers across 12 thematic domains and conducted a focused census of 25 multi-omics integration studies in lung cancer. We identify a fundamental methodological divide: 72% of studies use the MOVICS framework, 88% depend on TCGA data, and the majority employ survival-based feature selection that collapses biological heterogeneity into binary risk categories. Sex-stratified and never-smoker-focused multi-omics analyses are virtually absent. No study integrates clinical features as competing inputs alongside molecular data. Zero studies are prospective, and zero have produced companion diagnostics. We propose a hierarchical framework that preserves biological taxonomy while enabling clinical risk stratification, and outline priorities for closing these translational gaps.</w:t>
+        <w:t>Lung cancer remains the leading cause of cancer death worldwide. Multi-omics integration and artificial intelligence have advanced molecular classification, yet critical gaps prevent clinical translation. Current subtype classifications fail to capture the heterogeneity of non-small cell lung cancer, particularly in never-smokers and women, who exhibit distinct mutational landscapes and remain underrepresented in genomic studies. While proteogenomic profiling has revealed druggable targets invisible to genomics alone, and deep learning models can predict molecular alterations from histopathology, these advances have not reached clinical practice. Key barriers include reliance on single-cohort retrospective data, absence of sex-stratified and never-smoker-focused analyses, limited integration of clinical with molecular features, and methodological choices that sacrifice biological resolution for prognostic convenience. Here, we review the current landscape of multi-omics and AI/ML in lung cancer across molecular heterogeneity, integration methods, population stratification, immune biomarkers, translational gaps, and emerging technologies, and propose priorities for achieving clinically actionable precision oncology.</w:t>
       </w:r>
     </w:p>
     <w:p>
@@ -111,7 +111,7 @@
         <w:t>Multi-omics integration methods—including iCluster [8], Similarity Network Fusion (SNF) [9], and consensus frameworks such as MOVICS [18]—promise to capture cross-layer regulatory relationships that no single platform can resolve. Concurrently, artificial intelligence and machine learning approaches have demonstrated remarkable capacity: deep learning models now classify histological subtypes and predict driver mutations directly from hematoxylin and eosin (H&amp;E)-stained slides [10], multimodal architectures fuse histopathology with genomic data to improve prognostic prediction [11], and foundation models pre-trained on millions of pathology images are emerging as general-purpose encoders for diverse downstream tasks [12,13].</w:t>
         <w:br/>
         <w:br/>
-        <w:t>Yet translation has stalled. Reproducibility failures, population bias, and the absence of prospective validation have prevented multi-omics and AI discoveries from reaching clinical practice. In this review, we systematically analyzed 66,879 papers across 12 thematic domains and conducted a focused census of 25 multi-omics integration studies in lung cancer. We identify a critical methodological divide in feature selection philosophy, document pervasive gaps in population representation, and propose a hierarchical framework for integration that preserves biological taxonomy while enabling clinical stratification (Table 1; Fig. 1).</w:t>
+        <w:t>Yet translation has stalled. Reproducibility failures, population bias, and the absence of prospective validation have prevented multi-omics and AI discoveries from reaching clinical practice. In this review, we examine the current state of multi-omics integration and AI/ML across the full spectrum of lung cancer research—from molecular heterogeneity and integration methods to underrepresented populations, immune biomarkers, translational bottlenecks, and emerging technologies. We identify critical gaps in study design and population representation, and outline priorities for achieving clinically actionable precision oncology (Table 1; Fig. 1).</w:t>
       </w:r>
     </w:p>
     <w:p>
@@ -424,19 +424,19 @@
           <w:b w:val="0"/>
           <w:i w:val="0"/>
         </w:rPr>
-        <w:t>The central finding of this review is that multi-omics integration in lung cancer is constrained not by a lack of data or methods, but by a feature selection philosophy that prioritizes prognosis over biology. We propose a hierarchical framework that addresses this limitation through a three-stage pipeline (Fig. 3).</w:t>
+        <w:t>This review identifies several interconnected challenges that must be addressed to realize the promise of multi-omics precision oncology in lung cancer. These span study design, methodology, population representation, and clinical translation.</w:t>
         <w:br/>
         <w:br/>
-        <w:t>Stage 1 applies unsupervised biological clustering using variance-based features (MAD or SD) to discover natural molecular subtypes without imposing a survival prior. This approach preserves biological heterogeneity and allows the identification of subtypes defined by distinct mechanisms rather than by shared outcomes. Stage 2 performs within-subtype clinical risk stratification using multivariate methods—elastic net regularization, WGCNA, or stability selection—that integrate both molecular and clinical features as competing predictors. This design tests whether molecular data adds predictive value beyond established clinical variables, a question that no current multi-omics study addresses. Stage 3 maps each subtype-risk combination to specific therapeutic strategies, including targeted therapy, immunotherapy, and drug repurposing candidates identified through CMap or synthetic lethality screens.</w:t>
+        <w:t>First, the field must diversify beyond TCGA. While TCGA has been invaluable, its dominance (88% of integration studies) introduces population bias, limits the study of treatment-resistant and longitudinal disease, and precludes validation in independent cohorts. The two institutional cohort studies in our census demonstrate that prospectively collected, outcome-annotated multi-omics data can reveal clinically relevant subtypes that TCGA re-analysis cannot capture. More such cohorts—particularly in East Asian, African, and Latin American populations—are urgently needed.</w:t>
         <w:br/>
         <w:br/>
-        <w:t>Several methodological improvements are immediately actionable. Feature selection should shift from univariate Cox filtering to multivariate approaches: elastic net simultaneously selects and regularizes features across omics layers, WGCNA identifies co-expressed gene modules that correspond to biological pathways rather than individual genes, and stability selection provides frequency-based confidence in selected features. MethylMix can distinguish driver methylation events from passenger noise, a critical capability given that most CpG sites are biologically inert. DIABLO, which has demonstrated strong performance in breast cancer multi-omics biomarker discovery, should be systematically evaluated in lung cancer.</w:t>
+        <w:t>Second, population representation requires structural change. Sex-stratified analysis should be a default reporting requirement, not an afterthought. Dedicated never-smoker cohorts with paired multi-omics profiling are needed to characterize the biology of a disease that affects 10–25% of patients globally. The exposome-to-subtype intersection—connecting PM2.5, radon, and other exposures to specific molecular subtypes—remains unmapped.</w:t>
         <w:br/>
         <w:br/>
-        <w:t>Population representation requires structural change. Multi-ethnic cohorts that include adequate representation of East Asian, African, and Latin American populations must become standard rather than exceptional. Sex-stratified analysis should be a default reporting requirement, not an afterthought. Dedicated never-smoker cohorts with paired multi-omics profiling are needed to characterize the biology of a disease that affects a growing population worldwide.</w:t>
+        <w:t>Third, methodological choices in multi-omics integration deserve greater scrutiny. The dominant approach of survival-based feature selection, while clinically intuitive, collapses biological heterogeneity into binary risk categories. A hierarchical framework—biological clustering first to discover natural subtypes, then within-subtype risk stratification integrating both molecular and clinical features—would preserve the mechanistic resolution needed for precision therapy (Fig. 3). Multivariate feature selection methods, including elastic net, WGCNA, and stability selection, should replace univariate approaches. Clinical variables should be incorporated as competing predictors rather than excluded from integration models.</w:t>
         <w:br/>
         <w:br/>
-        <w:t>Most critically, the field must move beyond retrospective TCGA re-analysis. Zero multi-omics integration studies in lung cancer are prospective. Zero have produced companion diagnostics approved for clinical use. The path forward requires prospective multi-omics trials that embed integration analysis within clinical decision-making, cost-effectiveness evidence that justifies multi-platform testing, and regulatory engagement to define companion diagnostic pathways for multi-omics classifiers (Fig. 3).</w:t>
+        <w:t>Finally, prospective validation is the critical bottleneck. No multi-omics integration study in lung cancer is prospective. None has produced a companion diagnostic. The path forward requires trials that embed multi-omics integration within clinical decision-making, cost-effectiveness evidence to justify multi-platform testing, and regulatory engagement to define approval pathways for multi-omics classifiers (Fig. 4).</w:t>
       </w:r>
     </w:p>
     <w:p>
@@ -455,10 +455,10 @@
           <w:b w:val="0"/>
           <w:i w:val="0"/>
         </w:rPr>
-        <w:t>Multi-omics integration and artificial intelligence have revealed layers of biological complexity in lung cancer that are invisible to any single molecular platform. Yet our census of 25 integration studies exposes systematic limitations: 72% rely on the MOVICS framework, 88% depend on TCGA data, and the dominant feature selection strategy—survival-based Cox filtering—collapses biological heterogeneity into binary risk categories that cannot guide precision therapy. Sex-stratified and never-smoker-focused analyses are virtually absent. Clinical features are excluded from integration models. The 76 retractions concentrated in epigenetic prognostic signatures signal a broader validation crisis.</w:t>
+        <w:t>Multi-omics integration and AI/ML have revealed layers of biological complexity in lung cancer that are invisible to any single molecular platform. Proteogenomic studies have identified druggable targets that genomics alone would miss. Deep learning models decode molecular information from tissue morphology. Single-cell and spatial technologies map tumor ecosystems at unprecedented resolution. Yet the translation of these discoveries into clinical benefit has been constrained by reliance on retrospective, single-cohort data; the systematic exclusion of never-smokers, women, and non-European populations; and the absence of prospective validation.</w:t>
         <w:br/>
         <w:br/>
-        <w:t>Closing these gaps requires a shift in both methodology and study design. Hierarchical integration that separates biological discovery from clinical risk stratification, multivariate feature selection that tests molecular against clinical predictors, population-specific cohorts that include never-smokers and diverse ancestries, and prospective validation trials that connect multi-omics subtypes to therapeutic decisions—these are the priorities that will determine whether the promise of multi-omics precision oncology is realized in lung cancer.</w:t>
+        <w:t>Closing these gaps requires coordinated action across multiple fronts: diversifying cohorts beyond TCGA, embedding sex-stratified and ancestry-inclusive analysis as standard practice, integrating clinical alongside molecular features in computational models, and advancing from retrospective subtype discovery to prospective trials that connect multi-omics classifications with therapeutic decisions. The tools exist. The data are accumulating. What remains is the will to apply them equitably and validate them rigorously—for all lung cancer patients, including those who have been most consistently overlooked.</w:t>
       </w:r>
     </w:p>
     <w:p>
@@ -5075,7 +5075,7 @@
           <w:b w:val="0"/>
           <w:i w:val="0"/>
         </w:rPr>
-        <w:t>V.R. conceived the study, conducted the systematic literature search and census of multi-omics integration studies, and wrote the manuscript. S.R. supervised the project and critically revised the manuscript. All authors approved the final version.</w:t>
+        <w:t>V.R. conceived the study, performed the literature review and analysis of multi-omics integration studies, and wrote the manuscript. S.R. supervised the project and critically revised the manuscript. All authors approved the final version.</w:t>
       </w:r>
     </w:p>
     <w:p>
